--- a/ספר פרויקט - barca.docx
+++ b/ספר פרויקט - barca.docx
@@ -1,6 +1,6 @@
 
 <file path=word/document.xml><?xml version="1.0" encoding="utf-8"?>
-<w:document xmlns:wpc="http://schemas.microsoft.com/office/word/2010/wordprocessingCanvas" xmlns:cx="http://schemas.microsoft.com/office/drawing/2014/chartex" xmlns:cx1="http://schemas.microsoft.com/office/drawing/2015/9/8/chartex" xmlns:cx2="http://schemas.microsoft.com/office/drawing/2015/10/21/chartex" xmlns:cx3="http://schemas.microsoft.com/office/drawing/2016/5/9/chartex" xmlns:cx4="http://schemas.microsoft.com/office/drawing/2016/5/10/chartex" xmlns:cx5="http://schemas.microsoft.com/office/drawing/2016/5/11/chartex" xmlns:cx6="http://schemas.microsoft.com/office/drawing/2016/5/12/chartex" xmlns:cx7="http://schemas.microsoft.com/office/drawing/2016/5/13/chartex" xmlns:cx8="http://schemas.microsoft.com/office/drawing/2016/5/14/chartex" xmlns:mc="http://schemas.openxmlformats.org/markup-compatibility/2006" xmlns:aink="http://schemas.microsoft.com/office/drawing/2016/ink" xmlns:am3d="http://schemas.microsoft.com/office/drawing/2017/model3d" xmlns:o="urn:schemas-microsoft-com:office:office" xmlns:oel="http://schemas.microsoft.com/office/2019/extlst" xmlns:r="http://schemas.openxmlformats.org/officeDocument/2006/relationships" xmlns:m="http://schemas.openxmlformats.org/officeDocument/2006/math" xmlns:v="urn:schemas-microsoft-com:vml" xmlns:wp14="http://schemas.microsoft.com/office/word/2010/wordprocessingDrawing" xmlns:wp="http://schemas.openxmlformats.org/drawingml/2006/wordprocessingDrawing" xmlns:w10="urn:schemas-microsoft-com:office:word" xmlns:w="http://schemas.openxmlformats.org/wordprocessingml/2006/main" xmlns:w14="http://schemas.microsoft.com/office/word/2010/wordml" xmlns:w15="http://schemas.microsoft.com/office/word/2012/wordml" xmlns:w16cex="http://schemas.microsoft.com/office/word/2018/wordml/cex" xmlns:w16cid="http://schemas.microsoft.com/office/word/2016/wordml/cid" xmlns:w16="http://schemas.microsoft.com/office/word/2018/wordml" xmlns:w16sdtdh="http://schemas.microsoft.com/office/word/2020/wordml/sdtdatahash" xmlns:w16se="http://schemas.microsoft.com/office/word/2015/wordml/symex" xmlns:wpg="http://schemas.microsoft.com/office/word/2010/wordprocessingGroup" xmlns:wpi="http://schemas.microsoft.com/office/word/2010/wordprocessingInk" xmlns:wne="http://schemas.microsoft.com/office/word/2006/wordml" xmlns:wps="http://schemas.microsoft.com/office/word/2010/wordprocessingShape" mc:Ignorable="w14 w15 w16se w16cid w16 w16cex w16sdtdh wp14">
+<w:document xmlns:wpc="http://schemas.microsoft.com/office/word/2010/wordprocessingCanvas" xmlns:cx="http://schemas.microsoft.com/office/drawing/2014/chartex" xmlns:cx1="http://schemas.microsoft.com/office/drawing/2015/9/8/chartex" xmlns:cx2="http://schemas.microsoft.com/office/drawing/2015/10/21/chartex" xmlns:cx3="http://schemas.microsoft.com/office/drawing/2016/5/9/chartex" xmlns:cx4="http://schemas.microsoft.com/office/drawing/2016/5/10/chartex" xmlns:cx5="http://schemas.microsoft.com/office/drawing/2016/5/11/chartex" xmlns:cx6="http://schemas.microsoft.com/office/drawing/2016/5/12/chartex" xmlns:cx7="http://schemas.microsoft.com/office/drawing/2016/5/13/chartex" xmlns:cx8="http://schemas.microsoft.com/office/drawing/2016/5/14/chartex" xmlns:mc="http://schemas.openxmlformats.org/markup-compatibility/2006" xmlns:aink="http://schemas.microsoft.com/office/drawing/2016/ink" xmlns:am3d="http://schemas.microsoft.com/office/drawing/2017/model3d" xmlns:o="urn:schemas-microsoft-com:office:office" xmlns:oel="http://schemas.microsoft.com/office/2019/extlst" xmlns:r="http://schemas.openxmlformats.org/officeDocument/2006/relationships" xmlns:m="http://schemas.openxmlformats.org/officeDocument/2006/math" xmlns:v="urn:schemas-microsoft-com:vml" xmlns:wp14="http://schemas.microsoft.com/office/word/2010/wordprocessingDrawing" xmlns:wp="http://schemas.openxmlformats.org/drawingml/2006/wordprocessingDrawing" xmlns:w10="urn:schemas-microsoft-com:office:word" xmlns:w="http://schemas.openxmlformats.org/wordprocessingml/2006/main" xmlns:w14="http://schemas.microsoft.com/office/word/2010/wordml" xmlns:w15="http://schemas.microsoft.com/office/word/2012/wordml" xmlns:w16cex="http://schemas.microsoft.com/office/word/2018/wordml/cex" xmlns:w16cid="http://schemas.microsoft.com/office/word/2016/wordml/cid" xmlns:w16="http://schemas.microsoft.com/office/word/2018/wordml" xmlns:w16du="http://schemas.microsoft.com/office/word/2023/wordml/word16du" xmlns:w16sdtdh="http://schemas.microsoft.com/office/word/2020/wordml/sdtdatahash" xmlns:w16sdtfl="http://schemas.microsoft.com/office/word/2024/wordml/sdtformatlock" xmlns:w16se="http://schemas.microsoft.com/office/word/2015/wordml/symex" xmlns:wpg="http://schemas.microsoft.com/office/word/2010/wordprocessingGroup" xmlns:wpi="http://schemas.microsoft.com/office/word/2010/wordprocessingInk" xmlns:wne="http://schemas.microsoft.com/office/word/2006/wordml" xmlns:wps="http://schemas.microsoft.com/office/word/2010/wordprocessingShape" mc:Ignorable="w14 w15 w16se w16cid w16 w16cex w16sdtdh w16sdtfl w16du wp14">
   <w:body>
     <w:sdt>
       <w:sdtPr>
@@ -298,7 +298,29 @@
               <w:rtl/>
               <w:lang w:eastAsia="ja-JP"/>
             </w:rPr>
-            <w:t>: יהונתן טל</w:t>
+            <w:t>ים</w:t>
+          </w:r>
+          <w:r>
+            <w:rPr>
+              <w:rFonts w:ascii="David" w:eastAsia="Times New Roman" w:hAnsi="David" w:cs="David" w:hint="cs"/>
+              <w:color w:val="000000"/>
+              <w:sz w:val="36"/>
+              <w:szCs w:val="36"/>
+              <w:rtl/>
+              <w:lang w:eastAsia="ja-JP"/>
+            </w:rPr>
+            <w:t>: יה</w:t>
+          </w:r>
+          <w:r>
+            <w:rPr>
+              <w:rFonts w:ascii="David" w:eastAsia="Times New Roman" w:hAnsi="David" w:cs="David" w:hint="cs"/>
+              <w:color w:val="000000"/>
+              <w:sz w:val="36"/>
+              <w:szCs w:val="36"/>
+              <w:rtl/>
+              <w:lang w:eastAsia="ja-JP"/>
+            </w:rPr>
+            <w:t>ל כהן צמח ואסף חי</w:t>
           </w:r>
         </w:p>
         <w:p>
@@ -349,11 +371,6 @@
           <w:proofErr w:type="spellEnd"/>
         </w:p>
         <w:p>
-          <w:pPr>
-            <w:rPr>
-              <w:rtl/>
-            </w:rPr>
-          </w:pPr>
           <w:r>
             <w:rPr>
               <w:rFonts w:ascii="David" w:eastAsia="Times New Roman" w:hAnsi="David" w:cs="David"/>
@@ -374,7 +391,17 @@
               <w:rtl/>
               <w:lang w:eastAsia="ja-JP"/>
             </w:rPr>
-            <w:t>: 17/01/2024</w:t>
+            <w:t xml:space="preserve">: </w:t>
+          </w:r>
+          <w:r>
+            <w:rPr>
+              <w:rFonts w:ascii="David" w:eastAsia="Times New Roman" w:hAnsi="David" w:cs="David"/>
+              <w:color w:val="000000"/>
+              <w:sz w:val="36"/>
+              <w:szCs w:val="36"/>
+              <w:lang w:eastAsia="ja-JP"/>
+            </w:rPr>
+            <w:t>???</w:t>
           </w:r>
         </w:p>
         <w:p>
@@ -469,7 +496,23 @@
               <w:color w:val="000000"/>
               <w:rtl/>
             </w:rPr>
-            <w:t xml:space="preserve"> תאריך:__________</w:t>
+            <w:t xml:space="preserve"> תאריך:_____</w:t>
+          </w:r>
+          <w:r>
+            <w:rPr>
+              <w:rFonts w:ascii="David" w:eastAsia="Yu Mincho" w:hAnsi="David" w:cs="David" w:hint="cs"/>
+              <w:color w:val="000000"/>
+              <w:rtl/>
+            </w:rPr>
+            <w:t>???</w:t>
+          </w:r>
+          <w:r>
+            <w:rPr>
+              <w:rFonts w:ascii="David" w:eastAsia="Yu Mincho" w:hAnsi="David" w:cs="David"/>
+              <w:color w:val="000000"/>
+              <w:rtl/>
+            </w:rPr>
+            <w:t>_____</w:t>
           </w:r>
         </w:p>
         <w:p>
@@ -877,23 +920,37 @@
                   </w:rPr>
                   <w:t xml:space="preserve"> תוכניתן (</w:t>
                 </w:r>
-                <w:proofErr w:type="spellStart"/>
                 <w:r>
                   <w:rPr>
                     <w:rFonts w:ascii="David" w:eastAsia="Yu Mincho" w:hAnsi="David" w:cs="David" w:hint="cs"/>
                     <w:color w:val="000000"/>
                     <w:rtl/>
                   </w:rPr>
-                  <w:t>נוב</w:t>
+                  <w:t>אפריל</w:t>
                 </w:r>
-                <w:proofErr w:type="spellEnd"/>
                 <w:r>
                   <w:rPr>
                     <w:rFonts w:ascii="David" w:eastAsia="Yu Mincho" w:hAnsi="David" w:cs="David" w:hint="cs"/>
                     <w:color w:val="000000"/>
                     <w:rtl/>
                   </w:rPr>
-                  <w:t xml:space="preserve"> 20)</w:t>
+                  <w:t xml:space="preserve"> </w:t>
+                </w:r>
+                <w:r>
+                  <w:rPr>
+                    <w:rFonts w:ascii="David" w:eastAsia="Yu Mincho" w:hAnsi="David" w:cs="David" w:hint="cs"/>
+                    <w:color w:val="000000"/>
+                    <w:rtl/>
+                  </w:rPr>
+                  <w:t>23</w:t>
+                </w:r>
+                <w:r>
+                  <w:rPr>
+                    <w:rFonts w:ascii="David" w:eastAsia="Yu Mincho" w:hAnsi="David" w:cs="David" w:hint="cs"/>
+                    <w:color w:val="000000"/>
+                    <w:rtl/>
+                  </w:rPr>
+                  <w:t>)</w:t>
                 </w:r>
               </w:p>
             </w:tc>
@@ -929,7 +986,7 @@
                     <w:color w:val="000000"/>
                     <w:rtl/>
                   </w:rPr>
-                  <w:t>0586304442</w:t>
+                  <w:t>0525556875</w:t>
                 </w:r>
               </w:p>
             </w:tc>
@@ -952,13 +1009,23 @@
                     <w:color w:val="000000"/>
                   </w:rPr>
                 </w:pPr>
+                <w:proofErr w:type="spellStart"/>
                 <w:r>
                   <w:rPr>
                     <w:rFonts w:ascii="David" w:eastAsia="Yu Mincho" w:hAnsi="David" w:cs="David" w:hint="cs"/>
                     <w:color w:val="000000"/>
                     <w:rtl/>
                   </w:rPr>
-                  <w:t>הרברט סימון 10 ראשון לציון</w:t>
+                  <w:t>חמניה</w:t>
+                </w:r>
+                <w:proofErr w:type="spellEnd"/>
+                <w:r>
+                  <w:rPr>
+                    <w:rFonts w:ascii="David" w:eastAsia="Yu Mincho" w:hAnsi="David" w:cs="David" w:hint="cs"/>
+                    <w:color w:val="000000"/>
+                    <w:rtl/>
+                  </w:rPr>
+                  <w:t xml:space="preserve"> 2 גן יבנה</w:t>
                 </w:r>
               </w:p>
             </w:tc>
@@ -994,7 +1061,7 @@
                     <w:color w:val="000000"/>
                     <w:rtl/>
                   </w:rPr>
-                  <w:t>324825470</w:t>
+                  <w:t>213243546</w:t>
                 </w:r>
               </w:p>
             </w:tc>
@@ -1024,7 +1091,15 @@
                     <w:color w:val="000000"/>
                     <w:rtl/>
                   </w:rPr>
-                  <w:t>יהונתן טל</w:t>
+                  <w:t>יה</w:t>
+                </w:r>
+                <w:r>
+                  <w:rPr>
+                    <w:rFonts w:ascii="David" w:eastAsia="Yu Mincho" w:hAnsi="David" w:cs="David" w:hint="cs"/>
+                    <w:color w:val="000000"/>
+                    <w:rtl/>
+                  </w:rPr>
+                  <w:t>ל כהן צמח</w:t>
                 </w:r>
               </w:p>
               <w:p>
@@ -1042,6 +1117,218 @@
                     <w:color w:val="000000"/>
                   </w:rPr>
                   <w:t xml:space="preserve"> </w:t>
+                </w:r>
+              </w:p>
+            </w:tc>
+          </w:tr>
+          <w:tr>
+            <w:trPr>
+              <w:trHeight w:val="531"/>
+            </w:trPr>
+            <w:tc>
+              <w:tcPr>
+                <w:tcW w:w="1800" w:type="dxa"/>
+                <w:tcBorders>
+                  <w:top w:val="single" w:sz="4" w:space="0" w:color="000000"/>
+                  <w:left w:val="single" w:sz="4" w:space="0" w:color="000000"/>
+                  <w:bottom w:val="single" w:sz="4" w:space="0" w:color="000000"/>
+                  <w:right w:val="single" w:sz="4" w:space="0" w:color="000000"/>
+                </w:tcBorders>
+              </w:tcPr>
+              <w:p>
+                <w:pPr>
+                  <w:spacing w:after="5" w:line="360" w:lineRule="auto"/>
+                  <w:ind w:right="199"/>
+                  <w:rPr>
+                    <w:rFonts w:ascii="David" w:eastAsia="Yu Mincho" w:hAnsi="David" w:cs="David"/>
+                    <w:color w:val="000000"/>
+                  </w:rPr>
+                </w:pPr>
+                <w:proofErr w:type="spellStart"/>
+                <w:r>
+                  <w:rPr>
+                    <w:rFonts w:ascii="David" w:eastAsia="Yu Mincho" w:hAnsi="David" w:cs="David" w:hint="cs"/>
+                    <w:color w:val="000000"/>
+                    <w:rtl/>
+                  </w:rPr>
+                  <w:t>קד"צ</w:t>
+                </w:r>
+                <w:proofErr w:type="spellEnd"/>
+                <w:r>
+                  <w:rPr>
+                    <w:rFonts w:ascii="David" w:eastAsia="Yu Mincho" w:hAnsi="David" w:cs="David" w:hint="cs"/>
+                    <w:color w:val="000000"/>
+                    <w:rtl/>
+                  </w:rPr>
+                  <w:t xml:space="preserve"> תוכניתן (</w:t>
+                </w:r>
+                <w:r>
+                  <w:rPr>
+                    <w:rFonts w:ascii="David" w:eastAsia="Yu Mincho" w:hAnsi="David" w:cs="David" w:hint="cs"/>
+                    <w:color w:val="000000"/>
+                    <w:rtl/>
+                  </w:rPr>
+                  <w:t>אפריל</w:t>
+                </w:r>
+                <w:r>
+                  <w:rPr>
+                    <w:rFonts w:ascii="David" w:eastAsia="Yu Mincho" w:hAnsi="David" w:cs="David" w:hint="cs"/>
+                    <w:color w:val="000000"/>
+                    <w:rtl/>
+                  </w:rPr>
+                  <w:t xml:space="preserve"> </w:t>
+                </w:r>
+                <w:r>
+                  <w:rPr>
+                    <w:rFonts w:ascii="David" w:eastAsia="Yu Mincho" w:hAnsi="David" w:cs="David" w:hint="cs"/>
+                    <w:color w:val="000000"/>
+                    <w:rtl/>
+                  </w:rPr>
+                  <w:t>23</w:t>
+                </w:r>
+                <w:r>
+                  <w:rPr>
+                    <w:rFonts w:ascii="David" w:eastAsia="Yu Mincho" w:hAnsi="David" w:cs="David" w:hint="cs"/>
+                    <w:color w:val="000000"/>
+                    <w:rtl/>
+                  </w:rPr>
+                  <w:t>)</w:t>
+                </w:r>
+              </w:p>
+            </w:tc>
+            <w:tc>
+              <w:tcPr>
+                <w:tcW w:w="1767" w:type="dxa"/>
+                <w:tcBorders>
+                  <w:top w:val="single" w:sz="4" w:space="0" w:color="000000"/>
+                  <w:left w:val="single" w:sz="4" w:space="0" w:color="000000"/>
+                  <w:bottom w:val="single" w:sz="4" w:space="0" w:color="000000"/>
+                  <w:right w:val="single" w:sz="4" w:space="0" w:color="000000"/>
+                </w:tcBorders>
+              </w:tcPr>
+              <w:p>
+                <w:pPr>
+                  <w:spacing w:after="5" w:line="360" w:lineRule="auto"/>
+                  <w:ind w:left="478"/>
+                  <w:rPr>
+                    <w:rFonts w:ascii="David" w:eastAsia="Yu Mincho" w:hAnsi="David" w:cs="David"/>
+                    <w:color w:val="000000"/>
+                  </w:rPr>
+                </w:pPr>
+                <w:r>
+                  <w:rPr>
+                    <w:rFonts w:ascii="David" w:eastAsia="Yu Mincho" w:hAnsi="David" w:cs="David" w:hint="cs"/>
+                    <w:color w:val="000000"/>
+                    <w:rtl/>
+                  </w:rPr>
+                  <w:t>0526273217</w:t>
+                </w:r>
+              </w:p>
+            </w:tc>
+            <w:tc>
+              <w:tcPr>
+                <w:tcW w:w="2430" w:type="dxa"/>
+                <w:tcBorders>
+                  <w:top w:val="single" w:sz="4" w:space="0" w:color="000000"/>
+                  <w:left w:val="single" w:sz="4" w:space="0" w:color="000000"/>
+                  <w:bottom w:val="single" w:sz="4" w:space="0" w:color="000000"/>
+                  <w:right w:val="single" w:sz="4" w:space="0" w:color="000000"/>
+                </w:tcBorders>
+              </w:tcPr>
+              <w:p>
+                <w:pPr>
+                  <w:spacing w:after="5" w:line="360" w:lineRule="auto"/>
+                  <w:ind w:left="566"/>
+                  <w:rPr>
+                    <w:rFonts w:ascii="David" w:eastAsia="Yu Mincho" w:hAnsi="David" w:cs="David"/>
+                    <w:color w:val="000000"/>
+                    <w:rtl/>
+                  </w:rPr>
+                </w:pPr>
+                <w:r>
+                  <w:rPr>
+                    <w:rFonts w:ascii="David" w:eastAsia="Yu Mincho" w:hAnsi="David" w:cs="David" w:hint="cs"/>
+                    <w:color w:val="000000"/>
+                    <w:rtl/>
+                  </w:rPr>
+                  <w:t xml:space="preserve">בר יוחאי 19 </w:t>
+                </w:r>
+                <w:proofErr w:type="spellStart"/>
+                <w:r>
+                  <w:rPr>
+                    <w:rFonts w:ascii="David" w:eastAsia="Yu Mincho" w:hAnsi="David" w:cs="David" w:hint="cs"/>
+                    <w:color w:val="000000"/>
+                    <w:rtl/>
+                  </w:rPr>
+                  <w:t>רמן</w:t>
+                </w:r>
+                <w:proofErr w:type="spellEnd"/>
+                <w:r>
+                  <w:rPr>
+                    <w:rFonts w:ascii="David" w:eastAsia="Yu Mincho" w:hAnsi="David" w:cs="David" w:hint="cs"/>
+                    <w:color w:val="000000"/>
+                    <w:rtl/>
+                  </w:rPr>
+                  <w:t xml:space="preserve"> גן</w:t>
+                </w:r>
+              </w:p>
+            </w:tc>
+            <w:tc>
+              <w:tcPr>
+                <w:tcW w:w="1620" w:type="dxa"/>
+                <w:tcBorders>
+                  <w:top w:val="single" w:sz="4" w:space="0" w:color="000000"/>
+                  <w:left w:val="single" w:sz="4" w:space="0" w:color="000000"/>
+                  <w:bottom w:val="single" w:sz="4" w:space="0" w:color="000000"/>
+                  <w:right w:val="single" w:sz="4" w:space="0" w:color="000000"/>
+                </w:tcBorders>
+              </w:tcPr>
+              <w:p>
+                <w:pPr>
+                  <w:spacing w:after="5" w:line="360" w:lineRule="auto"/>
+                  <w:ind w:right="199"/>
+                  <w:rPr>
+                    <w:rFonts w:ascii="David" w:eastAsia="Yu Mincho" w:hAnsi="David" w:cs="David"/>
+                    <w:color w:val="000000"/>
+                  </w:rPr>
+                </w:pPr>
+                <w:r>
+                  <w:rPr>
+                    <w:rFonts w:ascii="David" w:eastAsia="Yu Mincho" w:hAnsi="David" w:cs="David" w:hint="cs"/>
+                    <w:color w:val="000000"/>
+                    <w:rtl/>
+                  </w:rPr>
+                  <w:t>214633430</w:t>
+                </w:r>
+              </w:p>
+            </w:tc>
+            <w:tc>
+              <w:tcPr>
+                <w:tcW w:w="1745" w:type="dxa"/>
+                <w:tcBorders>
+                  <w:top w:val="single" w:sz="4" w:space="0" w:color="000000"/>
+                  <w:left w:val="single" w:sz="4" w:space="0" w:color="000000"/>
+                  <w:bottom w:val="single" w:sz="4" w:space="0" w:color="000000"/>
+                  <w:right w:val="single" w:sz="4" w:space="0" w:color="000000"/>
+                </w:tcBorders>
+              </w:tcPr>
+              <w:p>
+                <w:pPr>
+                  <w:spacing w:after="5" w:line="360" w:lineRule="auto"/>
+                  <w:ind w:right="179"/>
+                  <w:rPr>
+                    <w:rFonts w:ascii="David" w:eastAsia="Yu Mincho" w:hAnsi="David" w:cs="David"/>
+                    <w:color w:val="000000"/>
+                    <w:rtl/>
+                  </w:rPr>
+                </w:pPr>
+                <w:r>
+                  <w:rPr>
+                    <w:rFonts w:ascii="David" w:eastAsia="Yu Mincho" w:hAnsi="David" w:cs="David" w:hint="cs"/>
+                    <w:color w:val="000000"/>
+                    <w:rtl/>
+                  </w:rPr>
+                  <w:t>אסף חי</w:t>
                 </w:r>
               </w:p>
             </w:tc>
@@ -1514,13 +1801,23 @@
                     <w:color w:val="000000"/>
                   </w:rPr>
                 </w:pPr>
+                <w:proofErr w:type="spellStart"/>
                 <w:r>
                   <w:rPr>
                     <w:rFonts w:ascii="David" w:eastAsia="Yu Mincho" w:hAnsi="David" w:cs="David" w:hint="cs"/>
                     <w:color w:val="000000"/>
                     <w:rtl/>
                   </w:rPr>
-                  <w:t>תכניתן בצוות פיתוח להב בשחר</w:t>
+                  <w:t>רש"צ</w:t>
+                </w:r>
+                <w:proofErr w:type="spellEnd"/>
+                <w:r>
+                  <w:rPr>
+                    <w:rFonts w:ascii="David" w:eastAsia="Yu Mincho" w:hAnsi="David" w:cs="David" w:hint="cs"/>
+                    <w:color w:val="000000"/>
+                    <w:rtl/>
+                  </w:rPr>
+                  <w:t xml:space="preserve"> בצוות פיתוח להב בשחר</w:t>
                 </w:r>
               </w:p>
             </w:tc>
@@ -1764,16 +2061,16 @@
               <w:u w:val="single"/>
               <w:rtl/>
             </w:rPr>
-            <w:t>יהונתן טל</w:t>
-          </w:r>
-          <w:r>
-            <w:rPr>
-              <w:rFonts w:ascii="David" w:eastAsia="Yu Mincho" w:hAnsi="David" w:cs="David"/>
+            <w:t>י</w:t>
+          </w:r>
+          <w:r>
+            <w:rPr>
+              <w:rFonts w:ascii="David" w:eastAsia="Yu Mincho" w:hAnsi="David" w:cs="David" w:hint="cs"/>
               <w:color w:val="000000"/>
               <w:u w:val="single"/>
               <w:rtl/>
             </w:rPr>
-            <w:t xml:space="preserve">           </w:t>
+            <w:t>הל כהן צמח ואסף חי</w:t>
           </w:r>
           <w:r>
             <w:rPr>
@@ -1781,7 +2078,7 @@
               <w:color w:val="000000"/>
               <w:rtl/>
             </w:rPr>
-            <w:t xml:space="preserve">                 </w:t>
+            <w:t xml:space="preserve">      </w:t>
           </w:r>
           <w:r>
             <w:rPr>
@@ -1889,43 +2186,35 @@
             <w:spacing w:after="0" w:line="360" w:lineRule="auto"/>
             <w:ind w:right="173"/>
             <w:rPr>
-              <w:rFonts w:ascii="David" w:eastAsia="Yu Mincho" w:hAnsi="David" w:cs="David"/>
               <w:b/>
-              <w:color w:val="000000"/>
             </w:rPr>
           </w:pPr>
           <w:r>
             <w:rPr>
-              <w:rFonts w:ascii="David" w:eastAsia="Yu Mincho" w:hAnsi="David" w:cs="David"/>
               <w:b/>
-              <w:color w:val="000000"/>
-              <w:rtl/>
-            </w:rPr>
+              <w:rtl/>
+            </w:rPr>
+            <w:lastRenderedPageBreak/>
             <w:t>שם הפרויקט</w:t>
           </w:r>
           <w:r>
             <w:rPr>
-              <w:rFonts w:ascii="David" w:eastAsia="Yu Mincho" w:hAnsi="David" w:cs="David" w:hint="cs"/>
+              <w:rFonts w:hint="cs"/>
               <w:b/>
-              <w:color w:val="000000"/>
               <w:rtl/>
             </w:rPr>
             <w:t xml:space="preserve"> </w:t>
           </w:r>
           <w:r>
             <w:rPr>
-              <w:rFonts w:ascii="David" w:eastAsia="Yu Mincho" w:hAnsi="David" w:cs="David"/>
               <w:b/>
-              <w:color w:val="000000"/>
               <w:rtl/>
             </w:rPr>
             <w:t>–</w:t>
           </w:r>
           <w:r>
             <w:rPr>
-              <w:rFonts w:ascii="David" w:eastAsia="Yu Mincho" w:hAnsi="David" w:cs="David"/>
               <w:b/>
-              <w:color w:val="000000"/>
             </w:rPr>
             <w:t>BARCA</w:t>
           </w:r>
@@ -1946,16 +2235,12 @@
             <w:spacing w:after="0" w:line="360" w:lineRule="auto"/>
             <w:ind w:right="173"/>
             <w:rPr>
-              <w:rFonts w:ascii="David" w:eastAsia="Yu Mincho" w:hAnsi="David" w:cs="David"/>
               <w:b/>
-              <w:color w:val="000000"/>
             </w:rPr>
           </w:pPr>
           <w:r>
             <w:rPr>
-              <w:rFonts w:ascii="David" w:eastAsia="Yu Mincho" w:hAnsi="David" w:cs="David"/>
               <w:b/>
-              <w:color w:val="000000"/>
               <w:rtl/>
             </w:rPr>
             <w:t>רקע</w:t>
@@ -1976,18 +2261,11 @@
             </w:pBdr>
             <w:spacing w:after="0" w:line="360" w:lineRule="auto"/>
             <w:ind w:right="173"/>
-            <w:rPr>
-              <w:rFonts w:ascii="David" w:eastAsia="Yu Mincho" w:hAnsi="David" w:cs="David"/>
-              <w:color w:val="000000"/>
-            </w:rPr>
           </w:pPr>
           <w:r>
             <w:rPr>
-              <w:rFonts w:ascii="David" w:eastAsia="Yu Mincho" w:hAnsi="David" w:cs="David"/>
-              <w:color w:val="000000"/>
-              <w:rtl/>
-            </w:rPr>
-            <w:lastRenderedPageBreak/>
+              <w:rtl/>
+            </w:rPr>
             <w:t>תיאור ורקע כללי</w:t>
           </w:r>
         </w:p>
@@ -2002,30 +2280,18 @@
             </w:pBdr>
             <w:spacing w:after="0" w:line="360" w:lineRule="auto"/>
             <w:ind w:left="652" w:right="173"/>
-            <w:rPr>
-              <w:rFonts w:ascii="David" w:eastAsia="Yu Mincho" w:hAnsi="David" w:cs="David"/>
-              <w:color w:val="000000"/>
-            </w:rPr>
           </w:pPr>
           <w:r>
             <w:rPr>
-              <w:rFonts w:ascii="David" w:eastAsia="Yu Mincho" w:hAnsi="David" w:cs="David"/>
-              <w:color w:val="000000"/>
               <w:rtl/>
             </w:rPr>
             <w:t>" בַּרְכַּה " (</w:t>
           </w:r>
           <w:r>
-            <w:rPr>
-              <w:rFonts w:ascii="David" w:eastAsia="Yu Mincho" w:hAnsi="David" w:cs="David"/>
-              <w:color w:val="000000"/>
-            </w:rPr>
             <w:t>Barca</w:t>
           </w:r>
           <w:r>
             <w:rPr>
-              <w:rFonts w:ascii="David" w:eastAsia="Yu Mincho" w:hAnsi="David" w:cs="David"/>
-              <w:color w:val="000000"/>
               <w:rtl/>
             </w:rPr>
             <w:t xml:space="preserve">)  הוא משחק לוח שהומצא על ידי אנדרו </w:t>
@@ -2033,8 +2299,6 @@
           <w:proofErr w:type="spellStart"/>
           <w:r>
             <w:rPr>
-              <w:rFonts w:ascii="David" w:eastAsia="Yu Mincho" w:hAnsi="David" w:cs="David"/>
-              <w:color w:val="000000"/>
               <w:rtl/>
             </w:rPr>
             <w:t>קאלדוואל</w:t>
@@ -2042,55 +2306,41 @@
           <w:proofErr w:type="spellEnd"/>
           <w:r>
             <w:rPr>
-              <w:rFonts w:ascii="David" w:eastAsia="Yu Mincho" w:hAnsi="David" w:cs="David"/>
-              <w:color w:val="000000"/>
               <w:rtl/>
             </w:rPr>
             <w:t xml:space="preserve"> בשנת 2007. המשחק הינו משחק אסטרטגיה לשני שחקנים המשלב את היחסים הקיימים באבן, נייר ומספריים יחד עם תנועת כלי שחמט.</w:t>
           </w:r>
           <w:r>
             <w:rPr>
-              <w:rFonts w:ascii="David" w:eastAsia="Yu Mincho" w:hAnsi="David" w:cs="David" w:hint="cs"/>
-              <w:color w:val="000000"/>
+              <w:rFonts w:hint="cs"/>
               <w:rtl/>
             </w:rPr>
             <w:t xml:space="preserve"> </w:t>
           </w:r>
           <w:r>
             <w:rPr>
-              <w:rFonts w:ascii="David" w:eastAsia="Yu Mincho" w:hAnsi="David" w:cs="David"/>
-              <w:color w:val="000000"/>
               <w:rtl/>
             </w:rPr>
             <w:t>הפרויקט הינו מימוש של המשחק במחשב. תהיינה האפשרות לשחק שחקן מול שחקן ואופציה נוספת של שחקן מול המחשב.</w:t>
           </w:r>
           <w:r>
             <w:rPr>
-              <w:rFonts w:ascii="David" w:eastAsia="Yu Mincho" w:hAnsi="David" w:cs="David" w:hint="cs"/>
-              <w:color w:val="000000"/>
+              <w:rFonts w:hint="cs"/>
               <w:rtl/>
             </w:rPr>
             <w:t xml:space="preserve"> </w:t>
           </w:r>
           <w:r>
             <w:rPr>
-              <w:rFonts w:ascii="David" w:eastAsia="Yu Mincho" w:hAnsi="David" w:cs="David"/>
-              <w:color w:val="000000"/>
               <w:rtl/>
             </w:rPr>
             <w:t>המשחק מתרחש על גבי לוח משבצות 10</w:t>
           </w:r>
           <w:r>
-            <w:rPr>
-              <w:rFonts w:ascii="David" w:eastAsia="Yu Mincho" w:hAnsi="David" w:cs="David"/>
-              <w:color w:val="000000"/>
-            </w:rPr>
             <w:t>x10</w:t>
           </w:r>
           <w:r>
             <w:rPr>
-              <w:rFonts w:ascii="David" w:eastAsia="Yu Mincho" w:hAnsi="David" w:cs="David"/>
-              <w:color w:val="000000"/>
               <w:rtl/>
             </w:rPr>
             <w:t xml:space="preserve">. לכל שחקן 6 כלי משחק: 2 עכברים, 2 אריות, 2 פילים.  קרוב למרכז הלוח יש 4 משבצות מסומנות. </w:t>
@@ -2111,15 +2361,10 @@
             </w:pBdr>
             <w:spacing w:after="0" w:line="360" w:lineRule="auto"/>
             <w:ind w:right="173"/>
-            <w:rPr>
-              <w:rFonts w:ascii="David" w:eastAsia="Yu Mincho" w:hAnsi="David" w:cs="David"/>
-              <w:color w:val="000000"/>
-            </w:rPr>
           </w:pPr>
           <w:r>
             <w:rPr>
-              <w:rFonts w:ascii="David" w:eastAsia="Yu Mincho" w:hAnsi="David" w:cs="David" w:hint="cs"/>
-              <w:color w:val="000000"/>
+              <w:rFonts w:hint="cs"/>
               <w:rtl/>
             </w:rPr>
             <w:t>מטרת המערכת</w:t>
@@ -2136,18 +2381,18 @@
             </w:pBdr>
             <w:spacing w:after="0" w:line="360" w:lineRule="auto"/>
             <w:ind w:left="652" w:right="173"/>
-            <w:rPr>
-              <w:rFonts w:ascii="David" w:eastAsia="Yu Mincho" w:hAnsi="David" w:cs="David"/>
-              <w:color w:val="000000"/>
-            </w:rPr>
           </w:pPr>
           <w:r>
             <w:rPr>
-              <w:rFonts w:ascii="David" w:eastAsia="Yu Mincho" w:hAnsi="David" w:cs="David"/>
-              <w:color w:val="000000"/>
-              <w:rtl/>
-            </w:rPr>
-            <w:t>בכדי לנצח, על השחקן להניח לפחות 3 חיות על המשבצות המסומנות (חיה 1 על כל משבצת).</w:t>
+              <w:rtl/>
+            </w:rPr>
+            <w:t>בכדי לנצח, על השחקן להניח לפחות 3 חיות על המשבצות המסומנות (חיה 1 על כל משבצת)</w:t>
+          </w:r>
+          <w:r>
+            <w:rPr>
+              <w:rtl/>
+            </w:rPr>
+            <w:t>.</w:t>
           </w:r>
         </w:p>
         <w:p>
@@ -2166,16 +2411,12 @@
             <w:spacing w:after="0" w:line="360" w:lineRule="auto"/>
             <w:ind w:right="173"/>
             <w:rPr>
-              <w:rFonts w:ascii="David" w:eastAsia="Yu Mincho" w:hAnsi="David" w:cs="David"/>
               <w:b/>
-              <w:color w:val="000000"/>
             </w:rPr>
           </w:pPr>
           <w:r>
             <w:rPr>
-              <w:rFonts w:ascii="David" w:eastAsia="Yu Mincho" w:hAnsi="David" w:cs="David"/>
               <w:b/>
-              <w:color w:val="000000"/>
               <w:rtl/>
             </w:rPr>
             <w:t>מה הפרויקט אמור לחדש או לשפר</w:t>
@@ -2193,19 +2434,16 @@
             <w:spacing w:after="0" w:line="360" w:lineRule="auto"/>
             <w:ind w:left="365" w:right="173"/>
             <w:rPr>
-              <w:rFonts w:ascii="David" w:eastAsia="Yu Mincho" w:hAnsi="David" w:cs="David"/>
               <w:b/>
-              <w:color w:val="000000"/>
             </w:rPr>
           </w:pPr>
           <w:r>
             <w:rPr>
-              <w:rFonts w:ascii="David" w:eastAsia="Yu Mincho" w:hAnsi="David" w:cs="David" w:hint="cs"/>
+              <w:rFonts w:hint="cs"/>
               <w:b/>
-              <w:color w:val="000000"/>
-              <w:rtl/>
-            </w:rPr>
-            <w:t>הפרויקט שכתבתי הוא לא היה לצורך חידוש/שיפור, אלא התנסות שלי במהלך קורס תכנות תחת מגמת פיתוח משחקי מחשב.</w:t>
+              <w:rtl/>
+            </w:rPr>
+            <w:t>הפרויקט שכתבנו הוא לא היה לצורך חידוש/שיפור, אלא התנסות שלנו  בפיתוח משחקי מחשב, נושא שבו פחות יצא לנו לעסוק.</w:t>
           </w:r>
         </w:p>
         <w:p>
@@ -2224,16 +2462,12 @@
             <w:spacing w:after="0" w:line="360" w:lineRule="auto"/>
             <w:ind w:right="173"/>
             <w:rPr>
-              <w:rFonts w:ascii="David" w:eastAsia="Yu Mincho" w:hAnsi="David" w:cs="David"/>
               <w:b/>
-              <w:color w:val="000000"/>
             </w:rPr>
           </w:pPr>
           <w:r>
             <w:rPr>
-              <w:rFonts w:ascii="David" w:eastAsia="Yu Mincho" w:hAnsi="David" w:cs="David"/>
               <w:b/>
-              <w:color w:val="000000"/>
               <w:rtl/>
             </w:rPr>
             <w:t>דרישות מערכת ופונקציונאליות</w:t>
@@ -2254,23 +2488,15 @@
             </w:pBdr>
             <w:spacing w:after="0" w:line="360" w:lineRule="auto"/>
             <w:ind w:right="173"/>
-            <w:rPr>
-              <w:rFonts w:ascii="David" w:eastAsia="Yu Mincho" w:hAnsi="David" w:cs="David"/>
-              <w:color w:val="000000"/>
-            </w:rPr>
           </w:pPr>
           <w:r>
             <w:rPr>
-              <w:rFonts w:ascii="David" w:eastAsia="Yu Mincho" w:hAnsi="David" w:cs="David"/>
-              <w:color w:val="000000"/>
               <w:rtl/>
             </w:rPr>
             <w:t>דרישות פונקציונאליות</w:t>
           </w:r>
           <w:r>
             <w:rPr>
-              <w:rFonts w:ascii="David" w:eastAsia="Yu Mincho" w:hAnsi="David" w:cs="David"/>
-              <w:color w:val="000000"/>
               <w:rtl/>
             </w:rPr>
             <w:br/>
@@ -2279,12 +2505,8 @@
         </w:p>
         <w:p>
           <w:pPr>
-            <w:spacing w:after="5" w:line="271" w:lineRule="auto"/>
-            <w:ind w:left="720" w:hanging="4"/>
-            <w:contextualSpacing/>
-            <w:rPr>
-              <w:rFonts w:ascii="David" w:eastAsia="Yu Mincho" w:hAnsi="David" w:cs="David"/>
-              <w:color w:val="000000"/>
+            <w:pStyle w:val="ab"/>
+            <w:rPr>
               <w:rtl/>
             </w:rPr>
           </w:pPr>
@@ -2297,14 +2519,9 @@
             </w:numPr>
             <w:spacing w:after="0" w:line="360" w:lineRule="auto"/>
             <w:ind w:right="360" w:hanging="359"/>
-            <w:rPr>
-              <w:rFonts w:ascii="David" w:eastAsia="Yu Mincho" w:hAnsi="David" w:cs="David"/>
-            </w:rPr>
           </w:pPr>
           <w:r>
             <w:rPr>
-              <w:rFonts w:ascii="David" w:eastAsia="Yu Mincho" w:hAnsi="David" w:cs="David"/>
-              <w:color w:val="000000"/>
               <w:rtl/>
             </w:rPr>
             <w:t>המערכת תנהל את המשחק של השחקן ושל היריבים הממוחשבים.</w:t>
@@ -2318,47 +2535,35 @@
             </w:numPr>
             <w:spacing w:after="0" w:line="360" w:lineRule="auto"/>
             <w:ind w:right="360" w:hanging="359"/>
-            <w:rPr>
-              <w:rFonts w:ascii="David" w:eastAsia="Yu Mincho" w:hAnsi="David" w:cs="David"/>
-              <w:color w:val="000000"/>
-            </w:rPr>
           </w:pPr>
           <w:r>
             <w:rPr>
-              <w:rFonts w:ascii="David" w:eastAsia="Yu Mincho" w:hAnsi="David" w:cs="David"/>
-              <w:color w:val="000000"/>
               <w:rtl/>
             </w:rPr>
             <w:t>המערכת תטען את ה</w:t>
           </w:r>
           <w:r>
             <w:rPr>
-              <w:rFonts w:ascii="David" w:eastAsia="Yu Mincho" w:hAnsi="David" w:cs="David" w:hint="cs"/>
-              <w:color w:val="000000"/>
+              <w:rFonts w:hint="cs"/>
               <w:rtl/>
             </w:rPr>
             <w:t>לוח</w:t>
           </w:r>
           <w:r>
             <w:rPr>
-              <w:rFonts w:ascii="David" w:eastAsia="Yu Mincho" w:hAnsi="David" w:cs="David"/>
-              <w:color w:val="000000"/>
               <w:rtl/>
             </w:rPr>
             <w:t xml:space="preserve"> בתחילת </w:t>
           </w:r>
           <w:r>
             <w:rPr>
-              <w:rFonts w:ascii="David" w:eastAsia="Yu Mincho" w:hAnsi="David" w:cs="David" w:hint="cs"/>
-              <w:color w:val="000000"/>
+              <w:rFonts w:hint="cs"/>
               <w:rtl/>
             </w:rPr>
             <w:t>המשחק</w:t>
           </w:r>
           <w:r>
             <w:rPr>
-              <w:rFonts w:ascii="David" w:eastAsia="Yu Mincho" w:hAnsi="David" w:cs="David"/>
-              <w:color w:val="000000"/>
               <w:rtl/>
             </w:rPr>
             <w:t>.</w:t>
@@ -2372,23 +2577,16 @@
             </w:numPr>
             <w:spacing w:after="0" w:line="360" w:lineRule="auto"/>
             <w:ind w:right="360" w:hanging="359"/>
-            <w:rPr>
-              <w:rFonts w:ascii="David" w:eastAsia="Yu Mincho" w:hAnsi="David" w:cs="David"/>
-              <w:color w:val="000000"/>
-            </w:rPr>
           </w:pPr>
           <w:r>
             <w:rPr>
-              <w:rFonts w:ascii="David" w:eastAsia="Yu Mincho" w:hAnsi="David" w:cs="David"/>
-              <w:color w:val="000000"/>
               <w:rtl/>
             </w:rPr>
             <w:t xml:space="preserve">המערכת תבצע בדיקות כגון: האם </w:t>
           </w:r>
           <w:r>
             <w:rPr>
-              <w:rFonts w:ascii="David" w:eastAsia="Yu Mincho" w:hAnsi="David" w:cs="David" w:hint="cs"/>
-              <w:color w:val="000000"/>
+              <w:rFonts w:hint="cs"/>
               <w:rtl/>
             </w:rPr>
             <w:t xml:space="preserve">כלי מסוים מפחיד כלי אחר, האם הכלים המפוחדים הם מאותו צד או לא, האם כלי מסוגל לבצע תזוזה מסוימת והאם צריך לחייב את השחקן לנקוט קודם פעולה אחרת, </w:t>
@@ -2396,8 +2594,7 @@
           <w:proofErr w:type="spellStart"/>
           <w:r>
             <w:rPr>
-              <w:rFonts w:ascii="David" w:eastAsia="Yu Mincho" w:hAnsi="David" w:cs="David" w:hint="cs"/>
-              <w:color w:val="000000"/>
+              <w:rFonts w:hint="cs"/>
               <w:rtl/>
             </w:rPr>
             <w:t>וכו</w:t>
@@ -2405,16 +2602,13 @@
           <w:proofErr w:type="spellEnd"/>
           <w:r>
             <w:rPr>
-              <w:rFonts w:ascii="David" w:eastAsia="Yu Mincho" w:hAnsi="David" w:cs="David" w:hint="cs"/>
-              <w:color w:val="000000"/>
+              <w:rFonts w:hint="cs"/>
               <w:rtl/>
             </w:rPr>
             <w:t>'</w:t>
           </w:r>
           <w:r>
             <w:rPr>
-              <w:rFonts w:ascii="David" w:eastAsia="Yu Mincho" w:hAnsi="David" w:cs="David"/>
-              <w:color w:val="000000"/>
               <w:rtl/>
             </w:rPr>
             <w:t>.</w:t>
@@ -2428,31 +2622,22 @@
             </w:numPr>
             <w:spacing w:after="0" w:line="360" w:lineRule="auto"/>
             <w:ind w:right="360" w:hanging="359"/>
-            <w:rPr>
-              <w:rFonts w:ascii="David" w:eastAsia="Yu Mincho" w:hAnsi="David" w:cs="David"/>
-              <w:color w:val="000000"/>
-            </w:rPr>
           </w:pPr>
           <w:r>
             <w:rPr>
-              <w:rFonts w:ascii="David" w:eastAsia="Yu Mincho" w:hAnsi="David" w:cs="David"/>
-              <w:color w:val="000000"/>
               <w:rtl/>
             </w:rPr>
             <w:t xml:space="preserve">המערכת תכריז על הודעות ניצחון במידה והשחקן ניצח את </w:t>
           </w:r>
           <w:r>
             <w:rPr>
-              <w:rFonts w:ascii="David" w:eastAsia="Yu Mincho" w:hAnsi="David" w:cs="David" w:hint="cs"/>
-              <w:color w:val="000000"/>
+              <w:rFonts w:hint="cs"/>
               <w:rtl/>
             </w:rPr>
             <w:t>יריבו</w:t>
           </w:r>
           <w:r>
             <w:rPr>
-              <w:rFonts w:ascii="David" w:eastAsia="Yu Mincho" w:hAnsi="David" w:cs="David"/>
-              <w:color w:val="000000"/>
               <w:rtl/>
             </w:rPr>
             <w:t>. המערכת תודיע על הפסד במידה והשחקן הפסיד.</w:t>
@@ -2466,31 +2651,22 @@
             </w:numPr>
             <w:spacing w:after="0" w:line="360" w:lineRule="auto"/>
             <w:ind w:right="360" w:hanging="359"/>
-            <w:rPr>
-              <w:rFonts w:ascii="David" w:eastAsia="Yu Mincho" w:hAnsi="David" w:cs="David"/>
-              <w:color w:val="000000"/>
-            </w:rPr>
           </w:pPr>
           <w:r>
             <w:rPr>
-              <w:rFonts w:ascii="David" w:eastAsia="Yu Mincho" w:hAnsi="David" w:cs="David"/>
-              <w:color w:val="000000"/>
               <w:rtl/>
             </w:rPr>
             <w:t>המערכת לא תאפשר לחדור או לעבור בין קירות ה</w:t>
           </w:r>
           <w:r>
             <w:rPr>
-              <w:rFonts w:ascii="David" w:eastAsia="Yu Mincho" w:hAnsi="David" w:cs="David" w:hint="cs"/>
-              <w:color w:val="000000"/>
+              <w:rFonts w:hint="cs"/>
               <w:rtl/>
             </w:rPr>
             <w:t>לוח</w:t>
           </w:r>
           <w:r>
             <w:rPr>
-              <w:rFonts w:ascii="David" w:eastAsia="Yu Mincho" w:hAnsi="David" w:cs="David"/>
-              <w:color w:val="000000"/>
               <w:rtl/>
             </w:rPr>
             <w:t xml:space="preserve">. </w:t>
@@ -2504,16 +2680,11 @@
             </w:numPr>
             <w:spacing w:after="0" w:line="360" w:lineRule="auto"/>
             <w:ind w:right="360" w:hanging="359"/>
-            <w:rPr>
-              <w:rFonts w:ascii="David" w:eastAsia="Yu Mincho" w:hAnsi="David" w:cs="David"/>
-              <w:color w:val="000000"/>
-            </w:rPr>
           </w:pPr>
           <w:proofErr w:type="spellStart"/>
           <w:r>
             <w:rPr>
-              <w:rFonts w:ascii="David" w:eastAsia="Yu Mincho" w:hAnsi="David" w:cs="David" w:hint="cs"/>
-              <w:color w:val="000000"/>
+              <w:rFonts w:hint="cs"/>
               <w:rtl/>
             </w:rPr>
             <w:t>הנצחון</w:t>
@@ -2521,8 +2692,7 @@
           <w:proofErr w:type="spellEnd"/>
           <w:r>
             <w:rPr>
-              <w:rFonts w:ascii="David" w:eastAsia="Yu Mincho" w:hAnsi="David" w:cs="David" w:hint="cs"/>
-              <w:color w:val="000000"/>
+              <w:rFonts w:hint="cs"/>
               <w:rtl/>
             </w:rPr>
             <w:t xml:space="preserve"> יקבע לפי כמות הכלים הנמצאים על גבי 4 המשבצות המסומנות המייצגות את בורות המים.</w:t>
@@ -2536,15 +2706,9 @@
             </w:numPr>
             <w:spacing w:after="0" w:line="360" w:lineRule="auto"/>
             <w:ind w:right="360" w:hanging="359"/>
-            <w:rPr>
-              <w:rFonts w:ascii="David" w:eastAsia="Yu Mincho" w:hAnsi="David" w:cs="David"/>
-              <w:color w:val="000000"/>
-            </w:rPr>
           </w:pPr>
           <w:r>
             <w:rPr>
-              <w:rFonts w:ascii="David" w:eastAsia="Yu Mincho" w:hAnsi="David" w:cs="David"/>
-              <w:color w:val="000000"/>
               <w:rtl/>
             </w:rPr>
             <w:t>מבנה הנתונים עליו ייבדקו תנאי המשחק הוא מטריצה. בנוסף יהיה גרף בשביל אלגוריתם האויב.</w:t>
@@ -2561,10 +2725,6 @@
             </w:pBdr>
             <w:spacing w:after="0" w:line="360" w:lineRule="auto"/>
             <w:ind w:left="652" w:right="173"/>
-            <w:rPr>
-              <w:rFonts w:ascii="David" w:eastAsia="Yu Mincho" w:hAnsi="David" w:cs="David"/>
-              <w:color w:val="000000"/>
-            </w:rPr>
           </w:pPr>
         </w:p>
         <w:p>
@@ -2583,16 +2743,12 @@
             <w:spacing w:after="0" w:line="360" w:lineRule="auto"/>
             <w:ind w:right="173"/>
             <w:rPr>
-              <w:rFonts w:ascii="David" w:eastAsia="Yu Mincho" w:hAnsi="David" w:cs="David"/>
               <w:b/>
-              <w:color w:val="000000"/>
             </w:rPr>
           </w:pPr>
           <w:r>
             <w:rPr>
-              <w:rFonts w:ascii="David" w:eastAsia="Yu Mincho" w:hAnsi="David" w:cs="David"/>
               <w:b/>
-              <w:color w:val="000000"/>
               <w:rtl/>
             </w:rPr>
             <w:t>בעיות צפויות במהלך הפיתוח ופתרונות:</w:t>
@@ -2613,18 +2769,21 @@
             </w:pBdr>
             <w:spacing w:after="0" w:line="360" w:lineRule="auto"/>
             <w:ind w:right="173"/>
-            <w:rPr>
-              <w:rFonts w:ascii="David" w:eastAsia="Yu Mincho" w:hAnsi="David" w:cs="David"/>
-              <w:color w:val="000000"/>
-            </w:rPr>
           </w:pPr>
           <w:r>
             <w:rPr>
-              <w:rFonts w:ascii="David" w:eastAsia="Yu Mincho" w:hAnsi="David" w:cs="David" w:hint="cs"/>
-              <w:color w:val="000000"/>
-              <w:rtl/>
-            </w:rPr>
-            <w:t>אני תכניתן בצה"ל שעובד על פרויקטים טכנולוגים גדולים וחשובים. בנוסף, אני סטודנט לתואר ראשון במדעי המחשב. מפאת עומס בתחומים אלו, אני צריך לארגן את הזמן שלי בצורה הכי יעילה ואפקטיבית שיש.</w:t>
+              <w:rFonts w:hint="cs"/>
+              <w:rtl/>
+            </w:rPr>
+            <w:t xml:space="preserve">אנחנו קצינים בצה"ל שעובדים על פרויקטים טכנולוגים גדולים וחשובים. בנוסף, יהל סטודנט לתואר ראשון במדעי המחשב, ואסף בתפקיד מודיעיני ומאוד עמוס בזמן המלחמה. </w:t>
+          </w:r>
+          <w:r>
+            <w:rPr>
+              <w:rFonts w:hint="cs"/>
+              <w:rtl/>
+            </w:rPr>
+            <w:lastRenderedPageBreak/>
+            <w:t>מפאת עומס בתחומים אלו, אנחנו צריכים לארגן את הזמן שלנו בצורה הכי יעילה ואפקטיבית שיש.</w:t>
           </w:r>
         </w:p>
         <w:p>
@@ -2642,23 +2801,16 @@
             </w:pBdr>
             <w:spacing w:after="0" w:line="360" w:lineRule="auto"/>
             <w:ind w:right="173"/>
-            <w:rPr>
-              <w:rFonts w:ascii="David" w:eastAsia="Yu Mincho" w:hAnsi="David" w:cs="David"/>
-              <w:color w:val="000000"/>
-            </w:rPr>
           </w:pPr>
           <w:r>
             <w:rPr>
-              <w:rFonts w:ascii="David" w:eastAsia="Yu Mincho" w:hAnsi="David" w:cs="David"/>
-              <w:color w:val="000000"/>
               <w:rtl/>
             </w:rPr>
             <w:t>פתרונות אפשריים</w:t>
           </w:r>
           <w:r>
             <w:rPr>
-              <w:rFonts w:ascii="David" w:eastAsia="Yu Mincho" w:hAnsi="David" w:cs="David" w:hint="cs"/>
-              <w:color w:val="000000"/>
+              <w:rFonts w:hint="cs"/>
               <w:rtl/>
             </w:rPr>
             <w:t>:</w:t>
@@ -2679,24 +2831,18 @@
             </w:pBdr>
             <w:spacing w:after="0" w:line="360" w:lineRule="auto"/>
             <w:ind w:right="173"/>
-            <w:rPr>
-              <w:rFonts w:ascii="David" w:eastAsia="Yu Mincho" w:hAnsi="David" w:cs="David"/>
-              <w:color w:val="000000"/>
-            </w:rPr>
           </w:pPr>
           <w:r>
             <w:rPr>
-              <w:rFonts w:ascii="David" w:eastAsia="Yu Mincho" w:hAnsi="David" w:cs="David" w:hint="cs"/>
-              <w:color w:val="000000"/>
-              <w:rtl/>
-            </w:rPr>
-            <w:t>אתכנן כמה שיותר מראש איך לחלק את העבודה לאורך הזמן, אקבע דד-</w:t>
+              <w:rFonts w:hint="cs"/>
+              <w:rtl/>
+            </w:rPr>
+            <w:t>נתכנן כמה שיותר מראש איך לחלק את העבודה לאורך הזמן בנינו, נקבע דד-</w:t>
           </w:r>
           <w:proofErr w:type="spellStart"/>
           <w:r>
             <w:rPr>
-              <w:rFonts w:ascii="David" w:eastAsia="Yu Mincho" w:hAnsi="David" w:cs="David" w:hint="cs"/>
-              <w:color w:val="000000"/>
+              <w:rFonts w:hint="cs"/>
               <w:rtl/>
             </w:rPr>
             <w:t>ליינים</w:t>
@@ -2704,11 +2850,10 @@
           <w:proofErr w:type="spellEnd"/>
           <w:r>
             <w:rPr>
-              <w:rFonts w:ascii="David" w:eastAsia="Yu Mincho" w:hAnsi="David" w:cs="David" w:hint="cs"/>
-              <w:color w:val="000000"/>
-              <w:rtl/>
-            </w:rPr>
-            <w:t xml:space="preserve"> וזמני עבודה קבועים, על מנת לפזר את זמן העבודה בצורה נוחה שתאפשר לי לשלב אותה בשגרת החיים העמוסה שלי.</w:t>
+              <w:rFonts w:hint="cs"/>
+              <w:rtl/>
+            </w:rPr>
+            <w:t xml:space="preserve"> וזמני עבודה קבועים, על מנת לפזר את זמן העבודה שלנו בצורה נוחה שתאפשר לנו לשלב אותה בשגרת החיים העמוסה שלנו.</w:t>
           </w:r>
         </w:p>
         <w:p>
@@ -2726,15 +2871,9 @@
             </w:pBdr>
             <w:spacing w:after="0" w:line="360" w:lineRule="auto"/>
             <w:ind w:right="173"/>
-            <w:rPr>
-              <w:rFonts w:ascii="David" w:eastAsia="Yu Mincho" w:hAnsi="David" w:cs="David"/>
-              <w:color w:val="000000"/>
-            </w:rPr>
           </w:pPr>
           <w:r>
             <w:rPr>
-              <w:rFonts w:ascii="David" w:eastAsia="Yu Mincho" w:hAnsi="David" w:cs="David"/>
-              <w:color w:val="000000"/>
               <w:rtl/>
             </w:rPr>
             <w:t xml:space="preserve">שפות הפיתוח: </w:t>
@@ -2752,40 +2891,26 @@
             <w:spacing w:after="0" w:line="360" w:lineRule="auto"/>
             <w:ind w:left="652" w:right="173"/>
             <w:rPr>
-              <w:rFonts w:ascii="David" w:eastAsia="Yu Mincho" w:hAnsi="David" w:cs="David"/>
-              <w:color w:val="000000"/>
               <w:rtl/>
             </w:rPr>
           </w:pPr>
           <w:r>
-            <w:rPr>
-              <w:rFonts w:ascii="David" w:eastAsia="Yu Mincho" w:hAnsi="David" w:cs="David"/>
-              <w:color w:val="000000"/>
-            </w:rPr>
-            <w:lastRenderedPageBreak/>
             <w:t xml:space="preserve">Java, </w:t>
           </w:r>
           <w:proofErr w:type="spellStart"/>
           <w:r>
-            <w:rPr>
-              <w:rFonts w:ascii="David" w:eastAsia="Yu Mincho" w:hAnsi="David" w:cs="David"/>
-              <w:color w:val="000000"/>
-            </w:rPr>
             <w:t>awt</w:t>
           </w:r>
           <w:proofErr w:type="spellEnd"/>
           <w:r>
             <w:rPr>
-              <w:rFonts w:ascii="David" w:eastAsia="Yu Mincho" w:hAnsi="David" w:cs="David"/>
-              <w:color w:val="000000"/>
               <w:rtl/>
             </w:rPr>
             <w:t>–</w:t>
           </w:r>
           <w:r>
             <w:rPr>
-              <w:rFonts w:ascii="David" w:eastAsia="Yu Mincho" w:hAnsi="David" w:cs="David" w:hint="cs"/>
-              <w:color w:val="000000"/>
+              <w:rFonts w:hint="cs"/>
               <w:rtl/>
             </w:rPr>
             <w:t xml:space="preserve"> משום שאלו השפות </w:t>
@@ -2793,112 +2918,92 @@
           <w:proofErr w:type="spellStart"/>
           <w:r>
             <w:rPr>
-              <w:rFonts w:ascii="David" w:eastAsia="Yu Mincho" w:hAnsi="David" w:cs="David" w:hint="cs"/>
-              <w:color w:val="000000"/>
-              <w:rtl/>
-            </w:rPr>
-            <w:t>שהתנסתי</w:t>
+              <w:rFonts w:hint="cs"/>
+              <w:rtl/>
+            </w:rPr>
+            <w:t>שהתנסנו</w:t>
           </w:r>
           <w:proofErr w:type="spellEnd"/>
           <w:r>
             <w:rPr>
-              <w:rFonts w:ascii="David" w:eastAsia="Yu Mincho" w:hAnsi="David" w:cs="David" w:hint="cs"/>
-              <w:color w:val="000000"/>
-              <w:rtl/>
-            </w:rPr>
-            <w:t xml:space="preserve"> איתן </w:t>
+              <w:rFonts w:hint="cs"/>
+              <w:rtl/>
+            </w:rPr>
+            <w:t xml:space="preserve"> איתן במהלך קורס תכנות. למדנו </w:t>
+          </w:r>
+          <w:r>
+            <w:t>java</w:t>
+          </w:r>
+          <w:r>
+            <w:rPr>
+              <w:rFonts w:hint="cs"/>
+              <w:rtl/>
+            </w:rPr>
+            <w:t xml:space="preserve"> במסגרת הקורס, ו-</w:t>
           </w:r>
           <w:proofErr w:type="spellStart"/>
           <w:r>
             <w:rPr>
-              <w:rFonts w:ascii="David" w:eastAsia="Yu Mincho" w:hAnsi="David" w:cs="David" w:hint="cs"/>
-              <w:color w:val="000000"/>
-              <w:rtl/>
-            </w:rPr>
-            <w:t>כשרק</w:t>
+              <w:rFonts w:hint="eastAsia"/>
+              <w:lang w:eastAsia="ja-JP"/>
+            </w:rPr>
+            <w:t>a</w:t>
+          </w:r>
+          <w:r>
+            <w:rPr>
+              <w:lang w:eastAsia="ja-JP"/>
+            </w:rPr>
+            <w:t>wt</w:t>
           </w:r>
           <w:proofErr w:type="spellEnd"/>
           <w:r>
             <w:rPr>
-              <w:rFonts w:ascii="David" w:eastAsia="Yu Mincho" w:hAnsi="David" w:cs="David" w:hint="cs"/>
-              <w:color w:val="000000"/>
-              <w:rtl/>
-            </w:rPr>
-            <w:t xml:space="preserve"> התחלתי לכתוב את הפרויקט במהלך קורס תכנות. למדתי </w:t>
-          </w:r>
-          <w:r>
-            <w:rPr>
-              <w:rFonts w:ascii="David" w:eastAsia="Yu Mincho" w:hAnsi="David" w:cs="David"/>
-              <w:color w:val="000000"/>
-            </w:rPr>
-            <w:t>java</w:t>
-          </w:r>
-          <w:r>
-            <w:rPr>
-              <w:rFonts w:ascii="David" w:eastAsia="Yu Mincho" w:hAnsi="David" w:cs="David" w:hint="cs"/>
-              <w:color w:val="000000"/>
-              <w:rtl/>
-            </w:rPr>
-            <w:t xml:space="preserve"> במסגרת הקורס, ו-</w:t>
+              <w:rFonts w:hint="cs"/>
+              <w:rtl/>
+            </w:rPr>
+            <w:t xml:space="preserve"> היא </w:t>
           </w:r>
           <w:proofErr w:type="spellStart"/>
           <w:r>
             <w:rPr>
-              <w:rFonts w:ascii="David" w:eastAsia="Yu Mincho" w:hAnsi="David" w:cs="David" w:hint="eastAsia"/>
-              <w:color w:val="000000"/>
-              <w:lang w:eastAsia="ja-JP"/>
-            </w:rPr>
-            <w:t>a</w:t>
-          </w:r>
-          <w:r>
-            <w:rPr>
-              <w:rFonts w:ascii="David" w:eastAsia="Yu Mincho" w:hAnsi="David" w:cs="David"/>
-              <w:color w:val="000000"/>
-              <w:lang w:eastAsia="ja-JP"/>
-            </w:rPr>
-            <w:t>wt</w:t>
+              <w:rFonts w:hint="cs"/>
+              <w:rtl/>
+            </w:rPr>
+            <w:t>הספריית</w:t>
           </w:r>
           <w:proofErr w:type="spellEnd"/>
           <w:r>
             <w:rPr>
-              <w:rFonts w:ascii="David" w:eastAsia="Yu Mincho" w:hAnsi="David" w:cs="David" w:hint="cs"/>
-              <w:color w:val="000000"/>
-              <w:rtl/>
-            </w:rPr>
-            <w:t xml:space="preserve"> היא </w:t>
+              <w:rFonts w:hint="cs"/>
+              <w:rtl/>
+            </w:rPr>
+            <w:t xml:space="preserve"> </w:t>
+          </w:r>
+          <w:r>
+            <w:t>client</w:t>
+          </w:r>
+          <w:r>
+            <w:rPr>
+              <w:rFonts w:hint="cs"/>
+              <w:rtl/>
+            </w:rPr>
+            <w:t xml:space="preserve"> הכי פשוטה ונוחה שנחשפנו אליה בעזרת הכוונה מהמנחה ניב </w:t>
           </w:r>
           <w:proofErr w:type="spellStart"/>
           <w:r>
             <w:rPr>
-              <w:rFonts w:ascii="David" w:eastAsia="Yu Mincho" w:hAnsi="David" w:cs="David" w:hint="cs"/>
-              <w:color w:val="000000"/>
-              <w:rtl/>
-            </w:rPr>
-            <w:t>הספריית</w:t>
+              <w:rFonts w:hint="cs"/>
+              <w:rtl/>
+            </w:rPr>
+            <w:t>שיראזי</w:t>
           </w:r>
           <w:proofErr w:type="spellEnd"/>
           <w:r>
             <w:rPr>
-              <w:rFonts w:ascii="David" w:eastAsia="Yu Mincho" w:hAnsi="David" w:cs="David" w:hint="cs"/>
-              <w:color w:val="000000"/>
-              <w:rtl/>
-            </w:rPr>
-            <w:t xml:space="preserve"> </w:t>
-          </w:r>
-          <w:r>
-            <w:rPr>
-              <w:rFonts w:ascii="David" w:eastAsia="Yu Mincho" w:hAnsi="David" w:cs="David"/>
-              <w:color w:val="000000"/>
-            </w:rPr>
-            <w:t>client</w:t>
-          </w:r>
-          <w:r>
-            <w:rPr>
-              <w:rFonts w:ascii="David" w:eastAsia="Yu Mincho" w:hAnsi="David" w:cs="David" w:hint="cs"/>
-              <w:color w:val="000000"/>
-              <w:rtl/>
-            </w:rPr>
-            <w:t xml:space="preserve"> הכי פשוטה ונוחה שנחשפתי אליה בעזרת הכוונה ממפקדי בקורס.</w:t>
+              <w:rFonts w:hint="cs"/>
+              <w:rtl/>
+            </w:rPr>
+            <w:t>.</w:t>
           </w:r>
         </w:p>
         <w:p>
@@ -2916,15 +3021,9 @@
             </w:pBdr>
             <w:spacing w:after="0" w:line="360" w:lineRule="auto"/>
             <w:ind w:right="173"/>
-            <w:rPr>
-              <w:rFonts w:ascii="David" w:eastAsia="Yu Mincho" w:hAnsi="David" w:cs="David"/>
-              <w:color w:val="000000"/>
-            </w:rPr>
           </w:pPr>
           <w:r>
             <w:rPr>
-              <w:rFonts w:ascii="David" w:eastAsia="Yu Mincho" w:hAnsi="David" w:cs="David"/>
-              <w:color w:val="000000"/>
               <w:rtl/>
             </w:rPr>
             <w:t>סביבת השרת (מקומי, וירטואלי, ענן, שירות אירוח)</w:t>
@@ -2941,15 +3040,10 @@
             </w:pBdr>
             <w:spacing w:after="0" w:line="360" w:lineRule="auto"/>
             <w:ind w:left="652" w:right="173"/>
-            <w:rPr>
-              <w:rFonts w:ascii="David" w:eastAsia="Yu Mincho" w:hAnsi="David" w:cs="David"/>
-              <w:color w:val="000000"/>
-            </w:rPr>
           </w:pPr>
           <w:r>
             <w:rPr>
-              <w:rFonts w:ascii="David" w:eastAsia="Yu Mincho" w:hAnsi="David" w:cs="David" w:hint="cs"/>
-              <w:color w:val="000000"/>
+              <w:rFonts w:hint="cs"/>
               <w:rtl/>
             </w:rPr>
             <w:t>שרת מקומי</w:t>
@@ -2970,24 +3064,14 @@
             </w:pBdr>
             <w:spacing w:after="0" w:line="360" w:lineRule="auto"/>
             <w:ind w:right="173"/>
-            <w:rPr>
-              <w:rFonts w:ascii="David" w:eastAsia="Yu Mincho" w:hAnsi="David" w:cs="David"/>
-              <w:color w:val="000000"/>
-            </w:rPr>
           </w:pPr>
           <w:r>
             <w:rPr>
-              <w:rFonts w:ascii="David" w:eastAsia="Yu Mincho" w:hAnsi="David" w:cs="David"/>
-              <w:color w:val="000000"/>
               <w:rtl/>
             </w:rPr>
             <w:t xml:space="preserve">ממשק המשתמש/ לקוח- </w:t>
           </w:r>
           <w:r>
-            <w:rPr>
-              <w:rFonts w:ascii="David" w:eastAsia="Yu Mincho" w:hAnsi="David" w:cs="David"/>
-              <w:color w:val="000000"/>
-            </w:rPr>
             <w:t>GUI</w:t>
           </w:r>
         </w:p>
@@ -3003,24 +3087,19 @@
             <w:spacing w:after="0" w:line="360" w:lineRule="auto"/>
             <w:ind w:left="652" w:right="173"/>
             <w:rPr>
-              <w:rFonts w:ascii="David" w:eastAsia="Yu Mincho" w:hAnsi="David" w:cs="David"/>
-              <w:color w:val="000000"/>
               <w:lang w:eastAsia="ja-JP"/>
             </w:rPr>
           </w:pPr>
           <w:proofErr w:type="spellStart"/>
           <w:r>
             <w:rPr>
-              <w:rFonts w:ascii="David" w:eastAsia="Yu Mincho" w:hAnsi="David" w:cs="David" w:hint="eastAsia"/>
-              <w:color w:val="000000"/>
+              <w:rFonts w:hint="eastAsia"/>
               <w:lang w:eastAsia="ja-JP"/>
             </w:rPr>
             <w:t>a</w:t>
           </w:r>
           <w:r>
             <w:rPr>
-              <w:rFonts w:ascii="David" w:eastAsia="Yu Mincho" w:hAnsi="David" w:cs="David"/>
-              <w:color w:val="000000"/>
               <w:lang w:eastAsia="ja-JP"/>
             </w:rPr>
             <w:t>wt</w:t>
@@ -3043,16 +3122,12 @@
             <w:spacing w:after="0" w:line="360" w:lineRule="auto"/>
             <w:ind w:right="173"/>
             <w:rPr>
-              <w:rFonts w:ascii="David" w:eastAsia="Yu Mincho" w:hAnsi="David" w:cs="David"/>
               <w:b/>
-              <w:color w:val="000000"/>
             </w:rPr>
           </w:pPr>
           <w:r>
             <w:rPr>
-              <w:rFonts w:ascii="David" w:eastAsia="Yu Mincho" w:hAnsi="David" w:cs="David"/>
               <w:b/>
-              <w:color w:val="000000"/>
               <w:rtl/>
             </w:rPr>
             <w:t>תרשימי מערכת מרכזיים</w:t>
@@ -3074,22 +3149,14 @@
             <w:spacing w:after="0" w:line="360" w:lineRule="auto"/>
             <w:ind w:right="173"/>
             <w:rPr>
-              <w:rFonts w:ascii="David" w:eastAsia="Yu Mincho" w:hAnsi="David" w:cs="David"/>
               <w:b/>
-              <w:color w:val="000000"/>
             </w:rPr>
           </w:pPr>
           <w:r>
-            <w:rPr>
-              <w:rFonts w:ascii="David" w:eastAsia="Yu Mincho" w:hAnsi="David" w:cs="David"/>
-              <w:color w:val="000000"/>
-            </w:rPr>
             <w:t>Sequence diagram</w:t>
           </w:r>
           <w:r>
             <w:rPr>
-              <w:rFonts w:ascii="David" w:eastAsia="Yu Mincho" w:hAnsi="David" w:cs="David"/>
-              <w:color w:val="000000"/>
               <w:rtl/>
             </w:rPr>
             <w:t xml:space="preserve">- </w:t>
@@ -3105,21 +3172,15 @@
               <w:between w:val="nil"/>
             </w:pBdr>
             <w:spacing w:after="0" w:line="360" w:lineRule="auto"/>
-            <w:ind w:left="6964" w:right="173" w:hanging="4"/>
-            <w:rPr>
-              <w:rFonts w:ascii="David" w:eastAsia="Yu Mincho" w:hAnsi="David" w:cs="David"/>
-              <w:color w:val="000000"/>
-            </w:rPr>
+            <w:ind w:right="173"/>
           </w:pPr>
           <w:r>
             <w:rPr>
-              <w:rFonts w:ascii="David" w:eastAsia="Yu Mincho" w:hAnsi="David" w:cs="David"/>
               <w:noProof/>
-              <w:color w:val="000000"/>
               <w:rtl/>
             </w:rPr>
             <w:drawing>
-              <wp:anchor distT="0" distB="0" distL="114300" distR="114300" simplePos="0" relativeHeight="251676672" behindDoc="0" locked="0" layoutInCell="1" allowOverlap="1" wp14:anchorId="7B7C7511" wp14:editId="70A4128C">
+              <wp:anchor distT="0" distB="0" distL="114300" distR="114300" simplePos="0" relativeHeight="251710464" behindDoc="0" locked="0" layoutInCell="1" allowOverlap="1" wp14:anchorId="0C0CBD22" wp14:editId="5D2B3394">
                 <wp:simplePos x="0" y="0"/>
                 <wp:positionH relativeFrom="column">
                   <wp:posOffset>2209800</wp:posOffset>
@@ -3130,7 +3191,7 @@
                 <wp:extent cx="3132455" cy="2489835"/>
                 <wp:effectExtent l="0" t="0" r="0" b="5715"/>
                 <wp:wrapSquare wrapText="bothSides"/>
-                <wp:docPr id="814565152" name="תמונה 1" descr="תמונה שמכילה טקסט, תרשים, תוכנית, שרטוט טכני&#10;&#10;התיאור נוצר באופן אוטומטי"/>
+                <wp:docPr id="814565152" name="תמונה 1"/>
                 <wp:cNvGraphicFramePr>
                   <a:graphicFrameLocks xmlns:a="http://schemas.openxmlformats.org/drawingml/2006/main" noChangeAspect="1"/>
                 </wp:cNvGraphicFramePr>
@@ -3138,7 +3199,7 @@
                   <a:graphicData uri="http://schemas.openxmlformats.org/drawingml/2006/picture">
                     <pic:pic xmlns:pic="http://schemas.openxmlformats.org/drawingml/2006/picture">
                       <pic:nvPicPr>
-                        <pic:cNvPr id="814565152" name="תמונה 1" descr="תמונה שמכילה טקסט, תרשים, תוכנית, שרטוט טכני&#10;&#10;התיאור נוצר באופן אוטומטי"/>
+                        <pic:cNvPr id="814565152" name="תמונה 1"/>
                         <pic:cNvPicPr/>
                       </pic:nvPicPr>
                       <pic:blipFill>
@@ -3185,11 +3246,7 @@
               <w:between w:val="nil"/>
             </w:pBdr>
             <w:spacing w:after="0" w:line="360" w:lineRule="auto"/>
-            <w:ind w:left="6964" w:right="173" w:hanging="4"/>
-            <w:rPr>
-              <w:rFonts w:ascii="David" w:eastAsia="Yu Mincho" w:hAnsi="David" w:cs="David"/>
-              <w:color w:val="000000"/>
-            </w:rPr>
+            <w:ind w:right="173"/>
           </w:pPr>
         </w:p>
         <w:p>
@@ -3202,11 +3259,7 @@
               <w:between w:val="nil"/>
             </w:pBdr>
             <w:spacing w:after="0" w:line="360" w:lineRule="auto"/>
-            <w:ind w:left="6964" w:right="173" w:hanging="4"/>
-            <w:rPr>
-              <w:rFonts w:ascii="David" w:eastAsia="Yu Mincho" w:hAnsi="David" w:cs="David"/>
-              <w:color w:val="000000"/>
-            </w:rPr>
+            <w:ind w:right="173"/>
           </w:pPr>
         </w:p>
         <w:p>
@@ -3219,11 +3272,7 @@
               <w:between w:val="nil"/>
             </w:pBdr>
             <w:spacing w:after="0" w:line="360" w:lineRule="auto"/>
-            <w:ind w:left="6964" w:right="173" w:hanging="4"/>
-            <w:rPr>
-              <w:rFonts w:ascii="David" w:eastAsia="Yu Mincho" w:hAnsi="David" w:cs="David"/>
-              <w:color w:val="000000"/>
-            </w:rPr>
+            <w:ind w:right="173"/>
           </w:pPr>
         </w:p>
         <w:p>
@@ -3236,11 +3285,7 @@
               <w:between w:val="nil"/>
             </w:pBdr>
             <w:spacing w:after="0" w:line="360" w:lineRule="auto"/>
-            <w:ind w:left="6964" w:right="173" w:hanging="4"/>
-            <w:rPr>
-              <w:rFonts w:ascii="David" w:eastAsia="Yu Mincho" w:hAnsi="David" w:cs="David"/>
-              <w:color w:val="000000"/>
-            </w:rPr>
+            <w:ind w:right="173"/>
           </w:pPr>
         </w:p>
         <w:p>
@@ -3253,11 +3298,7 @@
               <w:between w:val="nil"/>
             </w:pBdr>
             <w:spacing w:after="0" w:line="360" w:lineRule="auto"/>
-            <w:ind w:left="6964" w:right="173" w:hanging="4"/>
-            <w:rPr>
-              <w:rFonts w:ascii="David" w:eastAsia="Yu Mincho" w:hAnsi="David" w:cs="David"/>
-              <w:color w:val="000000"/>
-            </w:rPr>
+            <w:ind w:right="173"/>
           </w:pPr>
         </w:p>
         <w:p>
@@ -3270,11 +3311,7 @@
               <w:between w:val="nil"/>
             </w:pBdr>
             <w:spacing w:after="0" w:line="360" w:lineRule="auto"/>
-            <w:ind w:left="6964" w:right="173" w:hanging="4"/>
-            <w:rPr>
-              <w:rFonts w:ascii="David" w:eastAsia="Yu Mincho" w:hAnsi="David" w:cs="David"/>
-              <w:color w:val="000000"/>
-            </w:rPr>
+            <w:ind w:right="173"/>
           </w:pPr>
         </w:p>
         <w:p>
@@ -3287,11 +3324,9 @@
               <w:between w:val="nil"/>
             </w:pBdr>
             <w:spacing w:after="0" w:line="360" w:lineRule="auto"/>
-            <w:ind w:left="6964" w:right="173" w:hanging="4"/>
-            <w:rPr>
-              <w:rFonts w:ascii="David" w:eastAsia="Yu Mincho" w:hAnsi="David" w:cs="David"/>
+            <w:ind w:right="173"/>
+            <w:rPr>
               <w:b/>
-              <w:color w:val="000000"/>
             </w:rPr>
           </w:pPr>
         </w:p>
@@ -3305,10 +3340,8 @@
               <w:between w:val="nil"/>
             </w:pBdr>
             <w:spacing w:after="0" w:line="360" w:lineRule="auto"/>
-            <w:ind w:left="6964" w:right="173" w:hanging="4"/>
-            <w:rPr>
-              <w:rFonts w:ascii="David" w:eastAsia="Yu Mincho" w:hAnsi="David" w:cs="David"/>
-              <w:color w:val="000000"/>
+            <w:ind w:right="173"/>
+            <w:rPr>
               <w:rtl/>
             </w:rPr>
           </w:pPr>
@@ -3323,11 +3356,9 @@
               <w:between w:val="nil"/>
             </w:pBdr>
             <w:spacing w:after="0" w:line="360" w:lineRule="auto"/>
-            <w:ind w:left="6964" w:right="173" w:hanging="4"/>
-            <w:rPr>
-              <w:rFonts w:ascii="David" w:eastAsia="Yu Mincho" w:hAnsi="David" w:cs="David"/>
+            <w:ind w:right="173"/>
+            <w:rPr>
               <w:b/>
-              <w:color w:val="000000"/>
               <w:rtl/>
             </w:rPr>
           </w:pPr>
@@ -3342,11 +3373,9 @@
               <w:between w:val="nil"/>
             </w:pBdr>
             <w:spacing w:after="0" w:line="360" w:lineRule="auto"/>
-            <w:ind w:left="6964" w:right="173" w:hanging="4"/>
-            <w:rPr>
-              <w:rFonts w:ascii="David" w:eastAsia="Yu Mincho" w:hAnsi="David" w:cs="David"/>
+            <w:ind w:right="173"/>
+            <w:rPr>
               <w:b/>
-              <w:color w:val="000000"/>
               <w:rtl/>
             </w:rPr>
           </w:pPr>
@@ -3361,11 +3390,9 @@
               <w:between w:val="nil"/>
             </w:pBdr>
             <w:spacing w:after="0" w:line="360" w:lineRule="auto"/>
-            <w:ind w:left="6964" w:right="173" w:hanging="4"/>
-            <w:rPr>
-              <w:rFonts w:ascii="David" w:eastAsia="Yu Mincho" w:hAnsi="David" w:cs="David"/>
+            <w:ind w:right="173"/>
+            <w:rPr>
               <w:b/>
-              <w:color w:val="000000"/>
             </w:rPr>
           </w:pPr>
         </w:p>
@@ -3385,16 +3412,12 @@
             <w:spacing w:after="0" w:line="360" w:lineRule="auto"/>
             <w:ind w:right="173"/>
             <w:rPr>
-              <w:rFonts w:ascii="David" w:eastAsia="Yu Mincho" w:hAnsi="David" w:cs="David"/>
               <w:b/>
-              <w:color w:val="000000"/>
             </w:rPr>
           </w:pPr>
           <w:r>
             <w:rPr>
-              <w:rFonts w:ascii="David" w:eastAsia="Yu Mincho" w:hAnsi="David" w:cs="David"/>
               <w:b/>
-              <w:color w:val="000000"/>
               <w:rtl/>
             </w:rPr>
             <w:t>תיאור המרכיב האלגוריתמי- חישובי</w:t>
@@ -3405,32 +3428,22 @@
             <w:spacing w:after="0" w:line="360" w:lineRule="auto"/>
             <w:ind w:left="365" w:right="360"/>
             <w:rPr>
-              <w:rFonts w:ascii="David" w:eastAsia="Yu Mincho" w:hAnsi="David" w:cs="David"/>
-              <w:color w:val="000000"/>
               <w:rtl/>
             </w:rPr>
           </w:pPr>
           <w:r>
             <w:rPr>
-              <w:rFonts w:ascii="David" w:eastAsia="Yu Mincho" w:hAnsi="David" w:cs="David"/>
-              <w:color w:val="000000"/>
               <w:rtl/>
             </w:rPr>
             <w:t xml:space="preserve">אלגוריתם </w:t>
           </w:r>
           <w:proofErr w:type="spellStart"/>
           <w:r>
-            <w:rPr>
-              <w:rFonts w:ascii="David" w:eastAsia="Yu Mincho" w:hAnsi="David" w:cs="David"/>
-              <w:color w:val="000000"/>
-            </w:rPr>
             <w:t>MiniMax</w:t>
           </w:r>
           <w:proofErr w:type="spellEnd"/>
           <w:r>
             <w:rPr>
-              <w:rFonts w:ascii="David" w:eastAsia="Yu Mincho" w:hAnsi="David" w:cs="David"/>
-              <w:color w:val="000000"/>
               <w:rtl/>
             </w:rPr>
             <w:t xml:space="preserve">- משחקים רבים בנויים על העיקרון של סט חוקים קבוע ומוגדר היטב ומשחק לסירוגין. לדוגמה: שחמט ודמקה. בתורת המשחקים, עץ </w:t>
@@ -3438,8 +3451,6 @@
           <w:proofErr w:type="spellStart"/>
           <w:r>
             <w:rPr>
-              <w:rFonts w:ascii="David" w:eastAsia="Yu Mincho" w:hAnsi="David" w:cs="David"/>
-              <w:color w:val="000000"/>
               <w:rtl/>
             </w:rPr>
             <w:t>מינימקס</w:t>
@@ -3447,17 +3458,20 @@
           <w:proofErr w:type="spellEnd"/>
           <w:r>
             <w:rPr>
-              <w:rFonts w:ascii="David" w:eastAsia="Yu Mincho" w:hAnsi="David" w:cs="David"/>
-              <w:color w:val="000000"/>
-              <w:rtl/>
-            </w:rPr>
-            <w:t xml:space="preserve"> הוא (עץ סוג של מבנה נתונים) הפורס את האפשרויות למשחק של שחקן א', את התגובות של שחקן ב' לכל פעולה של שחקן א', את תגובותיו של א' לתגובותיו של ב' וכך הלאה. מעשית מוגבל עומקו של העץ על ידי הזמן וזיכרון המחשב העומדים לרשותנו (לדוגמה, מחשבי שחמט בונים עצים של כ-9 מהלכים קדימה). העלים בעץ שנוצר הם מצבים סטטיים שנגיע אליהם לאחר רצף של מהלכים (הנתיבים בעץ הם למעשה תרחישים אפשריים). ניתן ציון לכל מצב סטטי שכזה (מצב סטטי בלוח שחמט לדוגמה), שישקף כמה המצב טוב מבחינתנו. מובן שאם נבחר במהלך (ענף) המוביל לעלה עם הציון הגבוה ביותר, לא מובטח לנו שאכן נגיע לאותו עלה. העלה הטוב ביותר הוא התסריט האופטימלי מבחינתנו, וניתן להניח שיריב לא יוביל אותנו בהמשך הנתיב אלא יסיט אותו לנתיב הטוב ביותר מבחינתו. משפט </w:t>
+              <w:rtl/>
+            </w:rPr>
+            <w:t xml:space="preserve"> הוא (עץ סוג של מבנה נתונים) הפורס את האפשרויות למשחק של שחקן א', את התגובות של שחקן ב' לכל פעולה של שחקן א', את תגובותיו של א' לתגובותיו של ב' וכך הלאה. מעשית מוגבל עומקו של העץ על ידי הזמן וזיכרון המחשב העומדים לרשותנו (לדוגמה, מחשבי שחמט בונים עצים של כ-9 מהלכים קדימה). העלים בעץ שנוצר הם מצבים סטטיים שנגיע אליהם לאחר </w:t>
+          </w:r>
+          <w:r>
+            <w:rPr>
+              <w:rtl/>
+            </w:rPr>
+            <w:lastRenderedPageBreak/>
+            <w:t xml:space="preserve">רצף של מהלכים (הנתיבים בעץ הם למעשה תרחישים אפשריים). ניתן ציון לכל מצב סטטי שכזה (מצב סטטי בלוח שחמט לדוגמה), שישקף כמה המצב טוב מבחינתנו. מובן שאם נבחר במהלך (ענף) המוביל לעלה עם הציון הגבוה ביותר, לא מובטח לנו שאכן נגיע לאותו עלה. העלה הטוב ביותר הוא התסריט האופטימלי מבחינתנו, וניתן להניח שיריב לא יוביל אותנו בהמשך הנתיב אלא יסיט אותו לנתיב הטוב ביותר מבחינתו. משפט </w:t>
           </w:r>
           <w:proofErr w:type="spellStart"/>
           <w:r>
             <w:rPr>
-              <w:rFonts w:ascii="David" w:eastAsia="Yu Mincho" w:hAnsi="David" w:cs="David"/>
-              <w:color w:val="000000"/>
               <w:rtl/>
             </w:rPr>
             <w:t>המינימקס</w:t>
@@ -3465,8 +3479,6 @@
           <w:proofErr w:type="spellEnd"/>
           <w:r>
             <w:rPr>
-              <w:rFonts w:ascii="David" w:eastAsia="Yu Mincho" w:hAnsi="David" w:cs="David"/>
-              <w:color w:val="000000"/>
               <w:rtl/>
             </w:rPr>
             <w:t xml:space="preserve"> מאפשר לנו לדעת מה המהלך הטוב ביותר שנוכל לעשות, על בסיס המידע הנמצא בעץ.</w:t>
@@ -3476,94 +3488,62 @@
           <w:pPr>
             <w:spacing w:after="0" w:line="360" w:lineRule="auto"/>
             <w:ind w:left="365" w:right="360"/>
-            <w:rPr>
-              <w:rFonts w:ascii="David" w:eastAsia="Yu Mincho" w:hAnsi="David" w:cs="David"/>
-              <w:color w:val="000000"/>
-            </w:rPr>
           </w:pPr>
           <w:r>
             <w:rPr>
-              <w:rFonts w:ascii="David" w:eastAsia="Yu Mincho" w:hAnsi="David" w:cs="David"/>
-              <w:color w:val="000000"/>
               <w:rtl/>
             </w:rPr>
             <w:t xml:space="preserve">סריקת העץ מתבצעת בצורה רקורסיבית, והסיבוכיות של אלגוריתם זה היא </w:t>
           </w:r>
           <w:r>
-            <w:rPr>
-              <w:rFonts w:ascii="David" w:eastAsia="Yu Mincho" w:hAnsi="David" w:cs="David"/>
-              <w:color w:val="000000"/>
-            </w:rPr>
             <w:t>O(</w:t>
           </w:r>
           <w:proofErr w:type="spellStart"/>
           <w:r>
-            <w:rPr>
-              <w:rFonts w:ascii="David" w:eastAsia="Yu Mincho" w:hAnsi="David" w:cs="David"/>
-              <w:color w:val="000000"/>
-            </w:rPr>
             <w:t>b^d</w:t>
           </w:r>
           <w:proofErr w:type="spellEnd"/>
           <w:r>
-            <w:rPr>
-              <w:rFonts w:ascii="David" w:eastAsia="Yu Mincho" w:hAnsi="David" w:cs="David"/>
-              <w:color w:val="000000"/>
-            </w:rPr>
             <w:t>)</w:t>
           </w:r>
           <w:r>
             <w:rPr>
-              <w:rFonts w:ascii="David" w:eastAsia="Yu Mincho" w:hAnsi="David" w:cs="David"/>
-              <w:color w:val="000000"/>
               <w:rtl/>
             </w:rPr>
             <w:t xml:space="preserve"> כאשר </w:t>
           </w:r>
           <w:r>
-            <w:rPr>
-              <w:rFonts w:ascii="David" w:eastAsia="Yu Mincho" w:hAnsi="David" w:cs="David"/>
-              <w:color w:val="000000"/>
-            </w:rPr>
             <w:t>d</w:t>
           </w:r>
           <w:r>
             <w:rPr>
-              <w:rFonts w:ascii="David" w:eastAsia="Yu Mincho" w:hAnsi="David" w:cs="David"/>
-              <w:color w:val="000000"/>
               <w:rtl/>
             </w:rPr>
             <w:t xml:space="preserve"> מייצג את עומק העץ ו- </w:t>
           </w:r>
           <w:r>
-            <w:rPr>
-              <w:rFonts w:ascii="David" w:eastAsia="Yu Mincho" w:hAnsi="David" w:cs="David"/>
-              <w:color w:val="000000"/>
-            </w:rPr>
             <w:t>b</w:t>
           </w:r>
           <w:r>
             <w:rPr>
-              <w:rFonts w:ascii="David" w:eastAsia="Yu Mincho" w:hAnsi="David" w:cs="David"/>
-              <w:color w:val="000000"/>
               <w:rtl/>
             </w:rPr>
             <w:t xml:space="preserve"> מייצג את הגורם המסועף (</w:t>
           </w:r>
           <w:r>
-            <w:rPr>
-              <w:rFonts w:ascii="David" w:eastAsia="Yu Mincho" w:hAnsi="David" w:cs="David"/>
-              <w:color w:val="000000"/>
-            </w:rPr>
             <w:t>branching factor</w:t>
           </w:r>
           <w:r>
             <w:rPr>
-              <w:rFonts w:ascii="David" w:eastAsia="Yu Mincho" w:hAnsi="David" w:cs="David"/>
-              <w:color w:val="000000"/>
-              <w:rtl/>
-            </w:rPr>
-            <w:t>).</w:t>
+              <w:rtl/>
+            </w:rPr>
+            <w:t>)</w:t>
+          </w:r>
+          <w:r>
+            <w:rPr>
+              <w:rtl/>
+            </w:rPr>
+            <w:t>.</w:t>
           </w:r>
         </w:p>
         <w:p>
@@ -3576,11 +3556,9 @@
               <w:between w:val="nil"/>
             </w:pBdr>
             <w:spacing w:after="0" w:line="360" w:lineRule="auto"/>
-            <w:ind w:left="6964" w:right="173" w:hanging="4"/>
-            <w:rPr>
-              <w:rFonts w:ascii="David" w:eastAsia="Yu Mincho" w:hAnsi="David" w:cs="David"/>
+            <w:ind w:right="173"/>
+            <w:rPr>
               <w:b/>
-              <w:color w:val="000000"/>
             </w:rPr>
           </w:pPr>
         </w:p>
@@ -3600,16 +3578,12 @@
             <w:spacing w:after="0" w:line="360" w:lineRule="auto"/>
             <w:ind w:right="173"/>
             <w:rPr>
-              <w:rFonts w:ascii="David" w:eastAsia="Yu Mincho" w:hAnsi="David" w:cs="David"/>
               <w:b/>
-              <w:color w:val="000000"/>
             </w:rPr>
           </w:pPr>
           <w:r>
             <w:rPr>
-              <w:rFonts w:ascii="David" w:eastAsia="Yu Mincho" w:hAnsi="David" w:cs="David"/>
               <w:b/>
-              <w:color w:val="000000"/>
               <w:rtl/>
             </w:rPr>
             <w:t>משאבים הנדרשים לפרויקט:</w:t>
@@ -3630,15 +3604,9 @@
             </w:pBdr>
             <w:spacing w:after="0" w:line="360" w:lineRule="auto"/>
             <w:ind w:right="173"/>
-            <w:rPr>
-              <w:rFonts w:ascii="David" w:eastAsia="Yu Mincho" w:hAnsi="David" w:cs="David"/>
-              <w:color w:val="000000"/>
-            </w:rPr>
           </w:pPr>
           <w:r>
             <w:rPr>
-              <w:rFonts w:ascii="David" w:eastAsia="Yu Mincho" w:hAnsi="David" w:cs="David"/>
-              <w:color w:val="000000"/>
               <w:rtl/>
             </w:rPr>
             <w:t>מספר שעות המוקדש לפרויקט, חלוקת עבודה בין חברי הצוות</w:t>
@@ -3656,18 +3624,38 @@
             <w:spacing w:after="0" w:line="360" w:lineRule="auto"/>
             <w:ind w:left="652" w:right="173"/>
             <w:rPr>
-              <w:rFonts w:ascii="David" w:eastAsia="Yu Mincho" w:hAnsi="David" w:cs="David"/>
-              <w:color w:val="000000"/>
               <w:rtl/>
             </w:rPr>
           </w:pPr>
           <w:r>
             <w:rPr>
-              <w:rFonts w:ascii="David" w:eastAsia="Yu Mincho" w:hAnsi="David" w:cs="David" w:hint="cs"/>
-              <w:color w:val="000000"/>
+              <w:rFonts w:hint="cs"/>
               <w:rtl/>
             </w:rPr>
             <w:t>היקף העבודה הוא בסדר גודל של כ-180 שעות</w:t>
+          </w:r>
+        </w:p>
+        <w:p>
+          <w:pPr>
+            <w:pBdr>
+              <w:top w:val="nil"/>
+              <w:left w:val="nil"/>
+              <w:bottom w:val="nil"/>
+              <w:right w:val="nil"/>
+              <w:between w:val="nil"/>
+            </w:pBdr>
+            <w:spacing w:after="0" w:line="360" w:lineRule="auto"/>
+            <w:ind w:left="652" w:right="173"/>
+            <w:rPr>
+              <w:rtl/>
+            </w:rPr>
+          </w:pPr>
+          <w:r>
+            <w:rPr>
+              <w:rFonts w:hint="cs"/>
+              <w:rtl/>
+            </w:rPr>
+            <w:t>90 שעות כל חבר צוות.</w:t>
           </w:r>
         </w:p>
         <w:p>
@@ -3685,18 +3673,11 @@
             </w:pBdr>
             <w:spacing w:after="0" w:line="360" w:lineRule="auto"/>
             <w:ind w:right="173"/>
-            <w:rPr>
-              <w:rFonts w:ascii="David" w:eastAsia="Yu Mincho" w:hAnsi="David" w:cs="David"/>
-              <w:color w:val="000000"/>
-            </w:rPr>
           </w:pPr>
           <w:r>
             <w:rPr>
-              <w:rFonts w:ascii="David" w:eastAsia="Yu Mincho" w:hAnsi="David" w:cs="David"/>
-              <w:color w:val="000000"/>
-              <w:rtl/>
-            </w:rPr>
-            <w:lastRenderedPageBreak/>
+              <w:rtl/>
+            </w:rPr>
             <w:t>תוכנות נדרשות</w:t>
           </w:r>
         </w:p>
@@ -3711,18 +3692,25 @@
             </w:pBdr>
             <w:spacing w:after="0" w:line="360" w:lineRule="auto"/>
             <w:ind w:left="652" w:right="173"/>
-            <w:rPr>
-              <w:rFonts w:ascii="David" w:eastAsia="Yu Mincho" w:hAnsi="David" w:cs="David"/>
-              <w:color w:val="000000"/>
-            </w:rPr>
           </w:pPr>
           <w:proofErr w:type="spellStart"/>
           <w:r>
-            <w:rPr>
-              <w:rFonts w:ascii="David" w:eastAsia="Yu Mincho" w:hAnsi="David" w:cs="David"/>
-              <w:color w:val="000000"/>
-            </w:rPr>
-            <w:t>intellij</w:t>
+            <w:t>vsCode</w:t>
+          </w:r>
+          <w:proofErr w:type="spellEnd"/>
+          <w:r>
+            <w:t xml:space="preserve"> </w:t>
+          </w:r>
+          <w:r>
+            <w:rPr>
+              <w:rFonts w:hint="cs"/>
+              <w:rtl/>
+            </w:rPr>
+            <w:t xml:space="preserve"> או </w:t>
+          </w:r>
+          <w:proofErr w:type="spellStart"/>
+          <w:r>
+            <w:t>intelij</w:t>
           </w:r>
           <w:proofErr w:type="spellEnd"/>
         </w:p>
@@ -3741,15 +3729,9 @@
             </w:pBdr>
             <w:spacing w:after="0" w:line="360" w:lineRule="auto"/>
             <w:ind w:right="173"/>
-            <w:rPr>
-              <w:rFonts w:ascii="David" w:eastAsia="Yu Mincho" w:hAnsi="David" w:cs="David"/>
-              <w:color w:val="000000"/>
-            </w:rPr>
           </w:pPr>
           <w:r>
             <w:rPr>
-              <w:rFonts w:ascii="David" w:eastAsia="Yu Mincho" w:hAnsi="David" w:cs="David"/>
-              <w:color w:val="000000"/>
               <w:rtl/>
             </w:rPr>
             <w:t>ידע חדש שנדרש ללמוד לצורך ביצוע הפרויקט</w:t>
@@ -3767,50 +3749,37 @@
             <w:spacing w:after="0" w:line="360" w:lineRule="auto"/>
             <w:ind w:left="652" w:right="173"/>
             <w:rPr>
-              <w:rFonts w:ascii="David" w:eastAsia="Yu Mincho" w:hAnsi="David" w:cs="David"/>
-              <w:color w:val="000000"/>
               <w:rtl/>
             </w:rPr>
           </w:pPr>
           <w:r>
             <w:rPr>
-              <w:rFonts w:ascii="David" w:eastAsia="Yu Mincho" w:hAnsi="David" w:cs="David" w:hint="cs"/>
-              <w:color w:val="000000"/>
-              <w:rtl/>
-            </w:rPr>
-            <w:t xml:space="preserve">התעמקתי יותר בשפה </w:t>
-          </w:r>
-          <w:r>
-            <w:rPr>
-              <w:rFonts w:ascii="David" w:eastAsia="Yu Mincho" w:hAnsi="David" w:cs="David"/>
-              <w:color w:val="000000"/>
-            </w:rPr>
+              <w:rFonts w:hint="cs"/>
+              <w:rtl/>
+            </w:rPr>
+            <w:t xml:space="preserve">התעמקנו יותר בשפה </w:t>
+          </w:r>
+          <w:r>
             <w:t>java</w:t>
           </w:r>
           <w:r>
             <w:rPr>
-              <w:rFonts w:ascii="David" w:eastAsia="Yu Mincho" w:hAnsi="David" w:cs="David" w:hint="cs"/>
-              <w:color w:val="000000"/>
-              <w:rtl/>
-            </w:rPr>
-            <w:t xml:space="preserve">, ולמדתי </w:t>
+              <w:rFonts w:hint="cs"/>
+              <w:rtl/>
+            </w:rPr>
+            <w:t xml:space="preserve">, ולמדנו </w:t>
           </w:r>
           <w:proofErr w:type="spellStart"/>
           <w:r>
-            <w:rPr>
-              <w:rFonts w:ascii="David" w:eastAsia="Yu Mincho" w:hAnsi="David" w:cs="David"/>
-              <w:color w:val="000000"/>
-            </w:rPr>
             <w:t>awt</w:t>
           </w:r>
           <w:proofErr w:type="spellEnd"/>
           <w:r>
             <w:rPr>
-              <w:rFonts w:ascii="David" w:eastAsia="Yu Mincho" w:hAnsi="David" w:cs="David" w:hint="cs"/>
-              <w:color w:val="000000"/>
-              <w:rtl/>
-            </w:rPr>
-            <w:t xml:space="preserve"> שכן לא יצא לי לפתח עם ספרייה זאת קודם לכן.</w:t>
+              <w:rFonts w:hint="cs"/>
+              <w:rtl/>
+            </w:rPr>
+            <w:t xml:space="preserve"> שכן לא יצא לנו לפתח עם ספרייה זאת קודם לכן.</w:t>
           </w:r>
         </w:p>
         <w:p>
@@ -3828,15 +3797,9 @@
             </w:pBdr>
             <w:spacing w:after="0" w:line="360" w:lineRule="auto"/>
             <w:ind w:right="173"/>
-            <w:rPr>
-              <w:rFonts w:ascii="David" w:eastAsia="Yu Mincho" w:hAnsi="David" w:cs="David"/>
-              <w:color w:val="000000"/>
-            </w:rPr>
           </w:pPr>
           <w:r>
             <w:rPr>
-              <w:rFonts w:ascii="David" w:eastAsia="Yu Mincho" w:hAnsi="David" w:cs="David"/>
-              <w:color w:val="000000"/>
               <w:rtl/>
             </w:rPr>
             <w:t>ספרות ומקורות מידע</w:t>
@@ -3858,29 +3821,27 @@
             <w:spacing w:after="0" w:line="360" w:lineRule="auto"/>
             <w:ind w:right="173"/>
             <w:rPr>
-              <w:rFonts w:ascii="David" w:eastAsia="Yu Mincho" w:hAnsi="David" w:cs="David"/>
-              <w:color w:val="0000FF"/>
-              <w:u w:val="single"/>
+              <w:rStyle w:val="Hyperlink"/>
+              <w:color w:val="000000"/>
+              <w:u w:val="none"/>
             </w:rPr>
           </w:pPr>
           <w:hyperlink r:id="rId10" w:history="1">
             <w:r>
               <w:rPr>
-                <w:rFonts w:ascii="Arial" w:eastAsia="Yu Mincho" w:hAnsi="Arial" w:cs="Arial"/>
-                <w:color w:val="0000FF"/>
+                <w:rStyle w:val="Hyperlink"/>
+                <w:rFonts w:asciiTheme="minorBidi" w:hAnsiTheme="minorBidi"/>
                 <w:sz w:val="24"/>
                 <w:szCs w:val="24"/>
-                <w:u w:val="single"/>
               </w:rPr>
               <w:t>http://stackoverflow.com</w:t>
             </w:r>
             <w:r>
               <w:rPr>
-                <w:rFonts w:ascii="Arial" w:eastAsia="Yu Mincho" w:hAnsi="Arial" w:cs="Arial"/>
-                <w:color w:val="0000FF"/>
+                <w:rStyle w:val="Hyperlink"/>
+                <w:rFonts w:asciiTheme="minorBidi" w:hAnsiTheme="minorBidi"/>
                 <w:sz w:val="24"/>
                 <w:szCs w:val="24"/>
-                <w:u w:val="single"/>
                 <w:rtl/>
               </w:rPr>
               <w:t>/</w:t>
@@ -3903,19 +3864,18 @@
             <w:spacing w:after="0" w:line="360" w:lineRule="auto"/>
             <w:ind w:right="173"/>
             <w:rPr>
-              <w:rFonts w:ascii="David" w:eastAsia="Yu Mincho" w:hAnsi="David" w:cs="David"/>
-              <w:color w:val="0000FF"/>
-              <w:u w:val="single"/>
+              <w:rStyle w:val="Hyperlink"/>
+              <w:color w:val="000000"/>
+              <w:u w:val="none"/>
             </w:rPr>
           </w:pPr>
           <w:hyperlink r:id="rId11" w:history="1">
             <w:r>
               <w:rPr>
-                <w:rFonts w:ascii="Arial" w:eastAsia="Yu Mincho" w:hAnsi="Arial" w:cs="Arial"/>
-                <w:color w:val="0000FF"/>
+                <w:rStyle w:val="Hyperlink"/>
+                <w:rFonts w:asciiTheme="minorBidi" w:hAnsiTheme="minorBidi"/>
                 <w:sz w:val="24"/>
                 <w:szCs w:val="24"/>
-                <w:u w:val="single"/>
               </w:rPr>
               <w:t>http://www.java-forums.org</w:t>
             </w:r>
@@ -3936,29 +3896,23 @@
             </w:pBdr>
             <w:spacing w:after="0" w:line="360" w:lineRule="auto"/>
             <w:ind w:right="173"/>
-            <w:rPr>
-              <w:rFonts w:ascii="David" w:eastAsia="Yu Mincho" w:hAnsi="David" w:cs="David"/>
-              <w:color w:val="000000"/>
-            </w:rPr>
           </w:pPr>
           <w:hyperlink w:history="1">
             <w:r>
               <w:rPr>
-                <w:rFonts w:ascii="Arial" w:eastAsia="Yu Mincho" w:hAnsi="Arial" w:cs="Arial"/>
-                <w:color w:val="0000FF"/>
+                <w:rStyle w:val="Hyperlink"/>
+                <w:rFonts w:asciiTheme="minorBidi" w:hAnsiTheme="minorBidi"/>
                 <w:sz w:val="24"/>
                 <w:szCs w:val="24"/>
-                <w:u w:val="single"/>
               </w:rPr>
               <w:t xml:space="preserve">http://www.java-gaming.org </w:t>
             </w:r>
             <w:r>
               <w:rPr>
-                <w:rFonts w:ascii="Arial" w:eastAsia="Yu Mincho" w:hAnsi="Arial" w:cs="Arial"/>
-                <w:color w:val="0000FF"/>
+                <w:rStyle w:val="Hyperlink"/>
+                <w:rFonts w:asciiTheme="minorBidi" w:hAnsiTheme="minorBidi"/>
                 <w:sz w:val="24"/>
                 <w:szCs w:val="24"/>
-                <w:u w:val="single"/>
                 <w:rtl/>
               </w:rPr>
               <w:t>/</w:t>
@@ -3981,16 +3935,12 @@
             <w:spacing w:after="0" w:line="360" w:lineRule="auto"/>
             <w:ind w:right="173"/>
             <w:rPr>
-              <w:rFonts w:ascii="David" w:eastAsia="Yu Mincho" w:hAnsi="David" w:cs="David"/>
               <w:b/>
-              <w:color w:val="000000"/>
             </w:rPr>
           </w:pPr>
           <w:r>
             <w:rPr>
-              <w:rFonts w:ascii="David" w:eastAsia="Yu Mincho" w:hAnsi="David" w:cs="David"/>
               <w:b/>
-              <w:color w:val="000000"/>
               <w:rtl/>
             </w:rPr>
             <w:t>תוכנית עבודה ושלבים למימוש הפרויקט</w:t>
@@ -3998,24 +3948,21 @@
         </w:p>
         <w:p>
           <w:pPr>
+            <w:pStyle w:val="ab"/>
             <w:numPr>
               <w:ilvl w:val="0"/>
               <w:numId w:val="16"/>
             </w:numPr>
             <w:spacing w:after="5" w:line="271" w:lineRule="auto"/>
-            <w:contextualSpacing/>
-            <w:rPr>
-              <w:rFonts w:ascii="David" w:eastAsia="Yu Mincho" w:hAnsi="David" w:cs="David"/>
+            <w:rPr>
               <w:b/>
-              <w:color w:val="000000"/>
               <w:rtl/>
             </w:rPr>
           </w:pPr>
           <w:r>
             <w:rPr>
-              <w:rFonts w:ascii="David" w:eastAsia="Yu Mincho" w:hAnsi="David" w:cs="David" w:hint="cs"/>
+              <w:rFonts w:hint="cs"/>
               <w:b/>
-              <w:color w:val="000000"/>
               <w:rtl/>
             </w:rPr>
             <w:t xml:space="preserve">הכרת </w:t>
@@ -4023,9 +3970,8 @@
           <w:proofErr w:type="spellStart"/>
           <w:r>
             <w:rPr>
-              <w:rFonts w:ascii="David" w:eastAsia="Yu Mincho" w:hAnsi="David" w:cs="David" w:hint="cs"/>
+              <w:rFonts w:hint="cs"/>
               <w:b/>
-              <w:color w:val="000000"/>
               <w:rtl/>
             </w:rPr>
             <w:t>הספריית</w:t>
@@ -4033,9 +3979,8 @@
           <w:proofErr w:type="spellEnd"/>
           <w:r>
             <w:rPr>
-              <w:rFonts w:ascii="David" w:eastAsia="Yu Mincho" w:hAnsi="David" w:cs="David" w:hint="cs"/>
+              <w:rFonts w:hint="cs"/>
               <w:b/>
-              <w:color w:val="000000"/>
               <w:rtl/>
             </w:rPr>
             <w:t xml:space="preserve"> </w:t>
@@ -4043,35 +3988,29 @@
           <w:proofErr w:type="spellStart"/>
           <w:r>
             <w:rPr>
-              <w:rFonts w:ascii="David" w:eastAsia="Yu Mincho" w:hAnsi="David" w:cs="David"/>
               <w:b/>
-              <w:color w:val="000000"/>
             </w:rPr>
             <w:t>awt</w:t>
           </w:r>
           <w:proofErr w:type="spellEnd"/>
           <w:r>
             <w:rPr>
-              <w:rFonts w:ascii="David" w:eastAsia="Yu Mincho" w:hAnsi="David" w:cs="David" w:hint="cs"/>
+              <w:rFonts w:hint="cs"/>
               <w:b/>
-              <w:color w:val="000000"/>
               <w:rtl/>
             </w:rPr>
             <w:t xml:space="preserve"> ובניית שלד בסיסי למשחק בעזרת ה-</w:t>
           </w:r>
           <w:r>
             <w:rPr>
-              <w:rFonts w:ascii="David" w:eastAsia="Yu Mincho" w:hAnsi="David" w:cs="David"/>
               <w:b/>
-              <w:color w:val="000000"/>
             </w:rPr>
             <w:t>class</w:t>
           </w:r>
           <w:r>
             <w:rPr>
-              <w:rFonts w:ascii="David" w:eastAsia="Yu Mincho" w:hAnsi="David" w:cs="David" w:hint="cs"/>
+              <w:rFonts w:hint="cs"/>
               <w:b/>
-              <w:color w:val="000000"/>
               <w:rtl/>
             </w:rPr>
             <w:t xml:space="preserve">-ים שהיא </w:t>
@@ -4079,9 +4018,8 @@
           <w:proofErr w:type="spellStart"/>
           <w:r>
             <w:rPr>
-              <w:rFonts w:ascii="David" w:eastAsia="Yu Mincho" w:hAnsi="David" w:cs="David" w:hint="cs"/>
+              <w:rFonts w:hint="cs"/>
               <w:b/>
-              <w:color w:val="000000"/>
               <w:rtl/>
             </w:rPr>
             <w:t>מייחצנת</w:t>
@@ -4090,24 +4028,21 @@
         </w:p>
         <w:p>
           <w:pPr>
+            <w:pStyle w:val="ab"/>
             <w:numPr>
               <w:ilvl w:val="0"/>
               <w:numId w:val="16"/>
             </w:numPr>
             <w:spacing w:after="5" w:line="271" w:lineRule="auto"/>
-            <w:contextualSpacing/>
-            <w:rPr>
-              <w:rFonts w:ascii="David" w:eastAsia="Yu Mincho" w:hAnsi="David" w:cs="David"/>
+            <w:rPr>
               <w:b/>
-              <w:color w:val="000000"/>
               <w:rtl/>
             </w:rPr>
           </w:pPr>
           <w:r>
             <w:rPr>
-              <w:rFonts w:ascii="David" w:eastAsia="Yu Mincho" w:hAnsi="David" w:cs="David" w:hint="cs"/>
+              <w:rFonts w:hint="cs"/>
               <w:b/>
-              <w:color w:val="000000"/>
               <w:rtl/>
             </w:rPr>
             <w:t>פישוט תהליך התכנון- חשיבה על מחלקות עיקריות שבהן נשתמש</w:t>
@@ -4115,23 +4050,20 @@
         </w:p>
         <w:p>
           <w:pPr>
+            <w:pStyle w:val="ab"/>
             <w:numPr>
               <w:ilvl w:val="0"/>
               <w:numId w:val="16"/>
             </w:numPr>
             <w:spacing w:after="5" w:line="271" w:lineRule="auto"/>
-            <w:contextualSpacing/>
-            <w:rPr>
-              <w:rFonts w:ascii="David" w:eastAsia="Yu Mincho" w:hAnsi="David" w:cs="David"/>
+            <w:rPr>
               <w:b/>
-              <w:color w:val="000000"/>
             </w:rPr>
           </w:pPr>
           <w:r>
             <w:rPr>
-              <w:rFonts w:ascii="David" w:eastAsia="Yu Mincho" w:hAnsi="David" w:cs="David" w:hint="cs"/>
+              <w:rFonts w:hint="cs"/>
               <w:b/>
-              <w:color w:val="000000"/>
               <w:rtl/>
             </w:rPr>
             <w:t>בניית מחלקות הבסיס ויצירת אב טיפוס ראשוני הכולל את הלוח, הדמויות והאובייקטים על הלוח</w:t>
@@ -4139,24 +4071,21 @@
         </w:p>
         <w:p>
           <w:pPr>
+            <w:pStyle w:val="ab"/>
             <w:numPr>
               <w:ilvl w:val="0"/>
               <w:numId w:val="16"/>
             </w:numPr>
             <w:spacing w:after="5" w:line="271" w:lineRule="auto"/>
-            <w:contextualSpacing/>
-            <w:rPr>
-              <w:rFonts w:ascii="David" w:eastAsia="Yu Mincho" w:hAnsi="David" w:cs="David"/>
+            <w:rPr>
               <w:b/>
-              <w:color w:val="000000"/>
               <w:rtl/>
             </w:rPr>
           </w:pPr>
           <w:r>
             <w:rPr>
-              <w:rFonts w:ascii="David" w:eastAsia="Yu Mincho" w:hAnsi="David" w:cs="David" w:hint="cs"/>
+              <w:rFonts w:hint="cs"/>
               <w:b/>
-              <w:color w:val="000000"/>
               <w:rtl/>
             </w:rPr>
             <w:t xml:space="preserve">הרכבת ותכנות </w:t>
@@ -4164,9 +4093,8 @@
           <w:proofErr w:type="spellStart"/>
           <w:r>
             <w:rPr>
-              <w:rFonts w:ascii="David" w:eastAsia="Yu Mincho" w:hAnsi="David" w:cs="David" w:hint="cs"/>
+              <w:rFonts w:hint="cs"/>
               <w:b/>
-              <w:color w:val="000000"/>
               <w:rtl/>
             </w:rPr>
             <w:t>הבוט</w:t>
@@ -4174,9 +4102,8 @@
           <w:proofErr w:type="spellEnd"/>
           <w:r>
             <w:rPr>
-              <w:rFonts w:ascii="David" w:eastAsia="Yu Mincho" w:hAnsi="David" w:cs="David" w:hint="cs"/>
+              <w:rFonts w:hint="cs"/>
               <w:b/>
-              <w:color w:val="000000"/>
               <w:rtl/>
             </w:rPr>
             <w:t xml:space="preserve"> של היריב</w:t>
@@ -4184,24 +4111,21 @@
         </w:p>
         <w:p>
           <w:pPr>
+            <w:pStyle w:val="ab"/>
             <w:numPr>
               <w:ilvl w:val="0"/>
               <w:numId w:val="16"/>
             </w:numPr>
             <w:spacing w:after="5" w:line="271" w:lineRule="auto"/>
-            <w:contextualSpacing/>
-            <w:rPr>
-              <w:rFonts w:ascii="David" w:eastAsia="Yu Mincho" w:hAnsi="David" w:cs="David"/>
+            <w:rPr>
               <w:b/>
-              <w:color w:val="000000"/>
               <w:rtl/>
             </w:rPr>
           </w:pPr>
           <w:r>
             <w:rPr>
-              <w:rFonts w:ascii="David" w:eastAsia="Yu Mincho" w:hAnsi="David" w:cs="David" w:hint="cs"/>
+              <w:rFonts w:hint="cs"/>
               <w:b/>
-              <w:color w:val="000000"/>
               <w:rtl/>
             </w:rPr>
             <w:t>הכנסת לוגיקה הכוללת בתוכה מתי מנצחים ומתי מפסידים</w:t>
@@ -4209,13 +4133,9 @@
         </w:p>
         <w:p>
           <w:pPr>
-            <w:spacing w:after="5" w:line="271" w:lineRule="auto"/>
-            <w:ind w:left="720" w:hanging="4"/>
-            <w:contextualSpacing/>
-            <w:rPr>
-              <w:rFonts w:ascii="David" w:eastAsia="Yu Mincho" w:hAnsi="David" w:cs="David"/>
+            <w:pStyle w:val="ab"/>
+            <w:rPr>
               <w:b/>
-              <w:color w:val="000000"/>
               <w:rtl/>
             </w:rPr>
           </w:pPr>
@@ -4236,16 +4156,12 @@
             <w:spacing w:after="0" w:line="360" w:lineRule="auto"/>
             <w:ind w:right="173"/>
             <w:rPr>
-              <w:rFonts w:ascii="David" w:eastAsia="Yu Mincho" w:hAnsi="David" w:cs="David"/>
               <w:b/>
-              <w:color w:val="000000"/>
             </w:rPr>
           </w:pPr>
           <w:r>
             <w:rPr>
-              <w:rFonts w:ascii="David" w:eastAsia="Yu Mincho" w:hAnsi="David" w:cs="David"/>
               <w:b/>
-              <w:color w:val="000000"/>
               <w:rtl/>
             </w:rPr>
             <w:t>תכנון הבדיקות שיבוצעו</w:t>
@@ -4266,30 +4182,18 @@
             </w:pBdr>
             <w:spacing w:after="0" w:line="360" w:lineRule="auto"/>
             <w:ind w:right="173"/>
-            <w:rPr>
-              <w:rFonts w:ascii="David" w:eastAsia="Yu Mincho" w:hAnsi="David" w:cs="David"/>
-              <w:color w:val="000000"/>
-            </w:rPr>
           </w:pPr>
           <w:r>
             <w:rPr>
-              <w:rFonts w:ascii="David" w:eastAsia="Yu Mincho" w:hAnsi="David" w:cs="David"/>
-              <w:color w:val="000000"/>
               <w:rtl/>
             </w:rPr>
             <w:t>נא פרט בטבלה, בדיקות תהליכיות ברמת המשתמש בהן נדרשת המערכת לעמוד (</w:t>
           </w:r>
           <w:r>
-            <w:rPr>
-              <w:rFonts w:ascii="David" w:eastAsia="Yu Mincho" w:hAnsi="David" w:cs="David"/>
-              <w:color w:val="000000"/>
-            </w:rPr>
             <w:t>full flow</w:t>
           </w:r>
           <w:r>
             <w:rPr>
-              <w:rFonts w:ascii="David" w:eastAsia="Yu Mincho" w:hAnsi="David" w:cs="David"/>
-              <w:color w:val="000000"/>
               <w:rtl/>
             </w:rPr>
             <w:t>).</w:t>
@@ -4310,15 +4214,10 @@
             </w:pBdr>
             <w:spacing w:after="0" w:line="360" w:lineRule="auto"/>
             <w:ind w:right="173"/>
-            <w:rPr>
-              <w:rFonts w:ascii="David" w:eastAsia="Yu Mincho" w:hAnsi="David" w:cs="David"/>
-              <w:color w:val="000000"/>
-            </w:rPr>
           </w:pPr>
           <w:r>
             <w:rPr>
-              <w:rFonts w:ascii="David" w:eastAsia="Yu Mincho" w:hAnsi="David" w:cs="David" w:hint="cs"/>
-              <w:color w:val="000000"/>
+              <w:rFonts w:hint="cs"/>
               <w:rtl/>
             </w:rPr>
             <w:t>בדיקה של האם אפשר לבצע את התזוזה הזו (מבחינת פחד של חיות).</w:t>
@@ -4339,15 +4238,10 @@
             </w:pBdr>
             <w:spacing w:after="0" w:line="360" w:lineRule="auto"/>
             <w:ind w:right="173"/>
-            <w:rPr>
-              <w:rFonts w:ascii="David" w:eastAsia="Yu Mincho" w:hAnsi="David" w:cs="David"/>
-              <w:color w:val="000000"/>
-            </w:rPr>
           </w:pPr>
           <w:r>
             <w:rPr>
-              <w:rFonts w:ascii="David" w:eastAsia="Yu Mincho" w:hAnsi="David" w:cs="David" w:hint="cs"/>
-              <w:color w:val="000000"/>
+              <w:rFonts w:hint="cs"/>
               <w:rtl/>
             </w:rPr>
             <w:t>בדיקה של האם ניתן לזוז לשם (מבחינת גבולות הלוח).</w:t>
@@ -4368,15 +4262,10 @@
             </w:pBdr>
             <w:spacing w:after="0" w:line="360" w:lineRule="auto"/>
             <w:ind w:right="173"/>
-            <w:rPr>
-              <w:rFonts w:ascii="David" w:eastAsia="Yu Mincho" w:hAnsi="David" w:cs="David"/>
-              <w:color w:val="000000"/>
-            </w:rPr>
           </w:pPr>
           <w:r>
             <w:rPr>
-              <w:rFonts w:ascii="David" w:eastAsia="Yu Mincho" w:hAnsi="David" w:cs="David" w:hint="cs"/>
-              <w:color w:val="000000"/>
+              <w:rFonts w:hint="cs"/>
               <w:rtl/>
             </w:rPr>
             <w:t>בדיקה של האם כלי שלי מפוחד והאם אני צריך להזיז אותו.</w:t>
@@ -4397,15 +4286,10 @@
             </w:pBdr>
             <w:spacing w:after="0" w:line="360" w:lineRule="auto"/>
             <w:ind w:right="173"/>
-            <w:rPr>
-              <w:rFonts w:ascii="David" w:eastAsia="Yu Mincho" w:hAnsi="David" w:cs="David"/>
-              <w:color w:val="000000"/>
-            </w:rPr>
           </w:pPr>
           <w:r>
             <w:rPr>
-              <w:rFonts w:ascii="David" w:eastAsia="Yu Mincho" w:hAnsi="David" w:cs="David" w:hint="cs"/>
-              <w:color w:val="000000"/>
+              <w:rFonts w:hint="cs"/>
               <w:rtl/>
             </w:rPr>
             <w:t xml:space="preserve">בדיקה של פסילה או </w:t>
@@ -4413,8 +4297,7 @@
           <w:proofErr w:type="spellStart"/>
           <w:r>
             <w:rPr>
-              <w:rFonts w:ascii="David" w:eastAsia="Yu Mincho" w:hAnsi="David" w:cs="David" w:hint="cs"/>
-              <w:color w:val="000000"/>
+              <w:rFonts w:hint="cs"/>
               <w:rtl/>
             </w:rPr>
             <w:t>נצחון</w:t>
@@ -4422,8 +4305,7 @@
           <w:proofErr w:type="spellEnd"/>
           <w:r>
             <w:rPr>
-              <w:rFonts w:ascii="David" w:eastAsia="Yu Mincho" w:hAnsi="David" w:cs="David" w:hint="cs"/>
-              <w:color w:val="000000"/>
+              <w:rFonts w:hint="cs"/>
               <w:rtl/>
             </w:rPr>
             <w:t xml:space="preserve"> כאשר שחקן תפס 3 מבורות המים.</w:t>
@@ -4445,33 +4327,26 @@
             <w:spacing w:after="5" w:line="360" w:lineRule="auto"/>
             <w:ind w:right="173"/>
             <w:rPr>
-              <w:rFonts w:ascii="David" w:eastAsia="Yu Mincho" w:hAnsi="David" w:cs="David"/>
               <w:b/>
-              <w:color w:val="000000"/>
             </w:rPr>
           </w:pPr>
           <w:r>
             <w:rPr>
-              <w:rFonts w:ascii="David" w:eastAsia="Yu Mincho" w:hAnsi="David" w:cs="David"/>
               <w:b/>
-              <w:color w:val="000000"/>
-              <w:rtl/>
-            </w:rPr>
+              <w:rtl/>
+            </w:rPr>
+            <w:lastRenderedPageBreak/>
             <w:t>בקרת גרסאות (</w:t>
           </w:r>
           <w:r>
             <w:rPr>
-              <w:rFonts w:ascii="David" w:eastAsia="Yu Mincho" w:hAnsi="David" w:cs="David"/>
               <w:b/>
-              <w:color w:val="000000"/>
             </w:rPr>
             <w:t>version control</w:t>
           </w:r>
           <w:r>
             <w:rPr>
-              <w:rFonts w:ascii="David" w:eastAsia="Yu Mincho" w:hAnsi="David" w:cs="David"/>
               <w:b/>
-              <w:color w:val="000000"/>
               <w:rtl/>
             </w:rPr>
             <w:t>)</w:t>
@@ -4486,37 +4361,31 @@
               <w:right w:val="nil"/>
               <w:between w:val="nil"/>
             </w:pBdr>
-            <w:spacing w:after="5" w:line="360" w:lineRule="auto"/>
+            <w:spacing w:line="360" w:lineRule="auto"/>
             <w:ind w:left="652" w:right="173"/>
             <w:rPr>
-              <w:rFonts w:ascii="David" w:eastAsia="Yu Mincho" w:hAnsi="David" w:cs="David"/>
               <w:b/>
-              <w:color w:val="000000"/>
               <w:rtl/>
             </w:rPr>
           </w:pPr>
           <w:r>
             <w:rPr>
-              <w:rFonts w:ascii="David" w:eastAsia="Yu Mincho" w:hAnsi="David" w:cs="David" w:hint="cs"/>
+              <w:rFonts w:hint="cs"/>
               <w:b/>
-              <w:color w:val="000000"/>
               <w:rtl/>
             </w:rPr>
             <w:t>נשתמש ב-</w:t>
           </w:r>
           <w:r>
             <w:rPr>
-              <w:rFonts w:ascii="David" w:eastAsia="Yu Mincho" w:hAnsi="David" w:cs="David"/>
               <w:b/>
-              <w:color w:val="000000"/>
             </w:rPr>
             <w:t>git</w:t>
           </w:r>
           <w:r>
             <w:rPr>
-              <w:rFonts w:ascii="David" w:eastAsia="Yu Mincho" w:hAnsi="David" w:cs="David" w:hint="cs"/>
+              <w:rFonts w:hint="cs"/>
               <w:b/>
-              <w:color w:val="000000"/>
               <w:rtl/>
             </w:rPr>
             <w:t xml:space="preserve"> על מנת לעקוב בצורה ראויה אחר הגרסאות של הפרויקט.</w:t>
@@ -4524,63 +4393,58 @@
         </w:p>
         <w:p>
           <w:pPr>
-            <w:spacing w:after="5" w:line="360" w:lineRule="auto"/>
-            <w:ind w:left="6964" w:right="173" w:hanging="4"/>
-            <w:rPr>
-              <w:rFonts w:ascii="David" w:eastAsia="Yu Mincho" w:hAnsi="David" w:cs="David"/>
-              <w:color w:val="000000"/>
-            </w:rPr>
+            <w:spacing w:line="360" w:lineRule="auto"/>
+            <w:ind w:right="173"/>
           </w:pPr>
         </w:p>
         <w:p>
           <w:pPr>
-            <w:spacing w:after="5" w:line="360" w:lineRule="auto"/>
-            <w:ind w:left="6964" w:right="173" w:hanging="4"/>
-            <w:rPr>
-              <w:rFonts w:ascii="David" w:eastAsia="Yu Mincho" w:hAnsi="David" w:cs="David"/>
-              <w:color w:val="000000"/>
-            </w:rPr>
+            <w:spacing w:line="360" w:lineRule="auto"/>
+            <w:ind w:right="173"/>
           </w:pPr>
         </w:p>
         <w:p>
           <w:pPr>
-            <w:spacing w:after="5" w:line="360" w:lineRule="auto"/>
+            <w:spacing w:line="360" w:lineRule="auto"/>
             <w:ind w:left="1370" w:right="173" w:firstLine="70"/>
-            <w:rPr>
-              <w:rFonts w:ascii="David" w:eastAsia="Yu Mincho" w:hAnsi="David" w:cs="David"/>
-              <w:color w:val="000000"/>
-            </w:rPr>
           </w:pPr>
           <w:r>
             <w:rPr>
-              <w:rFonts w:ascii="David" w:eastAsia="Yu Mincho" w:hAnsi="David" w:cs="David" w:hint="cs"/>
-              <w:color w:val="000000"/>
+              <w:rFonts w:hint="cs"/>
               <w:u w:val="single"/>
               <w:rtl/>
             </w:rPr>
-            <w:t xml:space="preserve">            יהונתן טל</w:t>
-          </w:r>
-          <w:r>
-            <w:rPr>
-              <w:rFonts w:ascii="David" w:eastAsia="Yu Mincho" w:hAnsi="David" w:cs="David"/>
-              <w:color w:val="000000"/>
-            </w:rPr>
-            <w:t xml:space="preserve">             </w:t>
-          </w:r>
-          <w:r>
-            <w:rPr>
-              <w:rFonts w:ascii="David" w:eastAsia="Yu Mincho" w:hAnsi="David" w:cs="David" w:hint="cs"/>
-              <w:color w:val="000000"/>
+            <w:t>יהל כהן צמח ואסף חי</w:t>
+          </w:r>
+          <w:r>
+            <w:t xml:space="preserve">   </w:t>
+          </w:r>
+          <w:r>
+            <w:t xml:space="preserve">                   </w:t>
+          </w:r>
+          <w:r>
+            <w:t xml:space="preserve">          </w:t>
+          </w:r>
+          <w:r>
+            <w:rPr>
+              <w:rFonts w:hint="cs"/>
               <w:u w:val="single"/>
               <w:rtl/>
             </w:rPr>
-            <w:t xml:space="preserve">                                           ניב </w:t>
+            <w:t xml:space="preserve">                    </w:t>
+          </w:r>
+          <w:r>
+            <w:rPr>
+              <w:rFonts w:hint="cs"/>
+              <w:u w:val="single"/>
+              <w:rtl/>
+            </w:rPr>
+            <w:t xml:space="preserve">ניב </w:t>
           </w:r>
           <w:proofErr w:type="spellStart"/>
           <w:r>
             <w:rPr>
-              <w:rFonts w:ascii="David" w:eastAsia="Yu Mincho" w:hAnsi="David" w:cs="David" w:hint="cs"/>
-              <w:color w:val="000000"/>
+              <w:rFonts w:hint="cs"/>
               <w:u w:val="single"/>
               <w:rtl/>
             </w:rPr>
@@ -4588,42 +4452,28 @@
           </w:r>
           <w:proofErr w:type="spellEnd"/>
           <w:r>
-            <w:rPr>
-              <w:rFonts w:ascii="David" w:eastAsia="Yu Mincho" w:hAnsi="David" w:cs="David"/>
-              <w:color w:val="000000"/>
-            </w:rPr>
             <w:t>________</w:t>
           </w:r>
         </w:p>
         <w:p>
           <w:pPr>
-            <w:spacing w:after="5" w:line="360" w:lineRule="auto"/>
+            <w:spacing w:line="360" w:lineRule="auto"/>
             <w:ind w:left="1656" w:right="173"/>
-            <w:rPr>
-              <w:rFonts w:ascii="David" w:eastAsia="Yu Mincho" w:hAnsi="David" w:cs="David"/>
-              <w:color w:val="000000"/>
-            </w:rPr>
           </w:pPr>
           <w:r>
             <w:rPr>
-              <w:rFonts w:ascii="David" w:eastAsia="Yu Mincho" w:hAnsi="David" w:cs="David"/>
-              <w:color w:val="000000"/>
               <w:rtl/>
             </w:rPr>
             <w:t xml:space="preserve"> חתימת הסטודנט           </w:t>
           </w:r>
           <w:r>
             <w:rPr>
-              <w:rFonts w:ascii="David" w:eastAsia="Yu Mincho" w:hAnsi="David" w:cs="David"/>
-              <w:color w:val="000000"/>
               <w:rtl/>
             </w:rPr>
             <w:tab/>
           </w:r>
           <w:r>
             <w:rPr>
-              <w:rFonts w:ascii="David" w:eastAsia="Yu Mincho" w:hAnsi="David" w:cs="David"/>
-              <w:color w:val="000000"/>
               <w:rtl/>
             </w:rPr>
             <w:tab/>
@@ -4632,32 +4482,20 @@
         </w:p>
         <w:p>
           <w:pPr>
-            <w:spacing w:after="5" w:line="360" w:lineRule="auto"/>
+            <w:spacing w:line="360" w:lineRule="auto"/>
             <w:ind w:left="646" w:right="173" w:firstLine="6960"/>
-            <w:rPr>
-              <w:rFonts w:ascii="David" w:eastAsia="Yu Mincho" w:hAnsi="David" w:cs="David"/>
-              <w:color w:val="000000"/>
-            </w:rPr>
           </w:pPr>
         </w:p>
         <w:p>
           <w:pPr>
-            <w:spacing w:after="5" w:line="360" w:lineRule="auto"/>
+            <w:spacing w:line="360" w:lineRule="auto"/>
             <w:ind w:left="646" w:right="173" w:firstLine="6960"/>
-            <w:rPr>
-              <w:rFonts w:ascii="David" w:eastAsia="Yu Mincho" w:hAnsi="David" w:cs="David"/>
-              <w:color w:val="000000"/>
-            </w:rPr>
           </w:pPr>
         </w:p>
         <w:p>
           <w:pPr>
-            <w:spacing w:after="5" w:line="360" w:lineRule="auto"/>
+            <w:spacing w:line="360" w:lineRule="auto"/>
             <w:ind w:left="646" w:right="173" w:firstLine="6960"/>
-            <w:rPr>
-              <w:rFonts w:ascii="David" w:eastAsia="Yu Mincho" w:hAnsi="David" w:cs="David"/>
-              <w:color w:val="000000"/>
-            </w:rPr>
           </w:pPr>
         </w:p>
         <w:p>
@@ -4676,16 +4514,12 @@
             <w:spacing w:after="0" w:line="360" w:lineRule="auto"/>
             <w:ind w:right="173"/>
             <w:rPr>
-              <w:rFonts w:ascii="David" w:eastAsia="Yu Mincho" w:hAnsi="David" w:cs="David"/>
               <w:b/>
-              <w:color w:val="000000"/>
             </w:rPr>
           </w:pPr>
           <w:r>
             <w:rPr>
-              <w:rFonts w:ascii="David" w:eastAsia="Yu Mincho" w:hAnsi="David" w:cs="David"/>
               <w:b/>
-              <w:color w:val="000000"/>
               <w:rtl/>
             </w:rPr>
             <w:t>הערות ראש המגמה במכללה</w:t>
@@ -4702,16 +4536,8 @@
             </w:pBdr>
             <w:spacing w:after="0" w:line="360" w:lineRule="auto"/>
             <w:ind w:left="1366" w:right="173"/>
-            <w:rPr>
-              <w:rFonts w:ascii="David" w:eastAsia="Yu Mincho" w:hAnsi="David" w:cs="David"/>
-              <w:color w:val="000000"/>
-            </w:rPr>
           </w:pPr>
           <w:r>
-            <w:rPr>
-              <w:rFonts w:ascii="David" w:eastAsia="Yu Mincho" w:hAnsi="David" w:cs="David"/>
-              <w:color w:val="000000"/>
-            </w:rPr>
             <w:t>______________________________________________________________________________________________________________________________________</w:t>
           </w:r>
         </w:p>
@@ -4726,10 +4552,6 @@
             </w:pBdr>
             <w:spacing w:after="0" w:line="360" w:lineRule="auto"/>
             <w:ind w:left="1366" w:right="173"/>
-            <w:rPr>
-              <w:rFonts w:ascii="David" w:eastAsia="Yu Mincho" w:hAnsi="David" w:cs="David"/>
-              <w:color w:val="000000"/>
-            </w:rPr>
           </w:pPr>
         </w:p>
         <w:p>
@@ -4748,16 +4570,12 @@
             <w:spacing w:after="0" w:line="360" w:lineRule="auto"/>
             <w:ind w:right="173"/>
             <w:rPr>
-              <w:rFonts w:ascii="David" w:eastAsia="Yu Mincho" w:hAnsi="David" w:cs="David"/>
               <w:b/>
-              <w:color w:val="000000"/>
             </w:rPr>
           </w:pPr>
           <w:r>
             <w:rPr>
-              <w:rFonts w:ascii="David" w:eastAsia="Yu Mincho" w:hAnsi="David" w:cs="David"/>
               <w:b/>
-              <w:color w:val="000000"/>
               <w:rtl/>
             </w:rPr>
             <w:t>אישור ראש המגמה</w:t>
@@ -4774,15 +4592,9 @@
             </w:pBdr>
             <w:spacing w:after="0" w:line="360" w:lineRule="auto"/>
             <w:ind w:left="1366" w:right="173"/>
-            <w:rPr>
-              <w:rFonts w:ascii="David" w:eastAsia="Yu Mincho" w:hAnsi="David" w:cs="David"/>
-              <w:color w:val="000000"/>
-            </w:rPr>
           </w:pPr>
           <w:r>
             <w:rPr>
-              <w:rFonts w:ascii="David" w:eastAsia="Yu Mincho" w:hAnsi="David" w:cs="David"/>
-              <w:color w:val="000000"/>
               <w:rtl/>
             </w:rPr>
             <w:t>שם: ___________________ חתימה: _______________ תאריך: ________________</w:t>
@@ -4799,10 +4611,6 @@
             </w:pBdr>
             <w:spacing w:after="0" w:line="360" w:lineRule="auto"/>
             <w:ind w:left="1366" w:right="173"/>
-            <w:rPr>
-              <w:rFonts w:ascii="David" w:eastAsia="Yu Mincho" w:hAnsi="David" w:cs="David"/>
-              <w:color w:val="000000"/>
-            </w:rPr>
           </w:pPr>
         </w:p>
         <w:p>
@@ -4816,10 +4624,6 @@
             </w:pBdr>
             <w:spacing w:after="0" w:line="360" w:lineRule="auto"/>
             <w:ind w:left="1366" w:right="173"/>
-            <w:rPr>
-              <w:rFonts w:ascii="David" w:eastAsia="Yu Mincho" w:hAnsi="David" w:cs="David"/>
-              <w:color w:val="000000"/>
-            </w:rPr>
           </w:pPr>
         </w:p>
         <w:p>
@@ -4838,16 +4642,12 @@
             <w:spacing w:after="0" w:line="360" w:lineRule="auto"/>
             <w:ind w:right="173"/>
             <w:rPr>
-              <w:rFonts w:ascii="David" w:eastAsia="Yu Mincho" w:hAnsi="David" w:cs="David"/>
               <w:b/>
-              <w:color w:val="000000"/>
             </w:rPr>
           </w:pPr>
           <w:r>
             <w:rPr>
-              <w:rFonts w:ascii="David" w:eastAsia="Yu Mincho" w:hAnsi="David" w:cs="David"/>
               <w:b/>
-              <w:color w:val="000000"/>
               <w:rtl/>
             </w:rPr>
             <w:t xml:space="preserve">הערות הגורם המקצועי מטעם </w:t>
@@ -4855,9 +4655,7 @@
           <w:proofErr w:type="spellStart"/>
           <w:r>
             <w:rPr>
-              <w:rFonts w:ascii="David" w:eastAsia="Yu Mincho" w:hAnsi="David" w:cs="David"/>
               <w:b/>
-              <w:color w:val="000000"/>
               <w:rtl/>
             </w:rPr>
             <w:t>מה"ט</w:t>
@@ -4875,16 +4673,8 @@
             </w:pBdr>
             <w:spacing w:after="0" w:line="360" w:lineRule="auto"/>
             <w:ind w:left="1366" w:right="173"/>
-            <w:rPr>
-              <w:rFonts w:ascii="David" w:eastAsia="Yu Mincho" w:hAnsi="David" w:cs="David"/>
-              <w:color w:val="000000"/>
-            </w:rPr>
           </w:pPr>
           <w:r>
-            <w:rPr>
-              <w:rFonts w:ascii="David" w:eastAsia="Yu Mincho" w:hAnsi="David" w:cs="David"/>
-              <w:color w:val="000000"/>
-            </w:rPr>
             <w:t>______________________________________________________________________________________________________________________________________</w:t>
           </w:r>
         </w:p>
@@ -4899,10 +4689,6 @@
             </w:pBdr>
             <w:spacing w:after="0" w:line="360" w:lineRule="auto"/>
             <w:ind w:left="1366" w:right="173"/>
-            <w:rPr>
-              <w:rFonts w:ascii="David" w:eastAsia="Yu Mincho" w:hAnsi="David" w:cs="David"/>
-              <w:color w:val="000000"/>
-            </w:rPr>
           </w:pPr>
         </w:p>
         <w:p>
@@ -4921,16 +4707,12 @@
             <w:spacing w:after="0" w:line="360" w:lineRule="auto"/>
             <w:ind w:right="173"/>
             <w:rPr>
-              <w:rFonts w:ascii="David" w:eastAsia="Yu Mincho" w:hAnsi="David" w:cs="David"/>
               <w:b/>
-              <w:color w:val="000000"/>
             </w:rPr>
           </w:pPr>
           <w:r>
             <w:rPr>
-              <w:rFonts w:ascii="David" w:eastAsia="Yu Mincho" w:hAnsi="David" w:cs="David"/>
               <w:b/>
-              <w:color w:val="000000"/>
               <w:rtl/>
             </w:rPr>
             <w:t xml:space="preserve">אישור הגורם המקצועי מטעם </w:t>
@@ -4938,9 +4720,7 @@
           <w:proofErr w:type="spellStart"/>
           <w:r>
             <w:rPr>
-              <w:rFonts w:ascii="David" w:eastAsia="Yu Mincho" w:hAnsi="David" w:cs="David"/>
               <w:b/>
-              <w:color w:val="000000"/>
               <w:rtl/>
             </w:rPr>
             <w:t>מה"ט</w:t>
@@ -4956,17 +4736,11 @@
               <w:right w:val="nil"/>
               <w:between w:val="nil"/>
             </w:pBdr>
-            <w:spacing w:after="5" w:line="360" w:lineRule="auto"/>
+            <w:spacing w:line="360" w:lineRule="auto"/>
             <w:ind w:left="1366" w:right="173"/>
-            <w:rPr>
-              <w:rFonts w:ascii="David" w:eastAsia="Yu Mincho" w:hAnsi="David" w:cs="David"/>
-              <w:color w:val="000000"/>
-            </w:rPr>
           </w:pPr>
           <w:r>
             <w:rPr>
-              <w:rFonts w:ascii="David" w:eastAsia="Yu Mincho" w:hAnsi="David" w:cs="David"/>
-              <w:color w:val="000000"/>
               <w:rtl/>
             </w:rPr>
             <w:t>שם: ___________________ חתימה: _______________ תאריך: ________________</w:t>
@@ -4974,57 +4748,26 @@
         </w:p>
         <w:p>
           <w:pPr>
-            <w:tabs>
-              <w:tab w:val="left" w:pos="6850"/>
-            </w:tabs>
-            <w:spacing w:after="5" w:line="360" w:lineRule="auto"/>
-            <w:ind w:left="6964" w:right="173" w:hanging="4"/>
             <w:rPr>
               <w:rFonts w:ascii="David" w:eastAsia="Yu Mincho" w:hAnsi="David" w:cs="David"/>
               <w:color w:val="000000"/>
+              <w:rtl/>
             </w:rPr>
           </w:pPr>
         </w:p>
         <w:p>
           <w:pPr>
-            <w:spacing w:after="5" w:line="360" w:lineRule="auto"/>
-            <w:ind w:left="646" w:right="173" w:firstLine="6960"/>
-            <w:rPr>
-              <w:rFonts w:ascii="David" w:eastAsia="Yu Mincho" w:hAnsi="David" w:cs="David"/>
-              <w:color w:val="000000"/>
+            <w:rPr>
+              <w:rFonts w:hint="cs"/>
+              <w:rtl/>
             </w:rPr>
           </w:pPr>
         </w:p>
-        <w:p>
-          <w:pPr>
-            <w:rPr>
-              <w:rtl/>
-            </w:rPr>
-          </w:pPr>
-        </w:p>
-        <w:p/>
       </w:sdtContent>
     </w:sdt>
     <w:p>
       <w:pPr>
         <w:rPr>
-          <w:rtl/>
-        </w:rPr>
-      </w:pPr>
-      <w:r>
-        <w:rPr>
-          <w:b/>
-          <w:bCs/>
-          <w:sz w:val="32"/>
-          <w:szCs w:val="32"/>
-          <w:rtl/>
-        </w:rPr>
-        <w:br w:type="page"/>
-      </w:r>
-    </w:p>
-    <w:p>
-      <w:pPr>
-        <w:rPr>
           <w:rFonts w:ascii="David" w:hAnsi="David" w:cs="David"/>
           <w:sz w:val="24"/>
           <w:szCs w:val="24"/>
@@ -5262,7 +5005,7 @@
           <w:szCs w:val="24"/>
           <w:rtl/>
         </w:rPr>
-        <w:t>יהונתן טל</w:t>
+        <w:t>יהל כהן צמח</w:t>
       </w:r>
       <w:r>
         <w:rPr>
@@ -5280,7 +5023,7 @@
           <w:szCs w:val="24"/>
           <w:rtl/>
         </w:rPr>
-        <w:t>324825470</w:t>
+        <w:t>213243546</w:t>
       </w:r>
       <w:r>
         <w:rPr>
@@ -5357,6 +5100,120 @@
           <w:szCs w:val="24"/>
           <w:rtl/>
         </w:rPr>
+        <w:t>שם הסטודנט: ______</w:t>
+      </w:r>
+      <w:r>
+        <w:rPr>
+          <w:rFonts w:ascii="David" w:hAnsi="David" w:cs="David" w:hint="cs"/>
+          <w:sz w:val="24"/>
+          <w:szCs w:val="24"/>
+          <w:rtl/>
+        </w:rPr>
+        <w:t>אסף חי</w:t>
+      </w:r>
+      <w:r>
+        <w:rPr>
+          <w:rFonts w:ascii="David" w:hAnsi="David" w:cs="David"/>
+          <w:sz w:val="24"/>
+          <w:szCs w:val="24"/>
+          <w:rtl/>
+        </w:rPr>
+        <w:t>_____ ת.ז. _____</w:t>
+      </w:r>
+      <w:r>
+        <w:rPr>
+          <w:rFonts w:ascii="David" w:hAnsi="David" w:cs="David" w:hint="cs"/>
+          <w:sz w:val="24"/>
+          <w:szCs w:val="24"/>
+          <w:rtl/>
+        </w:rPr>
+        <w:t>214633430</w:t>
+      </w:r>
+      <w:r>
+        <w:rPr>
+          <w:rFonts w:ascii="David" w:hAnsi="David" w:cs="David"/>
+          <w:sz w:val="24"/>
+          <w:szCs w:val="24"/>
+          <w:rtl/>
+        </w:rPr>
+        <w:t>___</w:t>
+      </w:r>
+    </w:p>
+    <w:p>
+      <w:pPr>
+        <w:rPr>
+          <w:rFonts w:ascii="David" w:hAnsi="David" w:cs="David"/>
+          <w:sz w:val="24"/>
+          <w:szCs w:val="24"/>
+          <w:rtl/>
+        </w:rPr>
+      </w:pPr>
+      <w:r>
+        <w:rPr>
+          <w:rFonts w:ascii="David" w:hAnsi="David" w:cs="David"/>
+          <w:sz w:val="24"/>
+          <w:szCs w:val="24"/>
+          <w:rtl/>
+        </w:rPr>
+        <w:t>שם המכללה בה לומד הסטודנט:_______</w:t>
+      </w:r>
+      <w:proofErr w:type="spellStart"/>
+      <w:r>
+        <w:rPr>
+          <w:rFonts w:ascii="David" w:hAnsi="David" w:cs="David" w:hint="cs"/>
+          <w:sz w:val="24"/>
+          <w:szCs w:val="24"/>
+          <w:rtl/>
+        </w:rPr>
+        <w:t>בסמח</w:t>
+      </w:r>
+      <w:proofErr w:type="spellEnd"/>
+      <w:r>
+        <w:rPr>
+          <w:rFonts w:ascii="David" w:hAnsi="David" w:cs="David"/>
+          <w:sz w:val="24"/>
+          <w:szCs w:val="24"/>
+          <w:rtl/>
+        </w:rPr>
+        <w:t>______________________</w:t>
+      </w:r>
+    </w:p>
+    <w:p>
+      <w:pPr>
+        <w:rPr>
+          <w:rFonts w:ascii="David" w:hAnsi="David" w:cs="David"/>
+          <w:sz w:val="24"/>
+          <w:szCs w:val="24"/>
+          <w:rtl/>
+        </w:rPr>
+      </w:pPr>
+    </w:p>
+    <w:p>
+      <w:pPr>
+        <w:rPr>
+          <w:rFonts w:ascii="David" w:hAnsi="David" w:cs="David"/>
+          <w:sz w:val="24"/>
+          <w:szCs w:val="24"/>
+          <w:rtl/>
+        </w:rPr>
+      </w:pPr>
+    </w:p>
+    <w:p>
+      <w:pPr>
+        <w:rPr>
+          <w:rFonts w:ascii="David" w:hAnsi="David" w:cs="David"/>
+          <w:sz w:val="24"/>
+          <w:szCs w:val="24"/>
+          <w:rtl/>
+        </w:rPr>
+      </w:pPr>
+      <w:r>
+        <w:rPr>
+          <w:rFonts w:ascii="David" w:hAnsi="David" w:cs="David"/>
+          <w:sz w:val="24"/>
+          <w:szCs w:val="24"/>
+          <w:rtl/>
+        </w:rPr>
         <w:t xml:space="preserve">אני הח"מ, מצהיר בזאת כי פרויקט הגמר וספר הפרויקט </w:t>
       </w:r>
       <w:proofErr w:type="spellStart"/>
@@ -5529,7 +5386,16 @@
           <w:szCs w:val="24"/>
           <w:rtl/>
         </w:rPr>
-        <w:t>יהונתן טל</w:t>
+        <w:t>יה</w:t>
+      </w:r>
+      <w:r>
+        <w:rPr>
+          <w:rFonts w:ascii="David" w:hAnsi="David" w:cs="David" w:hint="cs"/>
+          <w:sz w:val="24"/>
+          <w:szCs w:val="24"/>
+          <w:rtl/>
+        </w:rPr>
+        <w:t>ל כהן צמח ואסף חי</w:t>
       </w:r>
       <w:r>
         <w:rPr>
@@ -5547,7 +5413,7 @@
           <w:szCs w:val="24"/>
           <w:rtl/>
         </w:rPr>
-        <w:t>16/12/2023</w:t>
+        <w:t>13.9.25</w:t>
       </w:r>
       <w:r>
         <w:rPr>
@@ -5585,6 +5451,7 @@
           <w:szCs w:val="24"/>
           <w:rtl/>
         </w:rPr>
+        <w:lastRenderedPageBreak/>
         <w:t>אישור המנחה האישי</w:t>
       </w:r>
     </w:p>
@@ -5720,7 +5587,7 @@
           <w:szCs w:val="24"/>
           <w:rtl/>
         </w:rPr>
-        <w:t>___ תאריך: __</w:t>
+        <w:t>___ תאריך: _</w:t>
       </w:r>
       <w:r>
         <w:rPr>
@@ -5729,7 +5596,7 @@
           <w:szCs w:val="24"/>
           <w:rtl/>
         </w:rPr>
-        <w:t>16/12/2023</w:t>
+        <w:t>13.9.25</w:t>
       </w:r>
       <w:r>
         <w:rPr>
@@ -8095,7 +7962,7 @@
           <w:szCs w:val="24"/>
           <w:rtl/>
         </w:rPr>
-        <w:t xml:space="preserve"> אותו בחרתי לבצע במסגרת </w:t>
+        <w:t xml:space="preserve"> אותו בחר</w:t>
       </w:r>
       <w:r>
         <w:rPr>
@@ -8104,6 +7971,24 @@
           <w:szCs w:val="24"/>
           <w:rtl/>
         </w:rPr>
+        <w:t>נו</w:t>
+      </w:r>
+      <w:r>
+        <w:rPr>
+          <w:rFonts w:cstheme="minorHAnsi"/>
+          <w:sz w:val="24"/>
+          <w:szCs w:val="24"/>
+          <w:rtl/>
+        </w:rPr>
+        <w:t xml:space="preserve"> לבצע במסגרת </w:t>
+      </w:r>
+      <w:r>
+        <w:rPr>
+          <w:rFonts w:cstheme="minorHAnsi" w:hint="cs"/>
+          <w:sz w:val="24"/>
+          <w:szCs w:val="24"/>
+          <w:rtl/>
+        </w:rPr>
         <w:t>פ</w:t>
       </w:r>
       <w:r>
@@ -8170,18 +8055,98 @@
           <w:szCs w:val="24"/>
           <w:rtl/>
         </w:rPr>
-        <w:t>בנוסף, אפרט על תהליך החשיבה עברתי במהלך הפיתוח וכיצד פתרתי את הבעיות האלגוריתמיות.</w:t>
-      </w:r>
-    </w:p>
-    <w:p>
-      <w:pPr>
-        <w:rPr>
-          <w:rFonts w:cstheme="minorHAnsi"/>
-          <w:sz w:val="32"/>
-          <w:szCs w:val="32"/>
-          <w:rtl/>
-        </w:rPr>
-      </w:pPr>
+        <w:t xml:space="preserve">בנוסף, </w:t>
+      </w:r>
+      <w:r>
+        <w:rPr>
+          <w:rFonts w:cstheme="minorHAnsi" w:hint="cs"/>
+          <w:sz w:val="24"/>
+          <w:szCs w:val="24"/>
+          <w:rtl/>
+        </w:rPr>
+        <w:t>נ</w:t>
+      </w:r>
+      <w:r>
+        <w:rPr>
+          <w:rFonts w:cstheme="minorHAnsi"/>
+          <w:sz w:val="24"/>
+          <w:szCs w:val="24"/>
+          <w:rtl/>
+        </w:rPr>
+        <w:t xml:space="preserve">פרט על תהליך החשיבה </w:t>
+      </w:r>
+      <w:r>
+        <w:rPr>
+          <w:rFonts w:cstheme="minorHAnsi" w:hint="cs"/>
+          <w:sz w:val="24"/>
+          <w:szCs w:val="24"/>
+          <w:rtl/>
+        </w:rPr>
+        <w:t>ש</w:t>
+      </w:r>
+      <w:r>
+        <w:rPr>
+          <w:rFonts w:cstheme="minorHAnsi"/>
+          <w:sz w:val="24"/>
+          <w:szCs w:val="24"/>
+          <w:rtl/>
+        </w:rPr>
+        <w:t>עבר</w:t>
+      </w:r>
+      <w:r>
+        <w:rPr>
+          <w:rFonts w:cstheme="minorHAnsi" w:hint="cs"/>
+          <w:sz w:val="24"/>
+          <w:szCs w:val="24"/>
+          <w:rtl/>
+        </w:rPr>
+        <w:t>נו</w:t>
+      </w:r>
+      <w:r>
+        <w:rPr>
+          <w:rFonts w:cstheme="minorHAnsi"/>
+          <w:sz w:val="24"/>
+          <w:szCs w:val="24"/>
+          <w:rtl/>
+        </w:rPr>
+        <w:t xml:space="preserve"> במהלך הפיתוח וכיצד פתר</w:t>
+      </w:r>
+      <w:r>
+        <w:rPr>
+          <w:rFonts w:cstheme="minorHAnsi" w:hint="cs"/>
+          <w:sz w:val="24"/>
+          <w:szCs w:val="24"/>
+          <w:rtl/>
+        </w:rPr>
+        <w:t>נו</w:t>
+      </w:r>
+      <w:r>
+        <w:rPr>
+          <w:rFonts w:cstheme="minorHAnsi"/>
+          <w:sz w:val="24"/>
+          <w:szCs w:val="24"/>
+          <w:rtl/>
+        </w:rPr>
+        <w:t xml:space="preserve"> את הבעיות</w:t>
+      </w:r>
+      <w:r>
+        <w:rPr>
+          <w:rFonts w:cstheme="minorHAnsi" w:hint="cs"/>
+          <w:sz w:val="24"/>
+          <w:szCs w:val="24"/>
+          <w:rtl/>
+        </w:rPr>
+        <w:t xml:space="preserve"> </w:t>
+      </w:r>
+      <w:r>
+        <w:rPr>
+          <w:rFonts w:cstheme="minorHAnsi"/>
+          <w:sz w:val="24"/>
+          <w:szCs w:val="24"/>
+          <w:rtl/>
+        </w:rPr>
+        <w:t>האלגוריתמיות.</w:t>
+      </w:r>
     </w:p>
     <w:p>
       <w:pPr>
@@ -9232,7 +9197,6 @@
           <w:rFonts w:cstheme="minorHAnsi"/>
           <w:sz w:val="24"/>
           <w:szCs w:val="24"/>
-          <w:rtl/>
         </w:rPr>
       </w:pPr>
       <w:r>
@@ -9244,27 +9208,15 @@
         </w:rPr>
         <w:t>המשחק מסתיים כאשר אחד השחקנים תפס 3 מתוך 4 בורות המים. זאת אומרת, באותו התור, מונחים 3 כלים של אותו השחקן על 3 מהמשבצות המיוחדות.</w:t>
       </w:r>
-    </w:p>
-    <w:p>
-      <w:pPr>
+      <w:r>
         <w:rPr>
           <w:rFonts w:cstheme="minorHAnsi"/>
           <w:b/>
           <w:bCs/>
           <w:sz w:val="32"/>
           <w:szCs w:val="32"/>
-        </w:rPr>
-      </w:pPr>
-      <w:r>
-        <w:rPr>
-          <w:rFonts w:cstheme="minorHAnsi"/>
-          <w:b/>
-          <w:bCs/>
-          <w:sz w:val="32"/>
-          <w:szCs w:val="32"/>
-          <w:rtl/>
-        </w:rPr>
-        <w:lastRenderedPageBreak/>
+          <w:rtl/>
+        </w:rPr>
         <w:br w:type="page"/>
       </w:r>
     </w:p>
@@ -9865,7 +9817,61 @@
           <w:szCs w:val="24"/>
           <w:rtl/>
         </w:rPr>
-        <w:t>במהלך בניית המשחק נתקלתי בבעיות אלגוריתמיות שונות שהייתי צריך לפ</w:t>
+        <w:t>במהלך בניית המשחק נתקל</w:t>
+      </w:r>
+      <w:r>
+        <w:rPr>
+          <w:rFonts w:cstheme="minorHAnsi" w:hint="cs"/>
+          <w:sz w:val="24"/>
+          <w:szCs w:val="24"/>
+          <w:rtl/>
+        </w:rPr>
+        <w:t>נו</w:t>
+      </w:r>
+      <w:r>
+        <w:rPr>
+          <w:rFonts w:cstheme="minorHAnsi"/>
+          <w:sz w:val="24"/>
+          <w:szCs w:val="24"/>
+          <w:rtl/>
+        </w:rPr>
+        <w:t xml:space="preserve"> בבעיות אלגוריתמיות שונות שהיי</w:t>
+      </w:r>
+      <w:r>
+        <w:rPr>
+          <w:rFonts w:cstheme="minorHAnsi" w:hint="cs"/>
+          <w:sz w:val="24"/>
+          <w:szCs w:val="24"/>
+          <w:rtl/>
+        </w:rPr>
+        <w:t xml:space="preserve">נו </w:t>
+      </w:r>
+      <w:r>
+        <w:rPr>
+          <w:rFonts w:cstheme="minorHAnsi"/>
+          <w:sz w:val="24"/>
+          <w:szCs w:val="24"/>
+          <w:rtl/>
+        </w:rPr>
+        <w:t>צרי</w:t>
+      </w:r>
+      <w:r>
+        <w:rPr>
+          <w:rFonts w:cstheme="minorHAnsi" w:hint="cs"/>
+          <w:sz w:val="24"/>
+          <w:szCs w:val="24"/>
+          <w:rtl/>
+        </w:rPr>
+        <w:t>כים</w:t>
+      </w:r>
+      <w:r>
+        <w:rPr>
+          <w:rFonts w:cstheme="minorHAnsi"/>
+          <w:sz w:val="24"/>
+          <w:szCs w:val="24"/>
+          <w:rtl/>
+        </w:rPr>
+        <w:t xml:space="preserve"> לפ</w:t>
       </w:r>
       <w:r>
         <w:rPr>
@@ -9922,7 +9928,25 @@
           <w:szCs w:val="24"/>
           <w:rtl/>
         </w:rPr>
-        <w:t xml:space="preserve"> בכדי לפתור בעיה זו השתמשתי בנוסחאות מתמטיות פשוטות אשר מחשבות האם ה</w:t>
+        <w:t xml:space="preserve"> בכדי לפתור בעיה זו השתמש</w:t>
+      </w:r>
+      <w:r>
+        <w:rPr>
+          <w:rFonts w:cstheme="minorHAnsi" w:hint="cs"/>
+          <w:sz w:val="24"/>
+          <w:szCs w:val="24"/>
+          <w:rtl/>
+        </w:rPr>
+        <w:t>נו</w:t>
+      </w:r>
+      <w:r>
+        <w:rPr>
+          <w:rFonts w:cstheme="minorHAnsi"/>
+          <w:sz w:val="24"/>
+          <w:szCs w:val="24"/>
+          <w:rtl/>
+        </w:rPr>
+        <w:t xml:space="preserve"> בנוסחאות מתמטיות פשוטות אשר מחשבות האם ה</w:t>
       </w:r>
       <w:r>
         <w:rPr>
@@ -9958,7 +9982,45 @@
           <w:szCs w:val="24"/>
           <w:rtl/>
         </w:rPr>
-        <w:t xml:space="preserve"> (משבצת מקור ומשבצת יעד). השתמשתי בעיקרון הפולימורפיזם כדי לתכלל את הפונקציה הבודקת חוקיות תזוזה של כלי כלשהו.</w:t>
+        <w:t xml:space="preserve"> (משבצת מקור ומשבצת יעד). השתמש</w:t>
+      </w:r>
+      <w:r>
+        <w:rPr>
+          <w:rFonts w:cstheme="minorHAnsi" w:hint="cs"/>
+          <w:sz w:val="24"/>
+          <w:szCs w:val="24"/>
+          <w:rtl/>
+        </w:rPr>
+        <w:t xml:space="preserve">נו </w:t>
+      </w:r>
+      <w:r>
+        <w:rPr>
+          <w:rFonts w:cstheme="minorHAnsi"/>
+          <w:sz w:val="24"/>
+          <w:szCs w:val="24"/>
+          <w:rtl/>
+        </w:rPr>
+        <w:t xml:space="preserve">בעיקרון הפולימורפיזם כדי </w:t>
+      </w:r>
+      <w:proofErr w:type="spellStart"/>
+      <w:r>
+        <w:rPr>
+          <w:rFonts w:cstheme="minorHAnsi"/>
+          <w:sz w:val="24"/>
+          <w:szCs w:val="24"/>
+          <w:rtl/>
+        </w:rPr>
+        <w:t>לתכלל</w:t>
+      </w:r>
+      <w:proofErr w:type="spellEnd"/>
+      <w:r>
+        <w:rPr>
+          <w:rFonts w:cstheme="minorHAnsi"/>
+          <w:sz w:val="24"/>
+          <w:szCs w:val="24"/>
+          <w:rtl/>
+        </w:rPr>
+        <w:t xml:space="preserve"> את הפונקציה הבודקת חוקיות תזוזה של כלי כלשהו.</w:t>
       </w:r>
     </w:p>
     <w:p>
@@ -10126,7 +10188,43 @@
           <w:szCs w:val="24"/>
           <w:rtl/>
         </w:rPr>
-        <w:t xml:space="preserve"> בפתרוני סרקתי עבור כל תור אילו כלים מפוחדים. אם ישנם כלים מפוחדים שאינם תקועים, יוכל השחקן להזיז אך ורק כלים שסטטוס ה"פחד" שלהם (</w:t>
+        <w:t xml:space="preserve"> בפתרונ</w:t>
+      </w:r>
+      <w:r>
+        <w:rPr>
+          <w:rFonts w:cstheme="minorHAnsi" w:hint="cs"/>
+          <w:sz w:val="24"/>
+          <w:szCs w:val="24"/>
+          <w:rtl/>
+        </w:rPr>
+        <w:t>נו</w:t>
+      </w:r>
+      <w:r>
+        <w:rPr>
+          <w:rFonts w:cstheme="minorHAnsi"/>
+          <w:sz w:val="24"/>
+          <w:szCs w:val="24"/>
+          <w:rtl/>
+        </w:rPr>
+        <w:t xml:space="preserve"> סרק</w:t>
+      </w:r>
+      <w:r>
+        <w:rPr>
+          <w:rFonts w:cstheme="minorHAnsi" w:hint="cs"/>
+          <w:sz w:val="24"/>
+          <w:szCs w:val="24"/>
+          <w:rtl/>
+        </w:rPr>
+        <w:t>נו</w:t>
+      </w:r>
+      <w:r>
+        <w:rPr>
+          <w:rFonts w:cstheme="minorHAnsi"/>
+          <w:sz w:val="24"/>
+          <w:szCs w:val="24"/>
+          <w:rtl/>
+        </w:rPr>
+        <w:t xml:space="preserve"> עבור כל תור אילו כלים מפוחדים. אם ישנם כלים מפוחדים שאינם תקועים, יוכל השחקן להזיז אך ורק כלים שסטטוס ה"פחד" שלהם (</w:t>
       </w:r>
       <w:proofErr w:type="spellStart"/>
       <w:r>
@@ -11419,7 +11517,99 @@
           <w:szCs w:val="24"/>
           <w:rtl/>
         </w:rPr>
-        <w:t>לאחר שהתנסיתי בעצמי במשחק, הגעתי למסקנה שחייב להיות איזון בין 2 הגישות. לכן, בדירוג המהלכים עבור השחקן הממוחשב ניסיתי לאזן בין הערכים המספריים שמקבל כל מצב (הפחדת שחקן אחר, גישה לבור מים, תפיסת בור מים וכו') כך שיוכל השחקן לבחור במהלך הטוב ביותר בהתאם למצב הלוח הנוכחי.</w:t>
+        <w:t xml:space="preserve">לאחר </w:t>
+      </w:r>
+      <w:proofErr w:type="spellStart"/>
+      <w:r>
+        <w:rPr>
+          <w:rFonts w:cstheme="minorHAnsi"/>
+          <w:sz w:val="24"/>
+          <w:szCs w:val="24"/>
+          <w:rtl/>
+        </w:rPr>
+        <w:t>שהתנס</w:t>
+      </w:r>
+      <w:r>
+        <w:rPr>
+          <w:rFonts w:cstheme="minorHAnsi" w:hint="cs"/>
+          <w:sz w:val="24"/>
+          <w:szCs w:val="24"/>
+          <w:rtl/>
+        </w:rPr>
+        <w:t>נו</w:t>
+      </w:r>
+      <w:proofErr w:type="spellEnd"/>
+      <w:r>
+        <w:rPr>
+          <w:rFonts w:cstheme="minorHAnsi" w:hint="cs"/>
+          <w:sz w:val="24"/>
+          <w:szCs w:val="24"/>
+          <w:rtl/>
+        </w:rPr>
+        <w:t xml:space="preserve"> </w:t>
+      </w:r>
+      <w:r>
+        <w:rPr>
+          <w:rFonts w:cstheme="minorHAnsi"/>
+          <w:sz w:val="24"/>
+          <w:szCs w:val="24"/>
+          <w:rtl/>
+        </w:rPr>
+        <w:t>בעצמ</w:t>
+      </w:r>
+      <w:r>
+        <w:rPr>
+          <w:rFonts w:cstheme="minorHAnsi" w:hint="cs"/>
+          <w:sz w:val="24"/>
+          <w:szCs w:val="24"/>
+          <w:rtl/>
+        </w:rPr>
+        <w:t xml:space="preserve">נו </w:t>
+      </w:r>
+      <w:r>
+        <w:rPr>
+          <w:rFonts w:cstheme="minorHAnsi"/>
+          <w:sz w:val="24"/>
+          <w:szCs w:val="24"/>
+          <w:rtl/>
+        </w:rPr>
+        <w:t>במשחק, הגע</w:t>
+      </w:r>
+      <w:r>
+        <w:rPr>
+          <w:rFonts w:cstheme="minorHAnsi" w:hint="cs"/>
+          <w:sz w:val="24"/>
+          <w:szCs w:val="24"/>
+          <w:rtl/>
+        </w:rPr>
+        <w:t xml:space="preserve">נו </w:t>
+      </w:r>
+      <w:r>
+        <w:rPr>
+          <w:rFonts w:cstheme="minorHAnsi"/>
+          <w:sz w:val="24"/>
+          <w:szCs w:val="24"/>
+          <w:rtl/>
+        </w:rPr>
+        <w:t>למסקנה שחייב להיות איזון בין 2 הגישות. לכן, בדירוג המהלכים עבור השחקן הממוחשב ניסי</w:t>
+      </w:r>
+      <w:r>
+        <w:rPr>
+          <w:rFonts w:cstheme="minorHAnsi" w:hint="cs"/>
+          <w:sz w:val="24"/>
+          <w:szCs w:val="24"/>
+          <w:rtl/>
+        </w:rPr>
+        <w:t xml:space="preserve">נו </w:t>
+      </w:r>
+      <w:r>
+        <w:rPr>
+          <w:rFonts w:cstheme="minorHAnsi"/>
+          <w:sz w:val="24"/>
+          <w:szCs w:val="24"/>
+          <w:rtl/>
+        </w:rPr>
+        <w:t>לאזן בין הערכים המספריים שמקבל כל מצב (הפחדת שחקן אחר, גישה לבור מים, תפיסת בור מים וכו') כך שיוכל השחקן לבחור במהלך הטוב ביותר בהתאם למצב הלוח הנוכחי.</w:t>
       </w:r>
     </w:p>
     <w:p>
@@ -11648,7 +11838,25 @@
           <w:szCs w:val="24"/>
           <w:rtl/>
         </w:rPr>
-        <w:t>במבנה השתמשתי ב- 2 תבניות עיצוב בכדי לנהל את הצד הלוגי אל מול הצד הגרפי:</w:t>
+        <w:t>במבנה השתמש</w:t>
+      </w:r>
+      <w:r>
+        <w:rPr>
+          <w:rFonts w:cstheme="minorHAnsi" w:hint="cs"/>
+          <w:sz w:val="24"/>
+          <w:szCs w:val="24"/>
+          <w:rtl/>
+        </w:rPr>
+        <w:t>נו</w:t>
+      </w:r>
+      <w:r>
+        <w:rPr>
+          <w:rFonts w:cstheme="minorHAnsi"/>
+          <w:sz w:val="24"/>
+          <w:szCs w:val="24"/>
+          <w:rtl/>
+        </w:rPr>
+        <w:t xml:space="preserve"> ב- 2 תבניות עיצוב בכדי לנהל את הצד הלוגי אל מול הצד הגרפי:</w:t>
       </w:r>
     </w:p>
     <w:p>
@@ -11679,7 +11887,25 @@
           <w:szCs w:val="24"/>
           <w:rtl/>
         </w:rPr>
-        <w:t>: את הקוד חילקתי ל- 3 חלקים; מודל (לוגיקה), גרפיקה, ובקר. 2 חלקי הלוגיקה והגרפיקה מנוהלים על ידי הבקר וכך הקוד גמיש יותר לשינויים. שינוי בחלק הלוגיקה לא יחייב שינוי בחלק הגרפי או בבקר.</w:t>
+        <w:t>: את הקוד חילק</w:t>
+      </w:r>
+      <w:r>
+        <w:rPr>
+          <w:rFonts w:cstheme="minorHAnsi" w:hint="cs"/>
+          <w:sz w:val="24"/>
+          <w:szCs w:val="24"/>
+          <w:rtl/>
+        </w:rPr>
+        <w:t xml:space="preserve">נו </w:t>
+      </w:r>
+      <w:r>
+        <w:rPr>
+          <w:rFonts w:cstheme="minorHAnsi"/>
+          <w:sz w:val="24"/>
+          <w:szCs w:val="24"/>
+          <w:rtl/>
+        </w:rPr>
+        <w:t>ל- 3 חלקים; מודל (לוגיקה), גרפיקה, ובקר. 2 חלקי הלוגיקה והגרפיקה מנוהלים על ידי הבקר וכך הקוד גמיש יותר לשינויים. שינוי בחלק הלוגיקה לא יחייב שינוי בחלק הגרפי או בבקר.</w:t>
       </w:r>
     </w:p>
     <w:p>
@@ -11711,7 +11937,25 @@
           <w:szCs w:val="24"/>
           <w:rtl/>
         </w:rPr>
-        <w:t>: עשיתי שימוש בתבנית עיצוב זו כך שבעת שינוי לוגי במשחק, יתקיים באופן אוטומטי שינוי גרפי</w:t>
+        <w:t>: עשי</w:t>
+      </w:r>
+      <w:r>
+        <w:rPr>
+          <w:rFonts w:cstheme="minorHAnsi" w:hint="cs"/>
+          <w:sz w:val="24"/>
+          <w:szCs w:val="24"/>
+          <w:rtl/>
+        </w:rPr>
+        <w:t>נו</w:t>
+      </w:r>
+      <w:r>
+        <w:rPr>
+          <w:rFonts w:cstheme="minorHAnsi"/>
+          <w:sz w:val="24"/>
+          <w:szCs w:val="24"/>
+          <w:rtl/>
+        </w:rPr>
+        <w:t xml:space="preserve"> שימוש בתבנית עיצוב זו כך שבעת שינוי לוגי במשחק, יתקיים באופן אוטומטי שינוי גרפי</w:t>
       </w:r>
       <w:r>
         <w:rPr>
@@ -11757,45 +12001,141 @@
           <w:u w:val="single"/>
           <w:rtl/>
         </w:rPr>
-        <w:t>מדוע בחרתי במבנה זה:</w:t>
-      </w:r>
-    </w:p>
-    <w:p>
-      <w:pPr>
-        <w:rPr>
-          <w:rFonts w:cstheme="minorHAnsi"/>
-          <w:sz w:val="24"/>
-          <w:szCs w:val="24"/>
-          <w:rtl/>
-        </w:rPr>
-      </w:pPr>
-      <w:r>
-        <w:rPr>
-          <w:rFonts w:cstheme="minorHAnsi"/>
-          <w:sz w:val="24"/>
-          <w:szCs w:val="24"/>
-          <w:rtl/>
-        </w:rPr>
-        <w:t xml:space="preserve">כיוון החשיבה שלי בבחירת המבנה היה להישאר קרוב למציאות. הרי גם אם נסתכל על הלוח במציאות נוכל לראות סוג של מטריצה אשר כל תא בה יכול להכיל כלי משחק כלשהו. למטריצה אמנם יש חסרונות בתפיסת הזיכרון ובסריקת הלוח, אך לאחר חשיבה עם עצמי הבנתי שהחסרונות האלו לא עולים על היתרונות באלגוריתמיקה ובארכיטקטורה. </w:t>
-      </w:r>
-    </w:p>
-    <w:p>
-      <w:pPr>
-        <w:rPr>
-          <w:rFonts w:cstheme="minorHAnsi"/>
-          <w:sz w:val="24"/>
-          <w:szCs w:val="24"/>
-          <w:rtl/>
-        </w:rPr>
-      </w:pPr>
-      <w:r>
-        <w:rPr>
-          <w:rFonts w:cstheme="minorHAnsi"/>
-          <w:sz w:val="24"/>
-          <w:szCs w:val="24"/>
-          <w:rtl/>
-        </w:rPr>
-        <w:t>המטריצה מאפשרת לי לגשת לכל תא בגישה ישירה, מה שנותן יתרון רב בבדיקת השכנים באלמנט ה"הפחדות". על מנת שאלגוריתם הבדיקה יהיה קבוע בכל תא הוספתי שכבת מעטפת (לכן המטריצה היא בגודל 12</w:t>
+        <w:t>מדוע בחר</w:t>
+      </w:r>
+      <w:r>
+        <w:rPr>
+          <w:rFonts w:cstheme="minorHAnsi" w:hint="cs"/>
+          <w:b/>
+          <w:bCs/>
+          <w:sz w:val="28"/>
+          <w:szCs w:val="28"/>
+          <w:u w:val="single"/>
+          <w:rtl/>
+        </w:rPr>
+        <w:t>נו</w:t>
+      </w:r>
+      <w:r>
+        <w:rPr>
+          <w:rFonts w:cstheme="minorHAnsi"/>
+          <w:b/>
+          <w:bCs/>
+          <w:sz w:val="28"/>
+          <w:szCs w:val="28"/>
+          <w:u w:val="single"/>
+          <w:rtl/>
+        </w:rPr>
+        <w:t xml:space="preserve"> במבנה זה:</w:t>
+      </w:r>
+    </w:p>
+    <w:p>
+      <w:pPr>
+        <w:rPr>
+          <w:rFonts w:cstheme="minorHAnsi"/>
+          <w:sz w:val="24"/>
+          <w:szCs w:val="24"/>
+          <w:rtl/>
+        </w:rPr>
+      </w:pPr>
+      <w:r>
+        <w:rPr>
+          <w:rFonts w:cstheme="minorHAnsi"/>
+          <w:sz w:val="24"/>
+          <w:szCs w:val="24"/>
+          <w:rtl/>
+        </w:rPr>
+        <w:t>כיוון החשיבה של</w:t>
+      </w:r>
+      <w:r>
+        <w:rPr>
+          <w:rFonts w:cstheme="minorHAnsi" w:hint="cs"/>
+          <w:sz w:val="24"/>
+          <w:szCs w:val="24"/>
+          <w:rtl/>
+        </w:rPr>
+        <w:t xml:space="preserve">נו </w:t>
+      </w:r>
+      <w:r>
+        <w:rPr>
+          <w:rFonts w:cstheme="minorHAnsi"/>
+          <w:sz w:val="24"/>
+          <w:szCs w:val="24"/>
+          <w:rtl/>
+        </w:rPr>
+        <w:t xml:space="preserve">בבחירת המבנה היה להישאר קרוב למציאות. הרי גם אם נסתכל על הלוח במציאות נוכל לראות סוג של מטריצה אשר כל תא בה יכול להכיל כלי משחק כלשהו. למטריצה אמנם יש חסרונות בתפיסת הזיכרון ובסריקת הלוח, אך לאחר חשיבה </w:t>
+      </w:r>
+      <w:r>
+        <w:rPr>
+          <w:rFonts w:cstheme="minorHAnsi" w:hint="cs"/>
+          <w:sz w:val="24"/>
+          <w:szCs w:val="24"/>
+          <w:rtl/>
+        </w:rPr>
+        <w:t>משותפת</w:t>
+      </w:r>
+      <w:r>
+        <w:rPr>
+          <w:rFonts w:cstheme="minorHAnsi"/>
+          <w:sz w:val="24"/>
+          <w:szCs w:val="24"/>
+          <w:rtl/>
+        </w:rPr>
+        <w:t xml:space="preserve"> הבנ</w:t>
+      </w:r>
+      <w:r>
+        <w:rPr>
+          <w:rFonts w:cstheme="minorHAnsi" w:hint="cs"/>
+          <w:sz w:val="24"/>
+          <w:szCs w:val="24"/>
+          <w:rtl/>
+        </w:rPr>
+        <w:t>ו</w:t>
+      </w:r>
+      <w:r>
+        <w:rPr>
+          <w:rFonts w:cstheme="minorHAnsi"/>
+          <w:sz w:val="24"/>
+          <w:szCs w:val="24"/>
+          <w:rtl/>
+        </w:rPr>
+        <w:t xml:space="preserve"> שהחסרונות האלו לא עולים על היתרונות באלגוריתמיקה ובארכיטקטורה. </w:t>
+      </w:r>
+    </w:p>
+    <w:p>
+      <w:pPr>
+        <w:rPr>
+          <w:rFonts w:cstheme="minorHAnsi"/>
+          <w:sz w:val="24"/>
+          <w:szCs w:val="24"/>
+          <w:rtl/>
+        </w:rPr>
+      </w:pPr>
+      <w:r>
+        <w:rPr>
+          <w:rFonts w:cstheme="minorHAnsi"/>
+          <w:sz w:val="24"/>
+          <w:szCs w:val="24"/>
+          <w:rtl/>
+        </w:rPr>
+        <w:t>המטריצה מאפשרת לגשת לכל תא בגישה ישירה, מה שנותן יתרון רב בבדיקת השכנים באלמנט ה"הפחדות". על מנת שאלגוריתם הבדיקה יהיה קבוע בכל תא הוספ</w:t>
+      </w:r>
+      <w:r>
+        <w:rPr>
+          <w:rFonts w:cstheme="minorHAnsi" w:hint="cs"/>
+          <w:sz w:val="24"/>
+          <w:szCs w:val="24"/>
+          <w:rtl/>
+        </w:rPr>
+        <w:t>נו</w:t>
+      </w:r>
+      <w:r>
+        <w:rPr>
+          <w:rFonts w:cstheme="minorHAnsi"/>
+          <w:sz w:val="24"/>
+          <w:szCs w:val="24"/>
+          <w:rtl/>
+        </w:rPr>
+        <w:t xml:space="preserve"> שכבת מעטפת (לכן המטריצה היא בגודל 12</w:t>
       </w:r>
       <w:r>
         <w:rPr>
@@ -11929,7 +12269,7 @@
           <w:szCs w:val="24"/>
           <w:rtl/>
         </w:rPr>
-        <w:t xml:space="preserve">. בהשוואת הזמן הניתן לעבודה על הפרויקט לעומת הקושי בניתוח מצבי המשחק, הבנתי כי איני יכול לבזבז זמן רב בבניית המשחק עצמו ומכיוון שמטריצה הינו מבנה בסיסי </w:t>
+        <w:t>. בהשוואת הזמן הניתן לעבודה על הפרויקט לעומת הקושי בניתוח מצבי המשחק, הבנ</w:t>
       </w:r>
       <w:r>
         <w:rPr>
@@ -11938,16 +12278,106 @@
           <w:szCs w:val="24"/>
           <w:rtl/>
         </w:rPr>
-        <w:t>שהתנסיתי בו המון במהלך השנים</w:t>
-      </w:r>
-      <w:r>
-        <w:rPr>
-          <w:rFonts w:cstheme="minorHAnsi"/>
-          <w:sz w:val="24"/>
-          <w:szCs w:val="24"/>
-          <w:rtl/>
-        </w:rPr>
-        <w:t>, הרגשתי נוח לבחור בו.</w:t>
+        <w:t>ו</w:t>
+      </w:r>
+      <w:r>
+        <w:rPr>
+          <w:rFonts w:cstheme="minorHAnsi"/>
+          <w:sz w:val="24"/>
+          <w:szCs w:val="24"/>
+          <w:rtl/>
+        </w:rPr>
+        <w:t xml:space="preserve"> כי אינ</w:t>
+      </w:r>
+      <w:r>
+        <w:rPr>
+          <w:rFonts w:cstheme="minorHAnsi" w:hint="cs"/>
+          <w:sz w:val="24"/>
+          <w:szCs w:val="24"/>
+          <w:rtl/>
+        </w:rPr>
+        <w:t>נו</w:t>
+      </w:r>
+      <w:r>
+        <w:rPr>
+          <w:rFonts w:cstheme="minorHAnsi"/>
+          <w:sz w:val="24"/>
+          <w:szCs w:val="24"/>
+          <w:rtl/>
+        </w:rPr>
+        <w:t xml:space="preserve"> יכול</w:t>
+      </w:r>
+      <w:r>
+        <w:rPr>
+          <w:rFonts w:cstheme="minorHAnsi" w:hint="cs"/>
+          <w:sz w:val="24"/>
+          <w:szCs w:val="24"/>
+          <w:rtl/>
+        </w:rPr>
+        <w:t>ים</w:t>
+      </w:r>
+      <w:r>
+        <w:rPr>
+          <w:rFonts w:cstheme="minorHAnsi"/>
+          <w:sz w:val="24"/>
+          <w:szCs w:val="24"/>
+          <w:rtl/>
+        </w:rPr>
+        <w:t xml:space="preserve"> לבזבז זמן רב בבניית המשחק עצמו ומכיוון שמטריצה הינו מבנה בסיסי </w:t>
+      </w:r>
+      <w:r>
+        <w:rPr>
+          <w:rFonts w:cstheme="minorHAnsi" w:hint="cs"/>
+          <w:sz w:val="24"/>
+          <w:szCs w:val="24"/>
+          <w:rtl/>
+        </w:rPr>
+        <w:t>שהתנסינ</w:t>
+      </w:r>
+      <w:r>
+        <w:rPr>
+          <w:rFonts w:cstheme="minorHAnsi" w:hint="eastAsia"/>
+          <w:sz w:val="24"/>
+          <w:szCs w:val="24"/>
+          <w:rtl/>
+        </w:rPr>
+        <w:t>ו</w:t>
+      </w:r>
+      <w:r>
+        <w:rPr>
+          <w:rFonts w:cstheme="minorHAnsi" w:hint="cs"/>
+          <w:sz w:val="24"/>
+          <w:szCs w:val="24"/>
+          <w:rtl/>
+        </w:rPr>
+        <w:t xml:space="preserve"> בו המון במהלך השנים</w:t>
+      </w:r>
+      <w:r>
+        <w:rPr>
+          <w:rFonts w:cstheme="minorHAnsi"/>
+          <w:sz w:val="24"/>
+          <w:szCs w:val="24"/>
+          <w:rtl/>
+        </w:rPr>
+        <w:t>, הרגש</w:t>
+      </w:r>
+      <w:r>
+        <w:rPr>
+          <w:rFonts w:cstheme="minorHAnsi" w:hint="cs"/>
+          <w:sz w:val="24"/>
+          <w:szCs w:val="24"/>
+          <w:rtl/>
+        </w:rPr>
+        <w:t>נו</w:t>
+      </w:r>
+      <w:r>
+        <w:rPr>
+          <w:rFonts w:cstheme="minorHAnsi"/>
+          <w:sz w:val="24"/>
+          <w:szCs w:val="24"/>
+          <w:rtl/>
+        </w:rPr>
+        <w:t xml:space="preserve"> נוח לבחור בו.</w:t>
       </w:r>
     </w:p>
     <w:p>
@@ -12364,7 +12794,7 @@
           </mc:Choice>
           <mc:Fallback>
             <w:pict>
-              <v:shapetype w14:anchorId="14E22687" id="_x0000_t32" coordsize="21600,21600" o:spt="32" o:oned="t" path="m,l21600,21600e" filled="f">
+              <v:shapetype w14:anchorId="18FCA4AD" id="_x0000_t32" coordsize="21600,21600" o:spt="32" o:oned="t" path="m,l21600,21600e" filled="f">
                 <v:path arrowok="t" fillok="f" o:connecttype="none"/>
                 <o:lock v:ext="edit" shapetype="t"/>
               </v:shapetype>
@@ -12444,7 +12874,7 @@
           </mc:Choice>
           <mc:Fallback>
             <w:pict>
-              <v:shape w14:anchorId="46DED41B" id="מחבר חץ ישר 26" o:spid="_x0000_s1026" type="#_x0000_t32" style="position:absolute;left:0;text-align:left;margin-left:207.4pt;margin-top:3.8pt;width:0;height:59.45pt;z-index:251661312;visibility:visible;mso-wrap-style:square;mso-width-percent:0;mso-wrap-distance-left:9pt;mso-wrap-distance-top:0;mso-wrap-distance-right:9pt;mso-wrap-distance-bottom:0;mso-position-horizontal:absolute;mso-position-horizontal-relative:text;mso-position-vertical:absolute;mso-position-vertical-relative:text;mso-width-percent:0;mso-width-relative:margin" o:gfxdata="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" strokecolor="black [3213]" strokeweight="2.25pt">
+              <v:shape w14:anchorId="7635D947" id="מחבר חץ ישר 26" o:spid="_x0000_s1026" type="#_x0000_t32" style="position:absolute;left:0;text-align:left;margin-left:207.4pt;margin-top:3.8pt;width:0;height:59.45pt;z-index:251661312;visibility:visible;mso-wrap-style:square;mso-width-percent:0;mso-wrap-distance-left:9pt;mso-wrap-distance-top:0;mso-wrap-distance-right:9pt;mso-wrap-distance-bottom:0;mso-position-horizontal:absolute;mso-position-horizontal-relative:text;mso-position-vertical:absolute;mso-position-vertical-relative:text;mso-width-percent:0;mso-width-relative:margin" o:gfxdata="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" strokecolor="black [3213]" strokeweight="2.25pt">
                 <v:stroke endarrow="open"/>
               </v:shape>
             </w:pict>
@@ -12517,7 +12947,7 @@
           </mc:Choice>
           <mc:Fallback>
             <w:pict>
-              <v:shape w14:anchorId="305B0191" id="מחבר חץ ישר 25" o:spid="_x0000_s1026" type="#_x0000_t32" style="position:absolute;left:0;text-align:left;margin-left:261.8pt;margin-top:3.75pt;width:105.85pt;height:53.25pt;z-index:251660288;visibility:visible;mso-wrap-style:square;mso-wrap-distance-left:9pt;mso-wrap-distance-top:0;mso-wrap-distance-right:9pt;mso-wrap-distance-bottom:0;mso-position-horizontal:absolute;mso-position-horizontal-relative:text;mso-position-vertical:absolute;mso-position-vertical-relative:text" o:gfxdata="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" strokecolor="black [3213]" strokeweight="2.25pt">
+              <v:shape w14:anchorId="529509DF" id="מחבר חץ ישר 25" o:spid="_x0000_s1026" type="#_x0000_t32" style="position:absolute;left:0;text-align:left;margin-left:261.8pt;margin-top:3.75pt;width:105.85pt;height:53.25pt;z-index:251660288;visibility:visible;mso-wrap-style:square;mso-wrap-distance-left:9pt;mso-wrap-distance-top:0;mso-wrap-distance-right:9pt;mso-wrap-distance-bottom:0;mso-position-horizontal:absolute;mso-position-horizontal-relative:text;mso-position-vertical:absolute;mso-position-vertical-relative:text" o:gfxdata="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" strokecolor="black [3213]" strokeweight="2.25pt">
                 <v:stroke endarrow="open"/>
               </v:shape>
             </w:pict>
@@ -13013,7 +13443,7 @@
           </mc:Choice>
           <mc:Fallback>
             <w:pict>
-              <v:shape w14:anchorId="200B69BD" id="מחבר חץ ישר 28" o:spid="_x0000_s1026" type="#_x0000_t32" style="position:absolute;left:0;text-align:left;margin-left:23.95pt;margin-top:18.85pt;width:.65pt;height:35.1pt;flip:x;z-index:251663360;visibility:visible;mso-wrap-style:square;mso-wrap-distance-left:9pt;mso-wrap-distance-top:0;mso-wrap-distance-right:9pt;mso-wrap-distance-bottom:0;mso-position-horizontal:absolute;mso-position-horizontal-relative:text;mso-position-vertical:absolute;mso-position-vertical-relative:text" o:gfxdata="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" strokecolor="black [3213]" strokeweight="2.25pt">
+              <v:shape w14:anchorId="0801D47D" id="מחבר חץ ישר 28" o:spid="_x0000_s1026" type="#_x0000_t32" style="position:absolute;left:0;text-align:left;margin-left:23.95pt;margin-top:18.85pt;width:.65pt;height:35.1pt;flip:x;z-index:251663360;visibility:visible;mso-wrap-style:square;mso-wrap-distance-left:9pt;mso-wrap-distance-top:0;mso-wrap-distance-right:9pt;mso-wrap-distance-bottom:0;mso-position-horizontal:absolute;mso-position-horizontal-relative:text;mso-position-vertical:absolute;mso-position-vertical-relative:text" o:gfxdata="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" strokecolor="black [3213]" strokeweight="2.25pt">
                 <v:stroke endarrow="open"/>
               </v:shape>
             </w:pict>
@@ -13096,7 +13526,7 @@
           </mc:Choice>
           <mc:Fallback>
             <w:pict>
-              <v:shape w14:anchorId="51DB7FC3" id="מחבר חץ ישר 288" o:spid="_x0000_s1026" type="#_x0000_t32" style="position:absolute;left:0;text-align:left;margin-left:250.6pt;margin-top:1.65pt;width:11.25pt;height:44.5pt;z-index:251667456;visibility:visible;mso-wrap-style:square;mso-wrap-distance-left:9pt;mso-wrap-distance-top:0;mso-wrap-distance-right:9pt;mso-wrap-distance-bottom:0;mso-position-horizontal:absolute;mso-position-horizontal-relative:text;mso-position-vertical:absolute;mso-position-vertical-relative:text" o:gfxdata="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" strokecolor="black [3213]" strokeweight="2.25pt">
+              <v:shape w14:anchorId="6CA6C345" id="מחבר חץ ישר 288" o:spid="_x0000_s1026" type="#_x0000_t32" style="position:absolute;left:0;text-align:left;margin-left:250.6pt;margin-top:1.65pt;width:11.25pt;height:44.5pt;z-index:251667456;visibility:visible;mso-wrap-style:square;mso-wrap-distance-left:9pt;mso-wrap-distance-top:0;mso-wrap-distance-right:9pt;mso-wrap-distance-bottom:0;mso-position-horizontal:absolute;mso-position-horizontal-relative:text;mso-position-vertical:absolute;mso-position-vertical-relative:text" o:gfxdata="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" strokecolor="black [3213]" strokeweight="2.25pt">
                 <v:stroke endarrow="open"/>
               </v:shape>
             </w:pict>
@@ -13169,7 +13599,7 @@
           </mc:Choice>
           <mc:Fallback>
             <w:pict>
-              <v:shape w14:anchorId="49556FC8" id="מחבר חץ ישר 31" o:spid="_x0000_s1026" type="#_x0000_t32" style="position:absolute;left:0;text-align:left;margin-left:171.1pt;margin-top:1.65pt;width:7.5pt;height:44.5pt;flip:x;z-index:251666432;visibility:visible;mso-wrap-style:square;mso-wrap-distance-left:9pt;mso-wrap-distance-top:0;mso-wrap-distance-right:9pt;mso-wrap-distance-bottom:0;mso-position-horizontal:absolute;mso-position-horizontal-relative:text;mso-position-vertical:absolute;mso-position-vertical-relative:text" o:gfxdata="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" strokecolor="black [3213]" strokeweight="2.25pt">
+              <v:shape w14:anchorId="4D777F84" id="מחבר חץ ישר 31" o:spid="_x0000_s1026" type="#_x0000_t32" style="position:absolute;left:0;text-align:left;margin-left:171.1pt;margin-top:1.65pt;width:7.5pt;height:44.5pt;flip:x;z-index:251666432;visibility:visible;mso-wrap-style:square;mso-wrap-distance-left:9pt;mso-wrap-distance-top:0;mso-wrap-distance-right:9pt;mso-wrap-distance-bottom:0;mso-position-horizontal:absolute;mso-position-horizontal-relative:text;mso-position-vertical:absolute;mso-position-vertical-relative:text" o:gfxdata="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" strokecolor="black [3213]" strokeweight="2.25pt">
                 <v:stroke endarrow="open"/>
               </v:shape>
             </w:pict>
@@ -13655,7 +14085,7 @@
           </mc:Choice>
           <mc:Fallback>
             <w:pict>
-              <v:shape w14:anchorId="4B0AD6E3" id="מחבר חץ ישר 290" o:spid="_x0000_s1026" type="#_x0000_t32" style="position:absolute;left:0;text-align:left;margin-left:156.65pt;margin-top:24.5pt;width:0;height:31.3pt;z-index:251669504;visibility:visible;mso-wrap-style:square;mso-wrap-distance-left:9pt;mso-wrap-distance-top:0;mso-wrap-distance-right:9pt;mso-wrap-distance-bottom:0;mso-position-horizontal:absolute;mso-position-horizontal-relative:text;mso-position-vertical:absolute;mso-position-vertical-relative:text" o:gfxdata="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" strokecolor="black [3213]" strokeweight="2.25pt">
+              <v:shape w14:anchorId="734D0DCD" id="מחבר חץ ישר 290" o:spid="_x0000_s1026" type="#_x0000_t32" style="position:absolute;left:0;text-align:left;margin-left:156.65pt;margin-top:24.5pt;width:0;height:31.3pt;z-index:251669504;visibility:visible;mso-wrap-style:square;mso-wrap-distance-left:9pt;mso-wrap-distance-top:0;mso-wrap-distance-right:9pt;mso-wrap-distance-bottom:0;mso-position-horizontal:absolute;mso-position-horizontal-relative:text;mso-position-vertical:absolute;mso-position-vertical-relative:text" o:gfxdata="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" strokecolor="black [3213]" strokeweight="2.25pt">
                 <v:stroke endarrow="open"/>
               </v:shape>
             </w:pict>
@@ -13728,7 +14158,7 @@
           </mc:Choice>
           <mc:Fallback>
             <w:pict>
-              <v:shape w14:anchorId="759343C2" id="מחבר חץ ישר 289" o:spid="_x0000_s1026" type="#_x0000_t32" style="position:absolute;left:0;text-align:left;margin-left:286.3pt;margin-top:24.5pt;width:.65pt;height:41.95pt;z-index:251668480;visibility:visible;mso-wrap-style:square;mso-wrap-distance-left:9pt;mso-wrap-distance-top:0;mso-wrap-distance-right:9pt;mso-wrap-distance-bottom:0;mso-position-horizontal:absolute;mso-position-horizontal-relative:text;mso-position-vertical:absolute;mso-position-vertical-relative:text" o:gfxdata="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" strokecolor="black [3213]" strokeweight="2.25pt">
+              <v:shape w14:anchorId="23C3016F" id="מחבר חץ ישר 289" o:spid="_x0000_s1026" type="#_x0000_t32" style="position:absolute;left:0;text-align:left;margin-left:286.3pt;margin-top:24.5pt;width:.65pt;height:41.95pt;z-index:251668480;visibility:visible;mso-wrap-style:square;mso-wrap-distance-left:9pt;mso-wrap-distance-top:0;mso-wrap-distance-right:9pt;mso-wrap-distance-bottom:0;mso-position-horizontal:absolute;mso-position-horizontal-relative:text;mso-position-vertical:absolute;mso-position-vertical-relative:text" o:gfxdata="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" strokecolor="black [3213]" strokeweight="2.25pt">
                 <v:stroke endarrow="open"/>
               </v:shape>
             </w:pict>
@@ -13801,7 +14231,7 @@
           </mc:Choice>
           <mc:Fallback>
             <w:pict>
-              <v:shape w14:anchorId="47B6E7E0" id="מחבר חץ ישר 29" o:spid="_x0000_s1026" type="#_x0000_t32" style="position:absolute;left:0;text-align:left;margin-left:23.95pt;margin-top:5.7pt;width:.6pt;height:36.95pt;flip:x;z-index:251664384;visibility:visible;mso-wrap-style:square;mso-wrap-distance-left:9pt;mso-wrap-distance-top:0;mso-wrap-distance-right:9pt;mso-wrap-distance-bottom:0;mso-position-horizontal:absolute;mso-position-horizontal-relative:text;mso-position-vertical:absolute;mso-position-vertical-relative:text" o:gfxdata="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" strokecolor="black [3213]" strokeweight="2.25pt">
+              <v:shape w14:anchorId="7386E168" id="מחבר חץ ישר 29" o:spid="_x0000_s1026" type="#_x0000_t32" style="position:absolute;left:0;text-align:left;margin-left:23.95pt;margin-top:5.7pt;width:.6pt;height:36.95pt;flip:x;z-index:251664384;visibility:visible;mso-wrap-style:square;mso-wrap-distance-left:9pt;mso-wrap-distance-top:0;mso-wrap-distance-right:9pt;mso-wrap-distance-bottom:0;mso-position-horizontal:absolute;mso-position-horizontal-relative:text;mso-position-vertical:absolute;mso-position-vertical-relative:text" o:gfxdata="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" strokecolor="black [3213]" strokeweight="2.25pt">
                 <v:stroke endarrow="open"/>
               </v:shape>
             </w:pict>
@@ -14025,7 +14455,7 @@
           </mc:Choice>
           <mc:Fallback>
             <w:pict>
-              <v:shape w14:anchorId="2705C2B7" id="מחבר חץ ישר 30" o:spid="_x0000_s1026" type="#_x0000_t32" style="position:absolute;left:0;text-align:left;margin-left:17.7pt;margin-top:20.35pt;width:.65pt;height:37.6pt;flip:x;z-index:251665408;visibility:visible;mso-wrap-style:square;mso-wrap-distance-left:9pt;mso-wrap-distance-top:0;mso-wrap-distance-right:9pt;mso-wrap-distance-bottom:0;mso-position-horizontal:absolute;mso-position-horizontal-relative:text;mso-position-vertical:absolute;mso-position-vertical-relative:text" o:gfxdata="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" strokecolor="black [3213]" strokeweight="2.25pt">
+              <v:shape w14:anchorId="41958E72" id="מחבר חץ ישר 30" o:spid="_x0000_s1026" type="#_x0000_t32" style="position:absolute;left:0;text-align:left;margin-left:17.7pt;margin-top:20.35pt;width:.65pt;height:37.6pt;flip:x;z-index:251665408;visibility:visible;mso-wrap-style:square;mso-wrap-distance-left:9pt;mso-wrap-distance-top:0;mso-wrap-distance-right:9pt;mso-wrap-distance-bottom:0;mso-position-horizontal:absolute;mso-position-horizontal-relative:text;mso-position-vertical:absolute;mso-position-vertical-relative:text" o:gfxdata="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" strokecolor="black [3213]" strokeweight="2.25pt">
                 <v:stroke endarrow="open"/>
               </v:shape>
             </w:pict>
@@ -14370,7 +14800,7 @@
           </mc:Choice>
           <mc:Fallback>
             <w:pict>
-              <v:shape w14:anchorId="4E824DE2" id="מחבר חץ ישר 291" o:spid="_x0000_s1026" type="#_x0000_t32" style="position:absolute;left:0;text-align:left;margin-left:156.65pt;margin-top:7.6pt;width:0;height:24.45pt;z-index:251670528;visibility:visible;mso-wrap-style:square;mso-wrap-distance-left:9pt;mso-wrap-distance-top:0;mso-wrap-distance-right:9pt;mso-wrap-distance-bottom:0;mso-position-horizontal:absolute;mso-position-horizontal-relative:text;mso-position-vertical:absolute;mso-position-vertical-relative:text" o:gfxdata="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" strokecolor="black [3213]" strokeweight="2.25pt">
+              <v:shape w14:anchorId="7B6CE747" id="מחבר חץ ישר 291" o:spid="_x0000_s1026" type="#_x0000_t32" style="position:absolute;left:0;text-align:left;margin-left:156.65pt;margin-top:7.6pt;width:0;height:24.45pt;z-index:251670528;visibility:visible;mso-wrap-style:square;mso-wrap-distance-left:9pt;mso-wrap-distance-top:0;mso-wrap-distance-right:9pt;mso-wrap-distance-bottom:0;mso-position-horizontal:absolute;mso-position-horizontal-relative:text;mso-position-vertical:absolute;mso-position-vertical-relative:text" o:gfxdata="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" strokecolor="black [3213]" strokeweight="2.25pt">
                 <v:stroke endarrow="open"/>
               </v:shape>
             </w:pict>
@@ -14453,7 +14883,7 @@
           </mc:Choice>
           <mc:Fallback>
             <w:pict>
-              <v:shape w14:anchorId="632C5180" id="מחבר חץ ישר 292" o:spid="_x0000_s1026" type="#_x0000_t32" style="position:absolute;left:0;text-align:left;margin-left:257.45pt;margin-top:11.15pt;width:10pt;height:56.35pt;flip:x;z-index:251671552;visibility:visible;mso-wrap-style:square;mso-wrap-distance-left:9pt;mso-wrap-distance-top:0;mso-wrap-distance-right:9pt;mso-wrap-distance-bottom:0;mso-position-horizontal:absolute;mso-position-horizontal-relative:text;mso-position-vertical:absolute;mso-position-vertical-relative:text" o:gfxdata="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" strokecolor="black [3213]" strokeweight="2.25pt">
+              <v:shape w14:anchorId="09B47829" id="מחבר חץ ישר 292" o:spid="_x0000_s1026" type="#_x0000_t32" style="position:absolute;left:0;text-align:left;margin-left:257.45pt;margin-top:11.15pt;width:10pt;height:56.35pt;flip:x;z-index:251671552;visibility:visible;mso-wrap-style:square;mso-wrap-distance-left:9pt;mso-wrap-distance-top:0;mso-wrap-distance-right:9pt;mso-wrap-distance-bottom:0;mso-position-horizontal:absolute;mso-position-horizontal-relative:text;mso-position-vertical:absolute;mso-position-vertical-relative:text" o:gfxdata="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" strokecolor="black [3213]" strokeweight="2.25pt">
                 <v:stroke endarrow="open"/>
               </v:shape>
             </w:pict>
@@ -14798,7 +15228,7 @@
           </mc:Choice>
           <mc:Fallback>
             <w:pict>
-              <v:shape w14:anchorId="19C77A36" id="מחבר חץ ישר 293" o:spid="_x0000_s1026" type="#_x0000_t32" style="position:absolute;left:0;text-align:left;margin-left:182.35pt;margin-top:10.95pt;width:20.65pt;height:30.7pt;z-index:251672576;visibility:visible;mso-wrap-style:square;mso-wrap-distance-left:9pt;mso-wrap-distance-top:0;mso-wrap-distance-right:9pt;mso-wrap-distance-bottom:0;mso-position-horizontal:absolute;mso-position-horizontal-relative:text;mso-position-vertical:absolute;mso-position-vertical-relative:text" o:gfxdata="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" strokecolor="black [3213]" strokeweight="2.25pt">
+              <v:shape w14:anchorId="250A0900" id="מחבר חץ ישר 293" o:spid="_x0000_s1026" type="#_x0000_t32" style="position:absolute;left:0;text-align:left;margin-left:182.35pt;margin-top:10.95pt;width:20.65pt;height:30.7pt;z-index:251672576;visibility:visible;mso-wrap-style:square;mso-wrap-distance-left:9pt;mso-wrap-distance-top:0;mso-wrap-distance-right:9pt;mso-wrap-distance-bottom:0;mso-position-horizontal:absolute;mso-position-horizontal-relative:text;mso-position-vertical:absolute;mso-position-vertical-relative:text" o:gfxdata="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" strokecolor="black [3213]" strokeweight="2.25pt">
                 <v:stroke endarrow="open"/>
               </v:shape>
             </w:pict>
@@ -17966,7 +18396,25 @@
           <w:szCs w:val="24"/>
           <w:rtl/>
         </w:rPr>
-        <w:t xml:space="preserve">פרויקט זה הינו פעם ראשונה שהתנסיתי בכתיבת משחק בשפת </w:t>
+        <w:t>פרויקט זה הינו פעם ראשונה שהתנסי</w:t>
+      </w:r>
+      <w:r>
+        <w:rPr>
+          <w:rFonts w:cstheme="minorHAnsi" w:hint="cs"/>
+          <w:sz w:val="24"/>
+          <w:szCs w:val="24"/>
+          <w:rtl/>
+        </w:rPr>
+        <w:t>נו</w:t>
+      </w:r>
+      <w:r>
+        <w:rPr>
+          <w:rFonts w:cstheme="minorHAnsi"/>
+          <w:sz w:val="24"/>
+          <w:szCs w:val="24"/>
+          <w:rtl/>
+        </w:rPr>
+        <w:t xml:space="preserve"> בכתיבת משחק בשפת </w:t>
       </w:r>
       <w:r>
         <w:rPr>
@@ -17992,7 +18440,25 @@
           <w:szCs w:val="24"/>
           <w:rtl/>
         </w:rPr>
-        <w:t xml:space="preserve">לימודי בבית הספר, </w:t>
+        <w:t>לימודי</w:t>
+      </w:r>
+      <w:r>
+        <w:rPr>
+          <w:rFonts w:cstheme="minorHAnsi" w:hint="cs"/>
+          <w:sz w:val="24"/>
+          <w:szCs w:val="24"/>
+          <w:rtl/>
+        </w:rPr>
+        <w:t>נו</w:t>
+      </w:r>
+      <w:r>
+        <w:rPr>
+          <w:rFonts w:cstheme="minorHAnsi" w:hint="cs"/>
+          <w:sz w:val="24"/>
+          <w:szCs w:val="24"/>
+          <w:rtl/>
+        </w:rPr>
+        <w:t xml:space="preserve"> בבית הספר </w:t>
       </w:r>
       <w:proofErr w:type="spellStart"/>
       <w:r>
@@ -18002,6 +18468,15 @@
           <w:szCs w:val="24"/>
           <w:rtl/>
         </w:rPr>
+        <w:t>ו</w:t>
+      </w:r>
+      <w:r>
+        <w:rPr>
+          <w:rFonts w:cstheme="minorHAnsi" w:hint="cs"/>
+          <w:sz w:val="24"/>
+          <w:szCs w:val="24"/>
+          <w:rtl/>
+        </w:rPr>
         <w:t>בבסמ"ח</w:t>
       </w:r>
       <w:proofErr w:type="spellEnd"/>
@@ -18012,7 +18487,7 @@
           <w:szCs w:val="24"/>
           <w:rtl/>
         </w:rPr>
-        <w:t xml:space="preserve"> ובמכללה למנהל, </w:t>
+        <w:t xml:space="preserve">, </w:t>
       </w:r>
       <w:r>
         <w:rPr>
@@ -18030,16 +18505,16 @@
           <w:szCs w:val="24"/>
           <w:rtl/>
         </w:rPr>
-        <w:t>תי</w:t>
-      </w:r>
-      <w:r>
-        <w:rPr>
-          <w:rFonts w:cstheme="minorHAnsi"/>
-          <w:sz w:val="24"/>
-          <w:szCs w:val="24"/>
-          <w:rtl/>
-        </w:rPr>
-        <w:t xml:space="preserve"> המון על אלגוריתמיקה, מבני נתונים, ניהול ותכנון של פרויקטים, תבניות עיצוב וכו'. פרויקט זה גרם לי להסתכל שוב על כל מה שלמד</w:t>
+        <w:t>נו</w:t>
+      </w:r>
+      <w:r>
+        <w:rPr>
+          <w:rFonts w:cstheme="minorHAnsi"/>
+          <w:sz w:val="24"/>
+          <w:szCs w:val="24"/>
+          <w:rtl/>
+        </w:rPr>
+        <w:t xml:space="preserve"> המון על אלגוריתמיקה, מבני נתונים, ניהול ותכנון של פרויקטים, תבניות עיצוב וכו'. פרויקט זה גרם ל</w:t>
       </w:r>
       <w:r>
         <w:rPr>
@@ -18048,35 +18523,16 @@
           <w:szCs w:val="24"/>
           <w:rtl/>
         </w:rPr>
-        <w:t>תי</w:t>
-      </w:r>
-      <w:r>
-        <w:rPr>
-          <w:rFonts w:cstheme="minorHAnsi"/>
-          <w:sz w:val="24"/>
-          <w:szCs w:val="24"/>
-          <w:rtl/>
-        </w:rPr>
-        <w:t xml:space="preserve"> ולראות כיצד אני יכול להשתמש בידע שצברתי בכדי להגיע לתוצר הסופי. </w:t>
-      </w:r>
-    </w:p>
-    <w:p>
-      <w:pPr>
-        <w:rPr>
-          <w:rFonts w:cstheme="minorHAnsi"/>
-          <w:sz w:val="24"/>
-          <w:szCs w:val="24"/>
-          <w:rtl/>
-        </w:rPr>
-      </w:pPr>
-      <w:r>
-        <w:rPr>
-          <w:rFonts w:cstheme="minorHAnsi"/>
-          <w:sz w:val="24"/>
-          <w:szCs w:val="24"/>
-          <w:rtl/>
-        </w:rPr>
-        <w:t xml:space="preserve">בנוסף, נהניתי גם לחקור על נושא הבינה המלאכותית (נושא שלא </w:t>
+        <w:t>נו</w:t>
+      </w:r>
+      <w:r>
+        <w:rPr>
+          <w:rFonts w:cstheme="minorHAnsi"/>
+          <w:sz w:val="24"/>
+          <w:szCs w:val="24"/>
+          <w:rtl/>
+        </w:rPr>
+        <w:t xml:space="preserve"> להסתכל שוב על כל מה שלמד</w:t>
       </w:r>
       <w:r>
         <w:rPr>
@@ -18085,16 +18541,16 @@
           <w:szCs w:val="24"/>
           <w:rtl/>
         </w:rPr>
-        <w:t>למדתי עד כה</w:t>
-      </w:r>
-      <w:r>
-        <w:rPr>
-          <w:rFonts w:cstheme="minorHAnsi"/>
-          <w:sz w:val="24"/>
-          <w:szCs w:val="24"/>
-          <w:rtl/>
-        </w:rPr>
-        <w:t>). במהלך המחקר למדתי טכניקות בינה שונות ומגוונות וראיתי כיצד מבני נתונים בא</w:t>
+        <w:t>נו</w:t>
+      </w:r>
+      <w:r>
+        <w:rPr>
+          <w:rFonts w:cstheme="minorHAnsi"/>
+          <w:sz w:val="24"/>
+          <w:szCs w:val="24"/>
+          <w:rtl/>
+        </w:rPr>
+        <w:t xml:space="preserve"> ולראות כיצד אנ</w:t>
       </w:r>
       <w:r>
         <w:rPr>
@@ -18103,6 +18559,24 @@
           <w:szCs w:val="24"/>
           <w:rtl/>
         </w:rPr>
+        <w:t>ו</w:t>
+      </w:r>
+      <w:r>
+        <w:rPr>
+          <w:rFonts w:cstheme="minorHAnsi"/>
+          <w:sz w:val="24"/>
+          <w:szCs w:val="24"/>
+          <w:rtl/>
+        </w:rPr>
+        <w:t xml:space="preserve"> יכול</w:t>
+      </w:r>
+      <w:r>
+        <w:rPr>
+          <w:rFonts w:cstheme="minorHAnsi" w:hint="cs"/>
+          <w:sz w:val="24"/>
+          <w:szCs w:val="24"/>
+          <w:rtl/>
+        </w:rPr>
         <w:t>ים</w:t>
       </w:r>
       <w:r>
@@ -18112,6 +18586,142 @@
           <w:szCs w:val="24"/>
           <w:rtl/>
         </w:rPr>
+        <w:t xml:space="preserve"> להשתמש בידע שצבר</w:t>
+      </w:r>
+      <w:r>
+        <w:rPr>
+          <w:rFonts w:cstheme="minorHAnsi" w:hint="cs"/>
+          <w:sz w:val="24"/>
+          <w:szCs w:val="24"/>
+          <w:rtl/>
+        </w:rPr>
+        <w:t>נו</w:t>
+      </w:r>
+      <w:r>
+        <w:rPr>
+          <w:rFonts w:cstheme="minorHAnsi"/>
+          <w:sz w:val="24"/>
+          <w:szCs w:val="24"/>
+          <w:rtl/>
+        </w:rPr>
+        <w:t xml:space="preserve"> בכדי להגיע לתוצר הסופי. </w:t>
+      </w:r>
+    </w:p>
+    <w:p>
+      <w:pPr>
+        <w:rPr>
+          <w:rFonts w:cstheme="minorHAnsi"/>
+          <w:sz w:val="24"/>
+          <w:szCs w:val="24"/>
+          <w:rtl/>
+        </w:rPr>
+      </w:pPr>
+      <w:r>
+        <w:rPr>
+          <w:rFonts w:cstheme="minorHAnsi"/>
+          <w:sz w:val="24"/>
+          <w:szCs w:val="24"/>
+          <w:rtl/>
+        </w:rPr>
+        <w:t>בנוסף, נהני</w:t>
+      </w:r>
+      <w:r>
+        <w:rPr>
+          <w:rFonts w:cstheme="minorHAnsi" w:hint="cs"/>
+          <w:sz w:val="24"/>
+          <w:szCs w:val="24"/>
+          <w:rtl/>
+        </w:rPr>
+        <w:t>נו</w:t>
+      </w:r>
+      <w:r>
+        <w:rPr>
+          <w:rFonts w:cstheme="minorHAnsi"/>
+          <w:sz w:val="24"/>
+          <w:szCs w:val="24"/>
+          <w:rtl/>
+        </w:rPr>
+        <w:t xml:space="preserve"> גם לחקור על נושא הבינה המלאכותית (נושא שלא </w:t>
+      </w:r>
+      <w:r>
+        <w:rPr>
+          <w:rFonts w:cstheme="minorHAnsi" w:hint="cs"/>
+          <w:sz w:val="24"/>
+          <w:szCs w:val="24"/>
+          <w:rtl/>
+        </w:rPr>
+        <w:t>למדנו</w:t>
+      </w:r>
+      <w:r>
+        <w:rPr>
+          <w:rFonts w:cstheme="minorHAnsi" w:hint="cs"/>
+          <w:sz w:val="24"/>
+          <w:szCs w:val="24"/>
+          <w:rtl/>
+        </w:rPr>
+        <w:t xml:space="preserve"> עד כה</w:t>
+      </w:r>
+      <w:r>
+        <w:rPr>
+          <w:rFonts w:cstheme="minorHAnsi"/>
+          <w:sz w:val="24"/>
+          <w:szCs w:val="24"/>
+          <w:rtl/>
+        </w:rPr>
+        <w:t>). במהלך המחקר למד</w:t>
+      </w:r>
+      <w:r>
+        <w:rPr>
+          <w:rFonts w:cstheme="minorHAnsi" w:hint="cs"/>
+          <w:sz w:val="24"/>
+          <w:szCs w:val="24"/>
+          <w:rtl/>
+        </w:rPr>
+        <w:t>נו</w:t>
+      </w:r>
+      <w:r>
+        <w:rPr>
+          <w:rFonts w:cstheme="minorHAnsi"/>
+          <w:sz w:val="24"/>
+          <w:szCs w:val="24"/>
+          <w:rtl/>
+        </w:rPr>
+        <w:t xml:space="preserve"> טכניקות בינה שונות ומגוונות וראי</w:t>
+      </w:r>
+      <w:r>
+        <w:rPr>
+          <w:rFonts w:cstheme="minorHAnsi" w:hint="cs"/>
+          <w:sz w:val="24"/>
+          <w:szCs w:val="24"/>
+          <w:rtl/>
+        </w:rPr>
+        <w:t>נו</w:t>
+      </w:r>
+      <w:r>
+        <w:rPr>
+          <w:rFonts w:cstheme="minorHAnsi"/>
+          <w:sz w:val="24"/>
+          <w:szCs w:val="24"/>
+          <w:rtl/>
+        </w:rPr>
+        <w:t xml:space="preserve"> כיצד מבני נתונים בא</w:t>
+      </w:r>
+      <w:r>
+        <w:rPr>
+          <w:rFonts w:cstheme="minorHAnsi" w:hint="cs"/>
+          <w:sz w:val="24"/>
+          <w:szCs w:val="24"/>
+          <w:rtl/>
+        </w:rPr>
+        <w:t>ים</w:t>
+      </w:r>
+      <w:r>
+        <w:rPr>
+          <w:rFonts w:cstheme="minorHAnsi"/>
+          <w:sz w:val="24"/>
+          <w:szCs w:val="24"/>
+          <w:rtl/>
+        </w:rPr>
         <w:t xml:space="preserve"> לידי ביטוי במערכות בינה מתקדמות (לדוג' </w:t>
       </w:r>
       <w:r>
@@ -18148,7 +18758,25 @@
           <w:szCs w:val="24"/>
           <w:rtl/>
         </w:rPr>
-        <w:t xml:space="preserve">בפרויקט יצא לי להתנסות ב- 2 תבניות עיצוב: </w:t>
+        <w:t>בפרויקט יצא ל</w:t>
+      </w:r>
+      <w:r>
+        <w:rPr>
+          <w:rFonts w:cstheme="minorHAnsi" w:hint="cs"/>
+          <w:sz w:val="24"/>
+          <w:szCs w:val="24"/>
+          <w:rtl/>
+        </w:rPr>
+        <w:t>נו</w:t>
+      </w:r>
+      <w:r>
+        <w:rPr>
+          <w:rFonts w:cstheme="minorHAnsi"/>
+          <w:sz w:val="24"/>
+          <w:szCs w:val="24"/>
+          <w:rtl/>
+        </w:rPr>
+        <w:t xml:space="preserve"> להתנסות ב- 2 תבניות עיצוב: </w:t>
       </w:r>
       <w:r>
         <w:rPr>
@@ -18200,35 +18828,215 @@
           <w:szCs w:val="24"/>
           <w:rtl/>
         </w:rPr>
-        <w:t xml:space="preserve"> תבניות העיצוב הללו הפכו את העבודה על הפרויקט ליותר פשוטה וממוקדת. ברגע שגיליתי בעיה באחד החלקים יכולתי להתמקד בתיקון החלק הספציפי מבלי שזה ישפיע על שאר הפרויקט. כך, בשונה מפרויקטים שעשיתי בעבר, לא הייתי צריך לבזבז את הזמן על עדכון קוד קודם שיתאים לשינויים.</w:t>
-      </w:r>
-    </w:p>
-    <w:p>
-      <w:pPr>
-        <w:rPr>
-          <w:rFonts w:cstheme="minorHAnsi"/>
-          <w:sz w:val="24"/>
-          <w:szCs w:val="24"/>
-          <w:rtl/>
-        </w:rPr>
-      </w:pPr>
-      <w:r>
-        <w:rPr>
-          <w:rFonts w:cstheme="minorHAnsi"/>
-          <w:sz w:val="24"/>
-          <w:szCs w:val="24"/>
-          <w:rtl/>
-        </w:rPr>
-        <w:t>בסופו של דבר, אני מרוצה שיצא לי להתנסות בפרויקט שכזה</w:t>
-      </w:r>
-      <w:r>
-        <w:rPr>
-          <w:rFonts w:cstheme="minorHAnsi"/>
-          <w:sz w:val="24"/>
-          <w:szCs w:val="24"/>
-          <w:rtl/>
-        </w:rPr>
-        <w:t xml:space="preserve">. איני לגמרי מרוצה מהתוצר הסופי. </w:t>
+        <w:t xml:space="preserve"> תבניות העיצוב הללו הפכו את העבודה על הפרויקט ליותר פשוטה וממוקדת. ברגע שגילי</w:t>
+      </w:r>
+      <w:r>
+        <w:rPr>
+          <w:rFonts w:cstheme="minorHAnsi" w:hint="cs"/>
+          <w:sz w:val="24"/>
+          <w:szCs w:val="24"/>
+          <w:rtl/>
+        </w:rPr>
+        <w:t>נו</w:t>
+      </w:r>
+      <w:r>
+        <w:rPr>
+          <w:rFonts w:cstheme="minorHAnsi"/>
+          <w:sz w:val="24"/>
+          <w:szCs w:val="24"/>
+          <w:rtl/>
+        </w:rPr>
+        <w:t xml:space="preserve"> בעיה באחד החלקים יכול</w:t>
+      </w:r>
+      <w:r>
+        <w:rPr>
+          <w:rFonts w:cstheme="minorHAnsi" w:hint="cs"/>
+          <w:sz w:val="24"/>
+          <w:szCs w:val="24"/>
+          <w:rtl/>
+        </w:rPr>
+        <w:t>נו</w:t>
+      </w:r>
+      <w:r>
+        <w:rPr>
+          <w:rFonts w:cstheme="minorHAnsi"/>
+          <w:sz w:val="24"/>
+          <w:szCs w:val="24"/>
+          <w:rtl/>
+        </w:rPr>
+        <w:t xml:space="preserve"> להתמקד בתיקון החלק הספציפי מבלי שזה ישפיע על שאר הפרויקט. כך, בשונה מפרויקטים שעשי</w:t>
+      </w:r>
+      <w:r>
+        <w:rPr>
+          <w:rFonts w:cstheme="minorHAnsi" w:hint="cs"/>
+          <w:sz w:val="24"/>
+          <w:szCs w:val="24"/>
+          <w:rtl/>
+        </w:rPr>
+        <w:t>נו</w:t>
+      </w:r>
+      <w:r>
+        <w:rPr>
+          <w:rFonts w:cstheme="minorHAnsi"/>
+          <w:sz w:val="24"/>
+          <w:szCs w:val="24"/>
+          <w:rtl/>
+        </w:rPr>
+        <w:t xml:space="preserve"> בעבר, לא היי</w:t>
+      </w:r>
+      <w:r>
+        <w:rPr>
+          <w:rFonts w:cstheme="minorHAnsi" w:hint="cs"/>
+          <w:sz w:val="24"/>
+          <w:szCs w:val="24"/>
+          <w:rtl/>
+        </w:rPr>
+        <w:t>נו</w:t>
+      </w:r>
+      <w:r>
+        <w:rPr>
+          <w:rFonts w:cstheme="minorHAnsi"/>
+          <w:sz w:val="24"/>
+          <w:szCs w:val="24"/>
+          <w:rtl/>
+        </w:rPr>
+        <w:t xml:space="preserve"> צרי</w:t>
+      </w:r>
+      <w:r>
+        <w:rPr>
+          <w:rFonts w:cstheme="minorHAnsi" w:hint="cs"/>
+          <w:sz w:val="24"/>
+          <w:szCs w:val="24"/>
+          <w:rtl/>
+        </w:rPr>
+        <w:t>כים</w:t>
+      </w:r>
+      <w:r>
+        <w:rPr>
+          <w:rFonts w:cstheme="minorHAnsi"/>
+          <w:sz w:val="24"/>
+          <w:szCs w:val="24"/>
+          <w:rtl/>
+        </w:rPr>
+        <w:t xml:space="preserve"> לבזבז את הזמן על עדכון קוד קודם שיתאים לשינויים.</w:t>
+      </w:r>
+    </w:p>
+    <w:p>
+      <w:pPr>
+        <w:rPr>
+          <w:rFonts w:cstheme="minorHAnsi"/>
+          <w:sz w:val="24"/>
+          <w:szCs w:val="24"/>
+          <w:rtl/>
+        </w:rPr>
+      </w:pPr>
+      <w:r>
+        <w:rPr>
+          <w:rFonts w:cstheme="minorHAnsi"/>
+          <w:sz w:val="24"/>
+          <w:szCs w:val="24"/>
+          <w:rtl/>
+        </w:rPr>
+        <w:t>בסופו של דבר, אנ</w:t>
+      </w:r>
+      <w:r>
+        <w:rPr>
+          <w:rFonts w:cstheme="minorHAnsi" w:hint="cs"/>
+          <w:sz w:val="24"/>
+          <w:szCs w:val="24"/>
+          <w:rtl/>
+        </w:rPr>
+        <w:t>חנו</w:t>
+      </w:r>
+      <w:r>
+        <w:rPr>
+          <w:rFonts w:cstheme="minorHAnsi"/>
+          <w:sz w:val="24"/>
+          <w:szCs w:val="24"/>
+          <w:rtl/>
+        </w:rPr>
+        <w:t xml:space="preserve"> מרוצ</w:t>
+      </w:r>
+      <w:r>
+        <w:rPr>
+          <w:rFonts w:cstheme="minorHAnsi" w:hint="cs"/>
+          <w:sz w:val="24"/>
+          <w:szCs w:val="24"/>
+          <w:rtl/>
+        </w:rPr>
+        <w:t>ים</w:t>
+      </w:r>
+      <w:r>
+        <w:rPr>
+          <w:rFonts w:cstheme="minorHAnsi"/>
+          <w:sz w:val="24"/>
+          <w:szCs w:val="24"/>
+          <w:rtl/>
+        </w:rPr>
+        <w:t xml:space="preserve"> שיצא ל</w:t>
+      </w:r>
+      <w:r>
+        <w:rPr>
+          <w:rFonts w:cstheme="minorHAnsi" w:hint="cs"/>
+          <w:sz w:val="24"/>
+          <w:szCs w:val="24"/>
+          <w:rtl/>
+        </w:rPr>
+        <w:t>נו</w:t>
+      </w:r>
+      <w:r>
+        <w:rPr>
+          <w:rFonts w:cstheme="minorHAnsi"/>
+          <w:sz w:val="24"/>
+          <w:szCs w:val="24"/>
+          <w:rtl/>
+        </w:rPr>
+        <w:t xml:space="preserve"> להתנסות בפרויקט שכזה</w:t>
+      </w:r>
+      <w:r>
+        <w:rPr>
+          <w:rFonts w:cstheme="minorHAnsi"/>
+          <w:sz w:val="24"/>
+          <w:szCs w:val="24"/>
+          <w:rtl/>
+        </w:rPr>
+        <w:t>. איני</w:t>
+      </w:r>
+      <w:r>
+        <w:rPr>
+          <w:rFonts w:cstheme="minorHAnsi" w:hint="cs"/>
+          <w:sz w:val="24"/>
+          <w:szCs w:val="24"/>
+          <w:rtl/>
+        </w:rPr>
+        <w:t>נו</w:t>
+      </w:r>
+      <w:r>
+        <w:rPr>
+          <w:rFonts w:cstheme="minorHAnsi"/>
+          <w:sz w:val="24"/>
+          <w:szCs w:val="24"/>
+          <w:rtl/>
+        </w:rPr>
+        <w:t xml:space="preserve"> לגמרי מרוצ</w:t>
+      </w:r>
+      <w:r>
+        <w:rPr>
+          <w:rFonts w:cstheme="minorHAnsi" w:hint="cs"/>
+          <w:sz w:val="24"/>
+          <w:szCs w:val="24"/>
+          <w:rtl/>
+        </w:rPr>
+        <w:t>ים</w:t>
+      </w:r>
+      <w:r>
+        <w:rPr>
+          <w:rFonts w:cstheme="minorHAnsi"/>
+          <w:sz w:val="24"/>
+          <w:szCs w:val="24"/>
+          <w:rtl/>
+        </w:rPr>
+        <w:t xml:space="preserve"> מהתוצר הסופי. </w:t>
       </w:r>
       <w:r>
         <w:rPr>
@@ -18246,26 +19054,7 @@
           <w:szCs w:val="24"/>
           <w:rtl/>
         </w:rPr>
-        <w:t>, הייתי רוצה להיות החלטי יותר בבחירת הנושא לפרויקט וכך להרוויח לעצמי יותר זמן לעבודה.</w:t>
-      </w:r>
-    </w:p>
-    <w:p>
-      <w:pPr>
-        <w:rPr>
-          <w:rFonts w:cstheme="minorHAnsi"/>
-          <w:sz w:val="24"/>
-          <w:szCs w:val="24"/>
-          <w:rtl/>
-        </w:rPr>
-      </w:pPr>
-      <w:r>
-        <w:rPr>
-          <w:rFonts w:cstheme="minorHAnsi"/>
-          <w:sz w:val="24"/>
-          <w:szCs w:val="24"/>
-          <w:rtl/>
-        </w:rPr>
-        <w:t xml:space="preserve">לסיכום, אני מרגיש שתהליך העבודה על הפרויקט שיפר את החשיבה שלי בכל </w:t>
+        <w:t>, היי</w:t>
       </w:r>
       <w:r>
         <w:rPr>
@@ -18274,6 +19063,151 @@
           <w:szCs w:val="24"/>
           <w:rtl/>
         </w:rPr>
+        <w:t>נו</w:t>
+      </w:r>
+      <w:r>
+        <w:rPr>
+          <w:rFonts w:cstheme="minorHAnsi"/>
+          <w:sz w:val="24"/>
+          <w:szCs w:val="24"/>
+          <w:rtl/>
+        </w:rPr>
+        <w:t xml:space="preserve"> רוצ</w:t>
+      </w:r>
+      <w:r>
+        <w:rPr>
+          <w:rFonts w:cstheme="minorHAnsi" w:hint="cs"/>
+          <w:sz w:val="24"/>
+          <w:szCs w:val="24"/>
+          <w:rtl/>
+        </w:rPr>
+        <w:t>ים</w:t>
+      </w:r>
+      <w:r>
+        <w:rPr>
+          <w:rFonts w:cstheme="minorHAnsi"/>
+          <w:sz w:val="24"/>
+          <w:szCs w:val="24"/>
+          <w:rtl/>
+        </w:rPr>
+        <w:t xml:space="preserve"> להיות החלטי</w:t>
+      </w:r>
+      <w:r>
+        <w:rPr>
+          <w:rFonts w:cstheme="minorHAnsi" w:hint="cs"/>
+          <w:sz w:val="24"/>
+          <w:szCs w:val="24"/>
+          <w:rtl/>
+        </w:rPr>
+        <w:t>ים</w:t>
+      </w:r>
+      <w:r>
+        <w:rPr>
+          <w:rFonts w:cstheme="minorHAnsi"/>
+          <w:sz w:val="24"/>
+          <w:szCs w:val="24"/>
+          <w:rtl/>
+        </w:rPr>
+        <w:t xml:space="preserve"> יותר בבחירת הנושא לפרויקט וכך להרוויח</w:t>
+      </w:r>
+      <w:r>
+        <w:rPr>
+          <w:rFonts w:cstheme="minorHAnsi" w:hint="cs"/>
+          <w:sz w:val="24"/>
+          <w:szCs w:val="24"/>
+          <w:rtl/>
+        </w:rPr>
+        <w:t xml:space="preserve"> לנו</w:t>
+      </w:r>
+      <w:r>
+        <w:rPr>
+          <w:rFonts w:cstheme="minorHAnsi"/>
+          <w:sz w:val="24"/>
+          <w:szCs w:val="24"/>
+          <w:rtl/>
+        </w:rPr>
+        <w:t xml:space="preserve"> יותר זמן לעבודה.</w:t>
+      </w:r>
+    </w:p>
+    <w:p>
+      <w:pPr>
+        <w:rPr>
+          <w:rFonts w:cstheme="minorHAnsi"/>
+          <w:sz w:val="24"/>
+          <w:szCs w:val="24"/>
+          <w:rtl/>
+        </w:rPr>
+      </w:pPr>
+      <w:r>
+        <w:rPr>
+          <w:rFonts w:cstheme="minorHAnsi"/>
+          <w:sz w:val="24"/>
+          <w:szCs w:val="24"/>
+          <w:rtl/>
+        </w:rPr>
+        <w:t>לסיכום, אנ</w:t>
+      </w:r>
+      <w:r>
+        <w:rPr>
+          <w:rFonts w:cstheme="minorHAnsi" w:hint="cs"/>
+          <w:sz w:val="24"/>
+          <w:szCs w:val="24"/>
+          <w:rtl/>
+        </w:rPr>
+        <w:t>חנו</w:t>
+      </w:r>
+      <w:r>
+        <w:rPr>
+          <w:rFonts w:cstheme="minorHAnsi"/>
+          <w:sz w:val="24"/>
+          <w:szCs w:val="24"/>
+          <w:rtl/>
+        </w:rPr>
+        <w:t xml:space="preserve"> מרגיש</w:t>
+      </w:r>
+      <w:r>
+        <w:rPr>
+          <w:rFonts w:cstheme="minorHAnsi" w:hint="cs"/>
+          <w:sz w:val="24"/>
+          <w:szCs w:val="24"/>
+          <w:rtl/>
+        </w:rPr>
+        <w:t>ים</w:t>
+      </w:r>
+      <w:r>
+        <w:rPr>
+          <w:rFonts w:cstheme="minorHAnsi"/>
+          <w:sz w:val="24"/>
+          <w:szCs w:val="24"/>
+          <w:rtl/>
+        </w:rPr>
+        <w:t xml:space="preserve"> שתהליך העבודה על הפרויקט שיפר את החשיבה של</w:t>
+      </w:r>
+      <w:r>
+        <w:rPr>
+          <w:rFonts w:cstheme="minorHAnsi" w:hint="cs"/>
+          <w:sz w:val="24"/>
+          <w:szCs w:val="24"/>
+          <w:rtl/>
+        </w:rPr>
+        <w:t>נו</w:t>
+      </w:r>
+      <w:r>
+        <w:rPr>
+          <w:rFonts w:cstheme="minorHAnsi"/>
+          <w:sz w:val="24"/>
+          <w:szCs w:val="24"/>
+          <w:rtl/>
+        </w:rPr>
+        <w:t xml:space="preserve"> בכל </w:t>
+      </w:r>
+      <w:r>
+        <w:rPr>
+          <w:rFonts w:cstheme="minorHAnsi" w:hint="cs"/>
+          <w:sz w:val="24"/>
+          <w:szCs w:val="24"/>
+          <w:rtl/>
+        </w:rPr>
         <w:t>מני נושאים מעולם התכנות</w:t>
       </w:r>
       <w:r>
@@ -18283,7 +19217,25 @@
           <w:szCs w:val="24"/>
           <w:rtl/>
         </w:rPr>
-        <w:t xml:space="preserve"> והראה לי שלמרות </w:t>
+        <w:t xml:space="preserve"> והראה ל</w:t>
+      </w:r>
+      <w:r>
+        <w:rPr>
+          <w:rFonts w:cstheme="minorHAnsi" w:hint="cs"/>
+          <w:sz w:val="24"/>
+          <w:szCs w:val="24"/>
+          <w:rtl/>
+        </w:rPr>
+        <w:t>נו</w:t>
+      </w:r>
+      <w:r>
+        <w:rPr>
+          <w:rFonts w:cstheme="minorHAnsi"/>
+          <w:sz w:val="24"/>
+          <w:szCs w:val="24"/>
+          <w:rtl/>
+        </w:rPr>
+        <w:t xml:space="preserve"> שלמרות </w:t>
       </w:r>
       <w:r>
         <w:rPr>
@@ -18727,7 +19679,7 @@
 </file>
 
 <file path=word/endnotes.xml><?xml version="1.0" encoding="utf-8"?>
-<w:endnotes xmlns:wpc="http://schemas.microsoft.com/office/word/2010/wordprocessingCanvas" xmlns:cx="http://schemas.microsoft.com/office/drawing/2014/chartex" xmlns:cx1="http://schemas.microsoft.com/office/drawing/2015/9/8/chartex" xmlns:cx2="http://schemas.microsoft.com/office/drawing/2015/10/21/chartex" xmlns:cx3="http://schemas.microsoft.com/office/drawing/2016/5/9/chartex" xmlns:cx4="http://schemas.microsoft.com/office/drawing/2016/5/10/chartex" xmlns:cx5="http://schemas.microsoft.com/office/drawing/2016/5/11/chartex" xmlns:cx6="http://schemas.microsoft.com/office/drawing/2016/5/12/chartex" xmlns:cx7="http://schemas.microsoft.com/office/drawing/2016/5/13/chartex" xmlns:cx8="http://schemas.microsoft.com/office/drawing/2016/5/14/chartex" xmlns:mc="http://schemas.openxmlformats.org/markup-compatibility/2006" xmlns:aink="http://schemas.microsoft.com/office/drawing/2016/ink" xmlns:am3d="http://schemas.microsoft.com/office/drawing/2017/model3d" xmlns:o="urn:schemas-microsoft-com:office:office" xmlns:oel="http://schemas.microsoft.com/office/2019/extlst" xmlns:r="http://schemas.openxmlformats.org/officeDocument/2006/relationships" xmlns:m="http://schemas.openxmlformats.org/officeDocument/2006/math" xmlns:v="urn:schemas-microsoft-com:vml" xmlns:wp14="http://schemas.microsoft.com/office/word/2010/wordprocessingDrawing" xmlns:wp="http://schemas.openxmlformats.org/drawingml/2006/wordprocessingDrawing" xmlns:w10="urn:schemas-microsoft-com:office:word" xmlns:w="http://schemas.openxmlformats.org/wordprocessingml/2006/main" xmlns:w14="http://schemas.microsoft.com/office/word/2010/wordml" xmlns:w15="http://schemas.microsoft.com/office/word/2012/wordml" xmlns:w16cex="http://schemas.microsoft.com/office/word/2018/wordml/cex" xmlns:w16cid="http://schemas.microsoft.com/office/word/2016/wordml/cid" xmlns:w16="http://schemas.microsoft.com/office/word/2018/wordml" xmlns:w16sdtdh="http://schemas.microsoft.com/office/word/2020/wordml/sdtdatahash" xmlns:w16se="http://schemas.microsoft.com/office/word/2015/wordml/symex" xmlns:wpg="http://schemas.microsoft.com/office/word/2010/wordprocessingGroup" xmlns:wpi="http://schemas.microsoft.com/office/word/2010/wordprocessingInk" xmlns:wne="http://schemas.microsoft.com/office/word/2006/wordml" xmlns:wps="http://schemas.microsoft.com/office/word/2010/wordprocessingShape" mc:Ignorable="w14 w15 w16se w16cid w16 w16cex w16sdtdh wp14">
+<w:endnotes xmlns:wpc="http://schemas.microsoft.com/office/word/2010/wordprocessingCanvas" xmlns:cx="http://schemas.microsoft.com/office/drawing/2014/chartex" xmlns:cx1="http://schemas.microsoft.com/office/drawing/2015/9/8/chartex" xmlns:cx2="http://schemas.microsoft.com/office/drawing/2015/10/21/chartex" xmlns:cx3="http://schemas.microsoft.com/office/drawing/2016/5/9/chartex" xmlns:cx4="http://schemas.microsoft.com/office/drawing/2016/5/10/chartex" xmlns:cx5="http://schemas.microsoft.com/office/drawing/2016/5/11/chartex" xmlns:cx6="http://schemas.microsoft.com/office/drawing/2016/5/12/chartex" xmlns:cx7="http://schemas.microsoft.com/office/drawing/2016/5/13/chartex" xmlns:cx8="http://schemas.microsoft.com/office/drawing/2016/5/14/chartex" xmlns:mc="http://schemas.openxmlformats.org/markup-compatibility/2006" xmlns:aink="http://schemas.microsoft.com/office/drawing/2016/ink" xmlns:am3d="http://schemas.microsoft.com/office/drawing/2017/model3d" xmlns:o="urn:schemas-microsoft-com:office:office" xmlns:oel="http://schemas.microsoft.com/office/2019/extlst" xmlns:r="http://schemas.openxmlformats.org/officeDocument/2006/relationships" xmlns:m="http://schemas.openxmlformats.org/officeDocument/2006/math" xmlns:v="urn:schemas-microsoft-com:vml" xmlns:wp14="http://schemas.microsoft.com/office/word/2010/wordprocessingDrawing" xmlns:wp="http://schemas.openxmlformats.org/drawingml/2006/wordprocessingDrawing" xmlns:w10="urn:schemas-microsoft-com:office:word" xmlns:w="http://schemas.openxmlformats.org/wordprocessingml/2006/main" xmlns:w14="http://schemas.microsoft.com/office/word/2010/wordml" xmlns:w15="http://schemas.microsoft.com/office/word/2012/wordml" xmlns:w16cex="http://schemas.microsoft.com/office/word/2018/wordml/cex" xmlns:w16cid="http://schemas.microsoft.com/office/word/2016/wordml/cid" xmlns:w16="http://schemas.microsoft.com/office/word/2018/wordml" xmlns:w16du="http://schemas.microsoft.com/office/word/2023/wordml/word16du" xmlns:w16sdtdh="http://schemas.microsoft.com/office/word/2020/wordml/sdtdatahash" xmlns:w16sdtfl="http://schemas.microsoft.com/office/word/2024/wordml/sdtformatlock" xmlns:w16se="http://schemas.microsoft.com/office/word/2015/wordml/symex" xmlns:wpg="http://schemas.microsoft.com/office/word/2010/wordprocessingGroup" xmlns:wpi="http://schemas.microsoft.com/office/word/2010/wordprocessingInk" xmlns:wne="http://schemas.microsoft.com/office/word/2006/wordml" xmlns:wps="http://schemas.microsoft.com/office/word/2010/wordprocessingShape" mc:Ignorable="w14 w15 w16se w16cid w16 w16cex w16sdtdh w16sdtfl w16du wp14">
   <w:endnote w:type="separator" w:id="-1">
     <w:p>
       <w:pPr>
@@ -18752,7 +19704,7 @@
 </file>
 
 <file path=word/footer1.xml><?xml version="1.0" encoding="utf-8"?>
-<w:ftr xmlns:wpc="http://schemas.microsoft.com/office/word/2010/wordprocessingCanvas" xmlns:cx="http://schemas.microsoft.com/office/drawing/2014/chartex" xmlns:cx1="http://schemas.microsoft.com/office/drawing/2015/9/8/chartex" xmlns:cx2="http://schemas.microsoft.com/office/drawing/2015/10/21/chartex" xmlns:cx3="http://schemas.microsoft.com/office/drawing/2016/5/9/chartex" xmlns:cx4="http://schemas.microsoft.com/office/drawing/2016/5/10/chartex" xmlns:cx5="http://schemas.microsoft.com/office/drawing/2016/5/11/chartex" xmlns:cx6="http://schemas.microsoft.com/office/drawing/2016/5/12/chartex" xmlns:cx7="http://schemas.microsoft.com/office/drawing/2016/5/13/chartex" xmlns:cx8="http://schemas.microsoft.com/office/drawing/2016/5/14/chartex" xmlns:mc="http://schemas.openxmlformats.org/markup-compatibility/2006" xmlns:aink="http://schemas.microsoft.com/office/drawing/2016/ink" xmlns:am3d="http://schemas.microsoft.com/office/drawing/2017/model3d" xmlns:o="urn:schemas-microsoft-com:office:office" xmlns:oel="http://schemas.microsoft.com/office/2019/extlst" xmlns:r="http://schemas.openxmlformats.org/officeDocument/2006/relationships" xmlns:m="http://schemas.openxmlformats.org/officeDocument/2006/math" xmlns:v="urn:schemas-microsoft-com:vml" xmlns:wp14="http://schemas.microsoft.com/office/word/2010/wordprocessingDrawing" xmlns:wp="http://schemas.openxmlformats.org/drawingml/2006/wordprocessingDrawing" xmlns:w10="urn:schemas-microsoft-com:office:word" xmlns:w="http://schemas.openxmlformats.org/wordprocessingml/2006/main" xmlns:w14="http://schemas.microsoft.com/office/word/2010/wordml" xmlns:w15="http://schemas.microsoft.com/office/word/2012/wordml" xmlns:w16cex="http://schemas.microsoft.com/office/word/2018/wordml/cex" xmlns:w16cid="http://schemas.microsoft.com/office/word/2016/wordml/cid" xmlns:w16="http://schemas.microsoft.com/office/word/2018/wordml" xmlns:w16sdtdh="http://schemas.microsoft.com/office/word/2020/wordml/sdtdatahash" xmlns:w16se="http://schemas.microsoft.com/office/word/2015/wordml/symex" xmlns:wpg="http://schemas.microsoft.com/office/word/2010/wordprocessingGroup" xmlns:wpi="http://schemas.microsoft.com/office/word/2010/wordprocessingInk" xmlns:wne="http://schemas.microsoft.com/office/word/2006/wordml" xmlns:wps="http://schemas.microsoft.com/office/word/2010/wordprocessingShape" mc:Ignorable="w14 w15 w16se w16cid w16 w16cex w16sdtdh wp14">
+<w:ftr xmlns:wpc="http://schemas.microsoft.com/office/word/2010/wordprocessingCanvas" xmlns:cx="http://schemas.microsoft.com/office/drawing/2014/chartex" xmlns:cx1="http://schemas.microsoft.com/office/drawing/2015/9/8/chartex" xmlns:cx2="http://schemas.microsoft.com/office/drawing/2015/10/21/chartex" xmlns:cx3="http://schemas.microsoft.com/office/drawing/2016/5/9/chartex" xmlns:cx4="http://schemas.microsoft.com/office/drawing/2016/5/10/chartex" xmlns:cx5="http://schemas.microsoft.com/office/drawing/2016/5/11/chartex" xmlns:cx6="http://schemas.microsoft.com/office/drawing/2016/5/12/chartex" xmlns:cx7="http://schemas.microsoft.com/office/drawing/2016/5/13/chartex" xmlns:cx8="http://schemas.microsoft.com/office/drawing/2016/5/14/chartex" xmlns:mc="http://schemas.openxmlformats.org/markup-compatibility/2006" xmlns:aink="http://schemas.microsoft.com/office/drawing/2016/ink" xmlns:am3d="http://schemas.microsoft.com/office/drawing/2017/model3d" xmlns:o="urn:schemas-microsoft-com:office:office" xmlns:oel="http://schemas.microsoft.com/office/2019/extlst" xmlns:r="http://schemas.openxmlformats.org/officeDocument/2006/relationships" xmlns:m="http://schemas.openxmlformats.org/officeDocument/2006/math" xmlns:v="urn:schemas-microsoft-com:vml" xmlns:wp14="http://schemas.microsoft.com/office/word/2010/wordprocessingDrawing" xmlns:wp="http://schemas.openxmlformats.org/drawingml/2006/wordprocessingDrawing" xmlns:w10="urn:schemas-microsoft-com:office:word" xmlns:w="http://schemas.openxmlformats.org/wordprocessingml/2006/main" xmlns:w14="http://schemas.microsoft.com/office/word/2010/wordml" xmlns:w15="http://schemas.microsoft.com/office/word/2012/wordml" xmlns:w16cex="http://schemas.microsoft.com/office/word/2018/wordml/cex" xmlns:w16cid="http://schemas.microsoft.com/office/word/2016/wordml/cid" xmlns:w16="http://schemas.microsoft.com/office/word/2018/wordml" xmlns:w16du="http://schemas.microsoft.com/office/word/2023/wordml/word16du" xmlns:w16sdtdh="http://schemas.microsoft.com/office/word/2020/wordml/sdtdatahash" xmlns:w16sdtfl="http://schemas.microsoft.com/office/word/2024/wordml/sdtformatlock" xmlns:w16se="http://schemas.microsoft.com/office/word/2015/wordml/symex" xmlns:wpg="http://schemas.microsoft.com/office/word/2010/wordprocessingGroup" xmlns:wpi="http://schemas.microsoft.com/office/word/2010/wordprocessingInk" xmlns:wne="http://schemas.microsoft.com/office/word/2006/wordml" xmlns:wps="http://schemas.microsoft.com/office/word/2010/wordprocessingShape" mc:Ignorable="w14 w15 w16se w16cid w16 w16cex w16sdtdh w16sdtfl w16du wp14">
   <w:sdt>
     <w:sdtPr>
       <w:rPr>
@@ -18839,7 +19791,7 @@
 </file>
 
 <file path=word/footnotes.xml><?xml version="1.0" encoding="utf-8"?>
-<w:footnotes xmlns:wpc="http://schemas.microsoft.com/office/word/2010/wordprocessingCanvas" xmlns:cx="http://schemas.microsoft.com/office/drawing/2014/chartex" xmlns:cx1="http://schemas.microsoft.com/office/drawing/2015/9/8/chartex" xmlns:cx2="http://schemas.microsoft.com/office/drawing/2015/10/21/chartex" xmlns:cx3="http://schemas.microsoft.com/office/drawing/2016/5/9/chartex" xmlns:cx4="http://schemas.microsoft.com/office/drawing/2016/5/10/chartex" xmlns:cx5="http://schemas.microsoft.com/office/drawing/2016/5/11/chartex" xmlns:cx6="http://schemas.microsoft.com/office/drawing/2016/5/12/chartex" xmlns:cx7="http://schemas.microsoft.com/office/drawing/2016/5/13/chartex" xmlns:cx8="http://schemas.microsoft.com/office/drawing/2016/5/14/chartex" xmlns:mc="http://schemas.openxmlformats.org/markup-compatibility/2006" xmlns:aink="http://schemas.microsoft.com/office/drawing/2016/ink" xmlns:am3d="http://schemas.microsoft.com/office/drawing/2017/model3d" xmlns:o="urn:schemas-microsoft-com:office:office" xmlns:oel="http://schemas.microsoft.com/office/2019/extlst" xmlns:r="http://schemas.openxmlformats.org/officeDocument/2006/relationships" xmlns:m="http://schemas.openxmlformats.org/officeDocument/2006/math" xmlns:v="urn:schemas-microsoft-com:vml" xmlns:wp14="http://schemas.microsoft.com/office/word/2010/wordprocessingDrawing" xmlns:wp="http://schemas.openxmlformats.org/drawingml/2006/wordprocessingDrawing" xmlns:w10="urn:schemas-microsoft-com:office:word" xmlns:w="http://schemas.openxmlformats.org/wordprocessingml/2006/main" xmlns:w14="http://schemas.microsoft.com/office/word/2010/wordml" xmlns:w15="http://schemas.microsoft.com/office/word/2012/wordml" xmlns:w16cex="http://schemas.microsoft.com/office/word/2018/wordml/cex" xmlns:w16cid="http://schemas.microsoft.com/office/word/2016/wordml/cid" xmlns:w16="http://schemas.microsoft.com/office/word/2018/wordml" xmlns:w16sdtdh="http://schemas.microsoft.com/office/word/2020/wordml/sdtdatahash" xmlns:w16se="http://schemas.microsoft.com/office/word/2015/wordml/symex" xmlns:wpg="http://schemas.microsoft.com/office/word/2010/wordprocessingGroup" xmlns:wpi="http://schemas.microsoft.com/office/word/2010/wordprocessingInk" xmlns:wne="http://schemas.microsoft.com/office/word/2006/wordml" xmlns:wps="http://schemas.microsoft.com/office/word/2010/wordprocessingShape" mc:Ignorable="w14 w15 w16se w16cid w16 w16cex w16sdtdh wp14">
+<w:footnotes xmlns:wpc="http://schemas.microsoft.com/office/word/2010/wordprocessingCanvas" xmlns:cx="http://schemas.microsoft.com/office/drawing/2014/chartex" xmlns:cx1="http://schemas.microsoft.com/office/drawing/2015/9/8/chartex" xmlns:cx2="http://schemas.microsoft.com/office/drawing/2015/10/21/chartex" xmlns:cx3="http://schemas.microsoft.com/office/drawing/2016/5/9/chartex" xmlns:cx4="http://schemas.microsoft.com/office/drawing/2016/5/10/chartex" xmlns:cx5="http://schemas.microsoft.com/office/drawing/2016/5/11/chartex" xmlns:cx6="http://schemas.microsoft.com/office/drawing/2016/5/12/chartex" xmlns:cx7="http://schemas.microsoft.com/office/drawing/2016/5/13/chartex" xmlns:cx8="http://schemas.microsoft.com/office/drawing/2016/5/14/chartex" xmlns:mc="http://schemas.openxmlformats.org/markup-compatibility/2006" xmlns:aink="http://schemas.microsoft.com/office/drawing/2016/ink" xmlns:am3d="http://schemas.microsoft.com/office/drawing/2017/model3d" xmlns:o="urn:schemas-microsoft-com:office:office" xmlns:oel="http://schemas.microsoft.com/office/2019/extlst" xmlns:r="http://schemas.openxmlformats.org/officeDocument/2006/relationships" xmlns:m="http://schemas.openxmlformats.org/officeDocument/2006/math" xmlns:v="urn:schemas-microsoft-com:vml" xmlns:wp14="http://schemas.microsoft.com/office/word/2010/wordprocessingDrawing" xmlns:wp="http://schemas.openxmlformats.org/drawingml/2006/wordprocessingDrawing" xmlns:w10="urn:schemas-microsoft-com:office:word" xmlns:w="http://schemas.openxmlformats.org/wordprocessingml/2006/main" xmlns:w14="http://schemas.microsoft.com/office/word/2010/wordml" xmlns:w15="http://schemas.microsoft.com/office/word/2012/wordml" xmlns:w16cex="http://schemas.microsoft.com/office/word/2018/wordml/cex" xmlns:w16cid="http://schemas.microsoft.com/office/word/2016/wordml/cid" xmlns:w16="http://schemas.microsoft.com/office/word/2018/wordml" xmlns:w16du="http://schemas.microsoft.com/office/word/2023/wordml/word16du" xmlns:w16sdtdh="http://schemas.microsoft.com/office/word/2020/wordml/sdtdatahash" xmlns:w16sdtfl="http://schemas.microsoft.com/office/word/2024/wordml/sdtformatlock" xmlns:w16se="http://schemas.microsoft.com/office/word/2015/wordml/symex" xmlns:wpg="http://schemas.microsoft.com/office/word/2010/wordprocessingGroup" xmlns:wpi="http://schemas.microsoft.com/office/word/2010/wordprocessingInk" xmlns:wne="http://schemas.microsoft.com/office/word/2006/wordml" xmlns:wps="http://schemas.microsoft.com/office/word/2010/wordprocessingShape" mc:Ignorable="w14 w15 w16se w16cid w16 w16cex w16sdtdh w16sdtfl w16du wp14">
   <w:footnote w:type="separator" w:id="-1">
     <w:p>
       <w:pPr>
@@ -18864,7 +19816,7 @@
 </file>
 
 <file path=word/numbering.xml><?xml version="1.0" encoding="utf-8"?>
-<w:numbering xmlns:wpc="http://schemas.microsoft.com/office/word/2010/wordprocessingCanvas" xmlns:cx="http://schemas.microsoft.com/office/drawing/2014/chartex" xmlns:cx1="http://schemas.microsoft.com/office/drawing/2015/9/8/chartex" xmlns:cx2="http://schemas.microsoft.com/office/drawing/2015/10/21/chartex" xmlns:cx3="http://schemas.microsoft.com/office/drawing/2016/5/9/chartex" xmlns:cx4="http://schemas.microsoft.com/office/drawing/2016/5/10/chartex" xmlns:cx5="http://schemas.microsoft.com/office/drawing/2016/5/11/chartex" xmlns:cx6="http://schemas.microsoft.com/office/drawing/2016/5/12/chartex" xmlns:cx7="http://schemas.microsoft.com/office/drawing/2016/5/13/chartex" xmlns:cx8="http://schemas.microsoft.com/office/drawing/2016/5/14/chartex" xmlns:mc="http://schemas.openxmlformats.org/markup-compatibility/2006" xmlns:aink="http://schemas.microsoft.com/office/drawing/2016/ink" xmlns:am3d="http://schemas.microsoft.com/office/drawing/2017/model3d" xmlns:o="urn:schemas-microsoft-com:office:office" xmlns:oel="http://schemas.microsoft.com/office/2019/extlst" xmlns:r="http://schemas.openxmlformats.org/officeDocument/2006/relationships" xmlns:m="http://schemas.openxmlformats.org/officeDocument/2006/math" xmlns:v="urn:schemas-microsoft-com:vml" xmlns:wp14="http://schemas.microsoft.com/office/word/2010/wordprocessingDrawing" xmlns:wp="http://schemas.openxmlformats.org/drawingml/2006/wordprocessingDrawing" xmlns:w10="urn:schemas-microsoft-com:office:word" xmlns:w="http://schemas.openxmlformats.org/wordprocessingml/2006/main" xmlns:w14="http://schemas.microsoft.com/office/word/2010/wordml" xmlns:w15="http://schemas.microsoft.com/office/word/2012/wordml" xmlns:w16cex="http://schemas.microsoft.com/office/word/2018/wordml/cex" xmlns:w16cid="http://schemas.microsoft.com/office/word/2016/wordml/cid" xmlns:w16="http://schemas.microsoft.com/office/word/2018/wordml" xmlns:w16sdtdh="http://schemas.microsoft.com/office/word/2020/wordml/sdtdatahash" xmlns:w16se="http://schemas.microsoft.com/office/word/2015/wordml/symex" xmlns:wpg="http://schemas.microsoft.com/office/word/2010/wordprocessingGroup" xmlns:wpi="http://schemas.microsoft.com/office/word/2010/wordprocessingInk" xmlns:wne="http://schemas.microsoft.com/office/word/2006/wordml" xmlns:wps="http://schemas.microsoft.com/office/word/2010/wordprocessingShape" mc:Ignorable="w14 w15 w16se w16cid w16 w16cex w16sdtdh wp14">
+<w:numbering xmlns:wpc="http://schemas.microsoft.com/office/word/2010/wordprocessingCanvas" xmlns:cx="http://schemas.microsoft.com/office/drawing/2014/chartex" xmlns:cx1="http://schemas.microsoft.com/office/drawing/2015/9/8/chartex" xmlns:cx2="http://schemas.microsoft.com/office/drawing/2015/10/21/chartex" xmlns:cx3="http://schemas.microsoft.com/office/drawing/2016/5/9/chartex" xmlns:cx4="http://schemas.microsoft.com/office/drawing/2016/5/10/chartex" xmlns:cx5="http://schemas.microsoft.com/office/drawing/2016/5/11/chartex" xmlns:cx6="http://schemas.microsoft.com/office/drawing/2016/5/12/chartex" xmlns:cx7="http://schemas.microsoft.com/office/drawing/2016/5/13/chartex" xmlns:cx8="http://schemas.microsoft.com/office/drawing/2016/5/14/chartex" xmlns:mc="http://schemas.openxmlformats.org/markup-compatibility/2006" xmlns:aink="http://schemas.microsoft.com/office/drawing/2016/ink" xmlns:am3d="http://schemas.microsoft.com/office/drawing/2017/model3d" xmlns:o="urn:schemas-microsoft-com:office:office" xmlns:oel="http://schemas.microsoft.com/office/2019/extlst" xmlns:r="http://schemas.openxmlformats.org/officeDocument/2006/relationships" xmlns:m="http://schemas.openxmlformats.org/officeDocument/2006/math" xmlns:v="urn:schemas-microsoft-com:vml" xmlns:wp14="http://schemas.microsoft.com/office/word/2010/wordprocessingDrawing" xmlns:wp="http://schemas.openxmlformats.org/drawingml/2006/wordprocessingDrawing" xmlns:w10="urn:schemas-microsoft-com:office:word" xmlns:w="http://schemas.openxmlformats.org/wordprocessingml/2006/main" xmlns:w14="http://schemas.microsoft.com/office/word/2010/wordml" xmlns:w15="http://schemas.microsoft.com/office/word/2012/wordml" xmlns:w16cex="http://schemas.microsoft.com/office/word/2018/wordml/cex" xmlns:w16cid="http://schemas.microsoft.com/office/word/2016/wordml/cid" xmlns:w16="http://schemas.microsoft.com/office/word/2018/wordml" xmlns:w16du="http://schemas.microsoft.com/office/word/2023/wordml/word16du" xmlns:w16sdtdh="http://schemas.microsoft.com/office/word/2020/wordml/sdtdatahash" xmlns:w16sdtfl="http://schemas.microsoft.com/office/word/2024/wordml/sdtformatlock" xmlns:w16se="http://schemas.microsoft.com/office/word/2015/wordml/symex" xmlns:wpg="http://schemas.microsoft.com/office/word/2010/wordprocessingGroup" xmlns:wpi="http://schemas.microsoft.com/office/word/2010/wordprocessingInk" xmlns:wne="http://schemas.microsoft.com/office/word/2006/wordml" xmlns:wps="http://schemas.microsoft.com/office/word/2010/wordprocessingShape" mc:Ignorable="w14 w15 w16se w16cid w16 w16cex w16sdtdh w16sdtfl w16du wp14">
   <w:abstractNum w:abstractNumId="0" w15:restartNumberingAfterBreak="0">
     <w:nsid w:val="002B202A"/>
     <w:multiLevelType w:val="hybridMultilevel"/>
@@ -20791,7 +21743,7 @@
 </file>
 
 <file path=word/styles.xml><?xml version="1.0" encoding="utf-8"?>
-<w:styles xmlns:mc="http://schemas.openxmlformats.org/markup-compatibility/2006" xmlns:r="http://schemas.openxmlformats.org/officeDocument/2006/relationships" xmlns:w="http://schemas.openxmlformats.org/wordprocessingml/2006/main" xmlns:w14="http://schemas.microsoft.com/office/word/2010/wordml" xmlns:w15="http://schemas.microsoft.com/office/word/2012/wordml" xmlns:w16cex="http://schemas.microsoft.com/office/word/2018/wordml/cex" xmlns:w16cid="http://schemas.microsoft.com/office/word/2016/wordml/cid" xmlns:w16="http://schemas.microsoft.com/office/word/2018/wordml" xmlns:w16sdtdh="http://schemas.microsoft.com/office/word/2020/wordml/sdtdatahash" xmlns:w16se="http://schemas.microsoft.com/office/word/2015/wordml/symex" mc:Ignorable="w14 w15 w16se w16cid w16 w16cex w16sdtdh">
+<w:styles xmlns:mc="http://schemas.openxmlformats.org/markup-compatibility/2006" xmlns:r="http://schemas.openxmlformats.org/officeDocument/2006/relationships" xmlns:w="http://schemas.openxmlformats.org/wordprocessingml/2006/main" xmlns:w14="http://schemas.microsoft.com/office/word/2010/wordml" xmlns:w15="http://schemas.microsoft.com/office/word/2012/wordml" xmlns:w16cex="http://schemas.microsoft.com/office/word/2018/wordml/cex" xmlns:w16cid="http://schemas.microsoft.com/office/word/2016/wordml/cid" xmlns:w16="http://schemas.microsoft.com/office/word/2018/wordml" xmlns:w16du="http://schemas.microsoft.com/office/word/2023/wordml/word16du" xmlns:w16sdtdh="http://schemas.microsoft.com/office/word/2020/wordml/sdtdatahash" xmlns:w16sdtfl="http://schemas.microsoft.com/office/word/2024/wordml/sdtformatlock" xmlns:w16se="http://schemas.microsoft.com/office/word/2015/wordml/symex" mc:Ignorable="w14 w15 w16se w16cid w16 w16cex w16sdtdh w16sdtfl w16du">
   <w:docDefaults>
     <w:rPrDefault>
       <w:rPr>
